--- a/01-电源电路/04-电池充放电管理/锂电池充电电路/锂电池充电电路.docx
+++ b/01-电源电路/04-电池充放电管理/锂电池充电电路/锂电池充电电路.docx
@@ -2274,6 +2274,20 @@
     </w:p>
     <w:bookmarkEnd w:id="26"/>
     <w:bookmarkEnd w:id="27"/>
+    <w:p>
+      <w:pPr>
+        <w:spacing w:before="360"/>
+        <w:jc w:val="center"/>
+      </w:pPr>
+      <w:r>
+        <w:rPr>
+          <w:rFonts w:ascii="Times New Roman" w:hAnsi="Times New Roman"/>
+          <w:color w:val="555555"/>
+          <w:sz w:val="21"/>
+        </w:rPr>
+        <w:t>材料收集者：杜文杰</w:t>
+      </w:r>
+    </w:p>
     <w:sectPr>
       <w:headerReference r:id="rId9" w:type="default"/>
       <w:footerReference r:id="rId10" w:type="default"/>

--- a/01-电源电路/04-电池充放电管理/锂电池充电电路/锂电池充电电路.docx
+++ b/01-电源电路/04-电池充放电管理/锂电池充电电路/锂电池充电电路.docx
@@ -1,6 +1,6 @@
 
 <file path=word/document.xml><?xml version="1.0" encoding="utf-8"?>
-<w:document xmlns:w="http://schemas.openxmlformats.org/wordprocessingml/2006/main" xmlns:m="http://schemas.openxmlformats.org/officeDocument/2006/math" xmlns:r="http://schemas.openxmlformats.org/officeDocument/2006/relationships" xmlns:o="urn:schemas-microsoft-com:office:office" xmlns:v="urn:schemas-microsoft-com:vml" xmlns:w10="urn:schemas-microsoft-com:office:word" xmlns:a="http://schemas.openxmlformats.org/drawingml/2006/main" xmlns:pic="http://schemas.openxmlformats.org/drawingml/2006/picture" xmlns:wp="http://schemas.openxmlformats.org/drawingml/2006/wordprocessingDrawing">
+<w:document xmlns:m="http://schemas.openxmlformats.org/officeDocument/2006/math" xmlns:r="http://schemas.openxmlformats.org/officeDocument/2006/relationships" xmlns:w="http://schemas.openxmlformats.org/wordprocessingml/2006/main" xmlns:o="urn:schemas-microsoft-com:office:office" xmlns:v="urn:schemas-microsoft-com:vml" xmlns:w10="urn:schemas-microsoft-com:office:word" xmlns:a="http://schemas.openxmlformats.org/drawingml/2006/main" xmlns:pic="http://schemas.openxmlformats.org/drawingml/2006/picture" xmlns:wp="http://schemas.openxmlformats.org/drawingml/2006/wordprocessingDrawing">
   <w:body>
     <w:bookmarkStart w:id="27" w:name="锂电池充电电路"/>
     <w:p>
@@ -9,7 +9,7 @@
       </w:pPr>
       <w:r>
         <w:rPr>
-          <w:rFonts w:hint="eastAsia"/>
+          <w:rFonts w:hint="eastAsia" w:eastAsia="黑体"/>
         </w:rPr>
         <w:t xml:space="preserve">锂电池充电电路</w:t>
       </w:r>
@@ -21,7 +21,7 @@
       </w:pPr>
       <w:r>
         <w:rPr>
-          <w:rFonts w:hint="eastAsia"/>
+          <w:rFonts w:hint="eastAsia" w:eastAsia="黑体"/>
         </w:rPr>
         <w:t xml:space="preserve">拓扑描述</w:t>
       </w:r>
@@ -32,74 +32,98 @@
       </w:pPr>
       <w:r>
         <w:rPr>
-          <w:rFonts w:hint="eastAsia"/>
+          <w:rFonts w:hint="eastAsia" w:eastAsia="黑体"/>
         </w:rPr>
         <w:t xml:space="preserve">本电路由充电管理</w:t>
       </w:r>
       <w:r>
+        <w:rPr>
+          <w:rFonts w:eastAsia="黑体"/>
+        </w:rPr>
         <w:t xml:space="preserve"> </w:t>
       </w:r>
       <w:r>
         <w:rPr>
-          <w:rFonts w:hint="eastAsia"/>
+          <w:rFonts w:hint="eastAsia" w:eastAsia="黑体"/>
         </w:rPr>
         <w:t xml:space="preserve">IC（编号</w:t>
       </w:r>
       <w:r>
+        <w:rPr>
+          <w:rFonts w:eastAsia="黑体"/>
+        </w:rPr>
         <w:t xml:space="preserve"> </w:t>
       </w:r>
       <w:r>
         <w:rPr>
-          <w:rFonts w:hint="eastAsia"/>
+          <w:rFonts w:hint="eastAsia" w:eastAsia="黑体"/>
         </w:rPr>
         <w:t xml:space="preserve">IC1）、输入电源（编号</w:t>
       </w:r>
       <w:r>
+        <w:rPr>
+          <w:rFonts w:eastAsia="黑体"/>
+        </w:rPr>
         <w:t xml:space="preserve"> </w:t>
       </w:r>
       <w:r>
         <w:rPr>
-          <w:rFonts w:hint="eastAsia"/>
+          <w:rFonts w:hint="eastAsia" w:eastAsia="黑体"/>
         </w:rPr>
         <w:t xml:space="preserve">VIN）、功率调节管（编号</w:t>
       </w:r>
       <w:r>
+        <w:rPr>
+          <w:rFonts w:eastAsia="黑体"/>
+        </w:rPr>
         <w:t xml:space="preserve"> </w:t>
       </w:r>
       <w:r>
         <w:rPr>
-          <w:rFonts w:hint="eastAsia"/>
+          <w:rFonts w:hint="eastAsia" w:eastAsia="黑体"/>
         </w:rPr>
         <w:t xml:space="preserve">Q1，线性型时可为外置达林顿或</w:t>
       </w:r>
       <w:r>
+        <w:rPr>
+          <w:rFonts w:eastAsia="黑体"/>
+        </w:rPr>
         <w:t xml:space="preserve"> IC </w:t>
       </w:r>
       <w:r>
         <w:rPr>
-          <w:rFonts w:hint="eastAsia"/>
+          <w:rFonts w:hint="eastAsia" w:eastAsia="黑体"/>
         </w:rPr>
         <w:t xml:space="preserve">内置，开关型时为功率</w:t>
       </w:r>
       <w:r>
+        <w:rPr>
+          <w:rFonts w:eastAsia="黑体"/>
+        </w:rPr>
         <w:t xml:space="preserve"> MOSFET </w:t>
       </w:r>
       <w:r>
         <w:rPr>
-          <w:rFonts w:hint="eastAsia"/>
+          <w:rFonts w:hint="eastAsia" w:eastAsia="黑体"/>
         </w:rPr>
         <w:t xml:space="preserve">与电感</w:t>
       </w:r>
       <w:r>
+        <w:rPr>
+          <w:rFonts w:eastAsia="黑体"/>
+        </w:rPr>
         <w:t xml:space="preserve"> </w:t>
       </w:r>
       <w:r>
         <w:rPr>
-          <w:rFonts w:hint="eastAsia"/>
+          <w:rFonts w:hint="eastAsia" w:eastAsia="黑体"/>
         </w:rPr>
         <w:t xml:space="preserve">L1）、电流设定电阻</w:t>
       </w:r>
       <w:r>
+        <w:rPr>
+          <w:rFonts w:eastAsia="黑体"/>
+        </w:rPr>
         <w:t xml:space="preserve"> </w:t>
       </w:r>
       <m:oMath>
@@ -127,74 +151,98 @@
       </m:oMath>
       <w:r>
         <w:rPr>
-          <w:rFonts w:hint="eastAsia"/>
+          <w:rFonts w:hint="eastAsia" w:eastAsia="黑体"/>
         </w:rPr>
         <w:t xml:space="preserve">（编号</w:t>
       </w:r>
       <w:r>
+        <w:rPr>
+          <w:rFonts w:eastAsia="黑体"/>
+        </w:rPr>
         <w:t xml:space="preserve"> </w:t>
       </w:r>
       <w:r>
         <w:rPr>
-          <w:rFonts w:hint="eastAsia"/>
+          <w:rFonts w:hint="eastAsia" w:eastAsia="黑体"/>
         </w:rPr>
         <w:t xml:space="preserve">Rprog）、检流电阻以及锂离子电池（编号</w:t>
       </w:r>
       <w:r>
+        <w:rPr>
+          <w:rFonts w:eastAsia="黑体"/>
+        </w:rPr>
         <w:t xml:space="preserve"> </w:t>
       </w:r>
       <w:r>
         <w:rPr>
-          <w:rFonts w:hint="eastAsia"/>
+          <w:rFonts w:hint="eastAsia" w:eastAsia="黑体"/>
         </w:rPr>
         <w:t xml:space="preserve">BAT）组成。关键节点有：输入电源节点</w:t>
       </w:r>
       <w:r>
+        <w:rPr>
+          <w:rFonts w:eastAsia="黑体"/>
+        </w:rPr>
         <w:t xml:space="preserve"> VIN </w:t>
       </w:r>
       <w:r>
         <w:rPr>
-          <w:rFonts w:hint="eastAsia"/>
+          <w:rFonts w:hint="eastAsia" w:eastAsia="黑体"/>
         </w:rPr>
         <w:t xml:space="preserve">与公共地节点</w:t>
       </w:r>
       <w:r>
+        <w:rPr>
+          <w:rFonts w:eastAsia="黑体"/>
+        </w:rPr>
         <w:t xml:space="preserve"> </w:t>
       </w:r>
       <w:r>
         <w:rPr>
-          <w:rFonts w:hint="eastAsia"/>
+          <w:rFonts w:hint="eastAsia" w:eastAsia="黑体"/>
         </w:rPr>
         <w:t xml:space="preserve">GND、功率管调节后的充电输出节点</w:t>
       </w:r>
       <w:r>
+        <w:rPr>
+          <w:rFonts w:eastAsia="黑体"/>
+        </w:rPr>
         <w:t xml:space="preserve"> </w:t>
       </w:r>
       <w:r>
         <w:rPr>
-          <w:rFonts w:hint="eastAsia"/>
+          <w:rFonts w:hint="eastAsia" w:eastAsia="黑体"/>
         </w:rPr>
         <w:t xml:space="preserve">CHG（接电池正端）、电池正端节点</w:t>
       </w:r>
       <w:r>
+        <w:rPr>
+          <w:rFonts w:eastAsia="黑体"/>
+        </w:rPr>
         <w:t xml:space="preserve"> </w:t>
       </w:r>
       <w:r>
         <w:rPr>
-          <w:rFonts w:hint="eastAsia"/>
+          <w:rFonts w:hint="eastAsia" w:eastAsia="黑体"/>
         </w:rPr>
         <w:t xml:space="preserve">B+、电流设定节点</w:t>
       </w:r>
       <w:r>
+        <w:rPr>
+          <w:rFonts w:eastAsia="黑体"/>
+        </w:rPr>
         <w:t xml:space="preserve"> </w:t>
       </w:r>
       <w:r>
         <w:rPr>
-          <w:rFonts w:hint="eastAsia"/>
+          <w:rFonts w:hint="eastAsia" w:eastAsia="黑体"/>
         </w:rPr>
         <w:t xml:space="preserve">PROG（经</w:t>
       </w:r>
       <w:r>
+        <w:rPr>
+          <w:rFonts w:eastAsia="黑体"/>
+        </w:rPr>
         <w:t xml:space="preserve"> </w:t>
       </w:r>
       <m:oMath>
@@ -221,15 +269,21 @@
         </m:sSub>
       </m:oMath>
       <w:r>
+        <w:rPr>
+          <w:rFonts w:eastAsia="黑体"/>
+        </w:rPr>
         <w:t xml:space="preserve"> </w:t>
       </w:r>
       <w:r>
         <w:rPr>
-          <w:rFonts w:hint="eastAsia"/>
+          <w:rFonts w:hint="eastAsia" w:eastAsia="黑体"/>
         </w:rPr>
         <w:t xml:space="preserve">接地）以及电流采样节点</w:t>
       </w:r>
       <w:r>
+        <w:rPr>
+          <w:rFonts w:eastAsia="黑体"/>
+        </w:rPr>
         <w:t xml:space="preserve"> S。</w:t>
       </w:r>
     </w:p>
@@ -237,200 +291,266 @@
       <w:pPr/>
       <w:r>
         <w:rPr>
-          <w:rFonts w:hint="eastAsia"/>
+          <w:rFonts w:hint="eastAsia" w:eastAsia="黑体"/>
         </w:rPr>
         <w:t xml:space="preserve">各元件管脚连接：线性型时功率管</w:t>
       </w:r>
       <w:r>
+        <w:rPr>
+          <w:rFonts w:eastAsia="黑体"/>
+        </w:rPr>
         <w:t xml:space="preserve"> Q1 </w:t>
       </w:r>
       <w:r>
         <w:rPr>
-          <w:rFonts w:hint="eastAsia"/>
+          <w:rFonts w:hint="eastAsia" w:eastAsia="黑体"/>
         </w:rPr>
         <w:t xml:space="preserve">串联于</w:t>
       </w:r>
       <w:r>
+        <w:rPr>
+          <w:rFonts w:eastAsia="黑体"/>
+        </w:rPr>
         <w:t xml:space="preserve"> VIN </w:t>
       </w:r>
       <w:r>
         <w:rPr>
-          <w:rFonts w:hint="eastAsia"/>
+          <w:rFonts w:hint="eastAsia" w:eastAsia="黑体"/>
         </w:rPr>
         <w:t xml:space="preserve">与</w:t>
       </w:r>
       <w:r>
+        <w:rPr>
+          <w:rFonts w:eastAsia="黑体"/>
+        </w:rPr>
         <w:t xml:space="preserve"> CHG </w:t>
       </w:r>
       <w:r>
         <w:rPr>
-          <w:rFonts w:hint="eastAsia"/>
+          <w:rFonts w:hint="eastAsia" w:eastAsia="黑体"/>
         </w:rPr>
         <w:t xml:space="preserve">之间——集电极/漏极接</w:t>
       </w:r>
       <w:r>
+        <w:rPr>
+          <w:rFonts w:eastAsia="黑体"/>
+        </w:rPr>
         <w:t xml:space="preserve"> </w:t>
       </w:r>
       <w:r>
         <w:rPr>
-          <w:rFonts w:hint="eastAsia"/>
+          <w:rFonts w:hint="eastAsia" w:eastAsia="黑体"/>
         </w:rPr>
         <w:t xml:space="preserve">VIN、发射极/源极接</w:t>
       </w:r>
       <w:r>
+        <w:rPr>
+          <w:rFonts w:eastAsia="黑体"/>
+        </w:rPr>
         <w:t xml:space="preserve"> </w:t>
       </w:r>
       <w:r>
         <w:rPr>
-          <w:rFonts w:hint="eastAsia"/>
+          <w:rFonts w:hint="eastAsia" w:eastAsia="黑体"/>
         </w:rPr>
         <w:t xml:space="preserve">CHG、基极/栅极由</w:t>
       </w:r>
       <w:r>
+        <w:rPr>
+          <w:rFonts w:eastAsia="黑体"/>
+        </w:rPr>
         <w:t xml:space="preserve"> IC1 </w:t>
       </w:r>
       <w:r>
         <w:rPr>
-          <w:rFonts w:hint="eastAsia"/>
+          <w:rFonts w:hint="eastAsia" w:eastAsia="黑体"/>
         </w:rPr>
         <w:t xml:space="preserve">的驱动脚控制；开关型时</w:t>
       </w:r>
       <w:r>
+        <w:rPr>
+          <w:rFonts w:eastAsia="黑体"/>
+        </w:rPr>
         <w:t xml:space="preserve"> Q1 </w:t>
       </w:r>
       <w:r>
         <w:rPr>
-          <w:rFonts w:hint="eastAsia"/>
+          <w:rFonts w:hint="eastAsia" w:eastAsia="黑体"/>
         </w:rPr>
         <w:t xml:space="preserve">与电感</w:t>
       </w:r>
       <w:r>
+        <w:rPr>
+          <w:rFonts w:eastAsia="黑体"/>
+        </w:rPr>
         <w:t xml:space="preserve"> L1 </w:t>
       </w:r>
       <w:r>
         <w:rPr>
-          <w:rFonts w:hint="eastAsia"/>
+          <w:rFonts w:hint="eastAsia" w:eastAsia="黑体"/>
         </w:rPr>
         <w:t xml:space="preserve">构成</w:t>
       </w:r>
       <w:r>
+        <w:rPr>
+          <w:rFonts w:eastAsia="黑体"/>
+        </w:rPr>
         <w:t xml:space="preserve"> Buck </w:t>
       </w:r>
       <w:r>
         <w:rPr>
-          <w:rFonts w:hint="eastAsia"/>
+          <w:rFonts w:hint="eastAsia" w:eastAsia="黑体"/>
         </w:rPr>
         <w:t xml:space="preserve">变换器：Q1</w:t>
       </w:r>
       <w:r>
+        <w:rPr>
+          <w:rFonts w:eastAsia="黑体"/>
+        </w:rPr>
         <w:t xml:space="preserve"> </w:t>
       </w:r>
       <w:r>
         <w:rPr>
-          <w:rFonts w:hint="eastAsia"/>
+          <w:rFonts w:hint="eastAsia" w:eastAsia="黑体"/>
         </w:rPr>
         <w:t xml:space="preserve">漏极接</w:t>
       </w:r>
       <w:r>
+        <w:rPr>
+          <w:rFonts w:eastAsia="黑体"/>
+        </w:rPr>
         <w:t xml:space="preserve"> </w:t>
       </w:r>
       <w:r>
         <w:rPr>
-          <w:rFonts w:hint="eastAsia"/>
+          <w:rFonts w:hint="eastAsia" w:eastAsia="黑体"/>
         </w:rPr>
         <w:t xml:space="preserve">VIN、源极接开关节点</w:t>
       </w:r>
       <w:r>
+        <w:rPr>
+          <w:rFonts w:eastAsia="黑体"/>
+        </w:rPr>
         <w:t xml:space="preserve"> </w:t>
       </w:r>
       <w:r>
         <w:rPr>
-          <w:rFonts w:hint="eastAsia"/>
+          <w:rFonts w:hint="eastAsia" w:eastAsia="黑体"/>
         </w:rPr>
         <w:t xml:space="preserve">SW，L1</w:t>
       </w:r>
       <w:r>
+        <w:rPr>
+          <w:rFonts w:eastAsia="黑体"/>
+        </w:rPr>
         <w:t xml:space="preserve"> </w:t>
       </w:r>
       <w:r>
         <w:rPr>
-          <w:rFonts w:hint="eastAsia"/>
+          <w:rFonts w:hint="eastAsia" w:eastAsia="黑体"/>
         </w:rPr>
         <w:t xml:space="preserve">一端接</w:t>
       </w:r>
       <w:r>
+        <w:rPr>
+          <w:rFonts w:eastAsia="黑体"/>
+        </w:rPr>
         <w:t xml:space="preserve"> </w:t>
       </w:r>
       <w:r>
         <w:rPr>
-          <w:rFonts w:hint="eastAsia"/>
+          <w:rFonts w:hint="eastAsia" w:eastAsia="黑体"/>
         </w:rPr>
         <w:t xml:space="preserve">SW、另一端接</w:t>
       </w:r>
       <w:r>
+        <w:rPr>
+          <w:rFonts w:eastAsia="黑体"/>
+        </w:rPr>
         <w:t xml:space="preserve"> </w:t>
       </w:r>
       <w:r>
         <w:rPr>
-          <w:rFonts w:hint="eastAsia"/>
+          <w:rFonts w:hint="eastAsia" w:eastAsia="黑体"/>
         </w:rPr>
         <w:t xml:space="preserve">CHG，同步管/续流二极管接</w:t>
       </w:r>
       <w:r>
+        <w:rPr>
+          <w:rFonts w:eastAsia="黑体"/>
+        </w:rPr>
         <w:t xml:space="preserve"> SW </w:t>
       </w:r>
       <w:r>
         <w:rPr>
-          <w:rFonts w:hint="eastAsia"/>
+          <w:rFonts w:hint="eastAsia" w:eastAsia="黑体"/>
         </w:rPr>
         <w:t xml:space="preserve">与</w:t>
       </w:r>
       <w:r>
+        <w:rPr>
+          <w:rFonts w:eastAsia="黑体"/>
+        </w:rPr>
         <w:t xml:space="preserve"> GND </w:t>
       </w:r>
       <w:r>
         <w:rPr>
-          <w:rFonts w:hint="eastAsia"/>
+          <w:rFonts w:hint="eastAsia" w:eastAsia="黑体"/>
         </w:rPr>
         <w:t xml:space="preserve">之间。充电管理</w:t>
       </w:r>
       <w:r>
+        <w:rPr>
+          <w:rFonts w:eastAsia="黑体"/>
+        </w:rPr>
         <w:t xml:space="preserve"> </w:t>
       </w:r>
       <w:r>
         <w:rPr>
-          <w:rFonts w:hint="eastAsia"/>
+          <w:rFonts w:hint="eastAsia" w:eastAsia="黑体"/>
         </w:rPr>
         <w:t xml:space="preserve">IC（IC1）的电源端接</w:t>
       </w:r>
       <w:r>
+        <w:rPr>
+          <w:rFonts w:eastAsia="黑体"/>
+        </w:rPr>
         <w:t xml:space="preserve"> </w:t>
       </w:r>
       <w:r>
         <w:rPr>
-          <w:rFonts w:hint="eastAsia"/>
+          <w:rFonts w:hint="eastAsia" w:eastAsia="黑体"/>
         </w:rPr>
         <w:t xml:space="preserve">VIN，电池电压采样脚接节点</w:t>
       </w:r>
       <w:r>
+        <w:rPr>
+          <w:rFonts w:eastAsia="黑体"/>
+        </w:rPr>
         <w:t xml:space="preserve"> </w:t>
       </w:r>
       <w:r>
         <w:rPr>
-          <w:rFonts w:hint="eastAsia"/>
+          <w:rFonts w:hint="eastAsia" w:eastAsia="黑体"/>
         </w:rPr>
         <w:t xml:space="preserve">B+（用于涓流/恒压与终止判定），电流设定脚</w:t>
       </w:r>
       <w:r>
+        <w:rPr>
+          <w:rFonts w:eastAsia="黑体"/>
+        </w:rPr>
         <w:t xml:space="preserve"> PROG </w:t>
       </w:r>
       <w:r>
         <w:rPr>
-          <w:rFonts w:hint="eastAsia"/>
+          <w:rFonts w:hint="eastAsia" w:eastAsia="黑体"/>
         </w:rPr>
         <w:t xml:space="preserve">经</w:t>
       </w:r>
       <w:r>
+        <w:rPr>
+          <w:rFonts w:eastAsia="黑体"/>
+        </w:rPr>
         <w:t xml:space="preserve"> </w:t>
       </w:r>
       <m:oMath>
@@ -457,42 +577,57 @@
         </m:sSub>
       </m:oMath>
       <w:r>
+        <w:rPr>
+          <w:rFonts w:eastAsia="黑体"/>
+        </w:rPr>
         <w:t xml:space="preserve"> </w:t>
       </w:r>
       <w:r>
         <w:rPr>
-          <w:rFonts w:hint="eastAsia"/>
+          <w:rFonts w:hint="eastAsia" w:eastAsia="黑体"/>
         </w:rPr>
         <w:t xml:space="preserve">接</w:t>
       </w:r>
       <w:r>
+        <w:rPr>
+          <w:rFonts w:eastAsia="黑体"/>
+        </w:rPr>
         <w:t xml:space="preserve"> GND </w:t>
       </w:r>
       <w:r>
         <w:rPr>
-          <w:rFonts w:hint="eastAsia"/>
+          <w:rFonts w:hint="eastAsia" w:eastAsia="黑体"/>
         </w:rPr>
         <w:t xml:space="preserve">以设定恒流值，电流检测脚接检流电阻两端。电池</w:t>
       </w:r>
       <w:r>
+        <w:rPr>
+          <w:rFonts w:eastAsia="黑体"/>
+        </w:rPr>
         <w:t xml:space="preserve"> BAT </w:t>
       </w:r>
       <w:r>
         <w:rPr>
-          <w:rFonts w:hint="eastAsia"/>
+          <w:rFonts w:hint="eastAsia" w:eastAsia="黑体"/>
         </w:rPr>
         <w:t xml:space="preserve">正极接节点</w:t>
       </w:r>
       <w:r>
+        <w:rPr>
+          <w:rFonts w:eastAsia="黑体"/>
+        </w:rPr>
         <w:t xml:space="preserve"> </w:t>
       </w:r>
       <w:r>
         <w:rPr>
-          <w:rFonts w:hint="eastAsia"/>
+          <w:rFonts w:hint="eastAsia" w:eastAsia="黑体"/>
         </w:rPr>
         <w:t xml:space="preserve">B+、负极接</w:t>
       </w:r>
       <w:r>
+        <w:rPr>
+          <w:rFonts w:eastAsia="黑体"/>
+        </w:rPr>
         <w:t xml:space="preserve"> GND。</w:t>
       </w:r>
     </w:p>
@@ -500,34 +635,43 @@
       <w:pPr/>
       <w:r>
         <w:rPr>
-          <w:rFonts w:hint="eastAsia"/>
+          <w:rFonts w:hint="eastAsia" w:eastAsia="黑体"/>
         </w:rPr>
         <w:t xml:space="preserve">组态上这是一个”充电管理</w:t>
       </w:r>
       <w:r>
+        <w:rPr>
+          <w:rFonts w:eastAsia="黑体"/>
+        </w:rPr>
         <w:t xml:space="preserve"> IC + </w:t>
       </w:r>
       <w:r>
         <w:rPr>
-          <w:rFonts w:hint="eastAsia"/>
+          <w:rFonts w:hint="eastAsia" w:eastAsia="黑体"/>
         </w:rPr>
         <w:t xml:space="preserve">串联功率调节级”的锂电池充电组态，按涓流预充、恒流</w:t>
       </w:r>
       <w:r>
+        <w:rPr>
+          <w:rFonts w:eastAsia="黑体"/>
+        </w:rPr>
         <w:t xml:space="preserve"> </w:t>
       </w:r>
       <w:r>
         <w:rPr>
-          <w:rFonts w:hint="eastAsia"/>
+          <w:rFonts w:hint="eastAsia" w:eastAsia="黑体"/>
         </w:rPr>
         <w:t xml:space="preserve">CC、恒压</w:t>
       </w:r>
       <w:r>
+        <w:rPr>
+          <w:rFonts w:eastAsia="黑体"/>
+        </w:rPr>
         <w:t xml:space="preserve"> </w:t>
       </w:r>
       <w:r>
         <w:rPr>
-          <w:rFonts w:hint="eastAsia"/>
+          <w:rFonts w:hint="eastAsia" w:eastAsia="黑体"/>
         </w:rPr>
         <w:t xml:space="preserve">CV、终止四个阶段自动充电，用于单节或多节锂离子/锂聚合物电池充电。</w:t>
       </w:r>
@@ -540,7 +684,7 @@
       </w:pPr>
       <w:r>
         <w:rPr>
-          <w:rFonts w:hint="eastAsia"/>
+          <w:rFonts w:hint="eastAsia" w:eastAsia="黑体"/>
         </w:rPr>
         <w:t xml:space="preserve">工作原理</w:t>
       </w:r>
@@ -551,16 +695,19 @@
       </w:pPr>
       <w:r>
         <w:rPr>
-          <w:rFonts w:hint="eastAsia"/>
+          <w:rFonts w:hint="eastAsia" w:eastAsia="黑体"/>
         </w:rPr>
         <w:t xml:space="preserve">电池电压很低时先以小电流涓流预充；升至阈值后进入恒流阶段以设定电流快充；达到终止电压（如</w:t>
       </w:r>
       <w:r>
+        <w:rPr>
+          <w:rFonts w:eastAsia="黑体"/>
+        </w:rPr>
         <w:t xml:space="preserve"> 4.2 </w:t>
       </w:r>
       <w:r>
         <w:rPr>
-          <w:rFonts w:hint="eastAsia"/>
+          <w:rFonts w:hint="eastAsia" w:eastAsia="黑体"/>
         </w:rPr>
         <w:t xml:space="preserve">V）后转为恒压，充电电流逐渐下降；电流降至截止阈值时充电结束。</w:t>
       </w:r>
@@ -573,7 +720,7 @@
       </w:pPr>
       <w:r>
         <w:rPr>
-          <w:rFonts w:hint="eastAsia"/>
+          <w:rFonts w:hint="eastAsia" w:eastAsia="黑体"/>
         </w:rPr>
         <w:t xml:space="preserve">关键计算公式</w:t>
       </w:r>
@@ -587,20 +734,26 @@
       </w:pPr>
       <w:r>
         <w:rPr>
-          <w:rFonts w:hint="eastAsia"/>
+          <w:rFonts w:hint="eastAsia" w:eastAsia="黑体"/>
         </w:rPr>
         <w:t xml:space="preserve">充电电流设定（IC</w:t>
       </w:r>
       <w:r>
+        <w:rPr>
+          <w:rFonts w:eastAsia="黑体"/>
+        </w:rPr>
         <w:t xml:space="preserve"> </w:t>
       </w:r>
       <w:r>
         <w:rPr>
-          <w:rFonts w:hint="eastAsia"/>
+          <w:rFonts w:hint="eastAsia" w:eastAsia="黑体"/>
         </w:rPr>
         <w:t xml:space="preserve">检测电压</w:t>
       </w:r>
       <w:r>
+        <w:rPr>
+          <w:rFonts w:eastAsia="黑体"/>
+        </w:rPr>
         <w:t xml:space="preserve"> </w:t>
       </w:r>
       <m:oMath>
@@ -628,7 +781,7 @@
       </m:oMath>
       <w:r>
         <w:rPr>
-          <w:rFonts w:hint="eastAsia"/>
+          <w:rFonts w:hint="eastAsia" w:eastAsia="黑体"/>
         </w:rPr>
         <w:t xml:space="preserve">）：</w:t>
       </w:r>
@@ -730,7 +883,7 @@
       </w:pPr>
       <w:r>
         <w:rPr>
-          <w:rFonts w:hint="eastAsia"/>
+          <w:rFonts w:hint="eastAsia" w:eastAsia="黑体"/>
         </w:rPr>
         <w:t xml:space="preserve">恒压阶段电流（随电池电压升高而下降）：</w:t>
       </w:r>
@@ -859,7 +1012,7 @@
       </w:pPr>
       <w:r>
         <w:rPr>
-          <w:rFonts w:hint="eastAsia"/>
+          <w:rFonts w:hint="eastAsia" w:eastAsia="黑体"/>
         </w:rPr>
         <w:t xml:space="preserve">充电时间粗略估算：</w:t>
       </w:r>
@@ -968,7 +1121,7 @@
             </w:pPr>
             <w:r>
               <w:rPr>
-                <w:rFonts w:hint="eastAsia"/>
+                <w:rFonts w:hint="eastAsia" w:eastAsia="黑体"/>
               </w:rPr>
               <w:t xml:space="preserve">符号</w:t>
             </w:r>
@@ -982,7 +1135,7 @@
             </w:pPr>
             <w:r>
               <w:rPr>
-                <w:rFonts w:hint="eastAsia"/>
+                <w:rFonts w:hint="eastAsia" w:eastAsia="黑体"/>
               </w:rPr>
               <w:t xml:space="preserve">含义</w:t>
             </w:r>
@@ -996,7 +1149,7 @@
             </w:pPr>
             <w:r>
               <w:rPr>
-                <w:rFonts w:hint="eastAsia"/>
+                <w:rFonts w:hint="eastAsia" w:eastAsia="黑体"/>
               </w:rPr>
               <w:t xml:space="preserve">单位</w:t>
             </w:r>
@@ -1031,6 +1184,9 @@
               </m:sSub>
             </m:oMath>
             <w:r>
+              <w:rPr>
+                <w:rFonts w:eastAsia="黑体"/>
+              </w:rPr>
               <w:t xml:space="preserve">​</w:t>
             </w:r>
           </w:p>
@@ -1043,7 +1199,7 @@
             </w:pPr>
             <w:r>
               <w:rPr>
-                <w:rFonts w:hint="eastAsia"/>
+                <w:rFonts w:hint="eastAsia" w:eastAsia="黑体"/>
               </w:rPr>
               <w:t xml:space="preserve">充电电流</w:t>
             </w:r>
@@ -1056,6 +1212,9 @@
               <w:pStyle w:val="Compact"/>
             </w:pPr>
             <w:r>
+              <w:rPr>
+                <w:rFonts w:eastAsia="黑体"/>
+              </w:rPr>
               <w:t xml:space="preserve">A</w:t>
             </w:r>
           </w:p>
@@ -1092,6 +1251,9 @@
               </m:sSub>
             </m:oMath>
             <w:r>
+              <w:rPr>
+                <w:rFonts w:eastAsia="黑体"/>
+              </w:rPr>
               <w:t xml:space="preserve">​</w:t>
             </w:r>
           </w:p>
@@ -1104,7 +1266,7 @@
             </w:pPr>
             <w:r>
               <w:rPr>
-                <w:rFonts w:hint="eastAsia"/>
+                <w:rFonts w:hint="eastAsia" w:eastAsia="黑体"/>
               </w:rPr>
               <w:t xml:space="preserve">电流设定基准电压</w:t>
             </w:r>
@@ -1117,6 +1279,9 @@
               <w:pStyle w:val="Compact"/>
             </w:pPr>
             <w:r>
+              <w:rPr>
+                <w:rFonts w:eastAsia="黑体"/>
+              </w:rPr>
               <w:t xml:space="preserve">V</w:t>
             </w:r>
           </w:p>
@@ -1153,6 +1318,9 @@
               </m:sSub>
             </m:oMath>
             <w:r>
+              <w:rPr>
+                <w:rFonts w:eastAsia="黑体"/>
+              </w:rPr>
               <w:t xml:space="preserve">​</w:t>
             </w:r>
           </w:p>
@@ -1165,7 +1333,7 @@
             </w:pPr>
             <w:r>
               <w:rPr>
-                <w:rFonts w:hint="eastAsia"/>
+                <w:rFonts w:hint="eastAsia" w:eastAsia="黑体"/>
               </w:rPr>
               <w:t xml:space="preserve">电流设定电阻</w:t>
             </w:r>
@@ -1178,6 +1346,9 @@
               <w:pStyle w:val="Compact"/>
             </w:pPr>
             <w:r>
+              <w:rPr>
+                <w:rFonts w:eastAsia="黑体"/>
+              </w:rPr>
               <w:t xml:space="preserve">Ω</w:t>
             </w:r>
           </w:p>
@@ -1211,6 +1382,9 @@
               </m:sSub>
             </m:oMath>
             <w:r>
+              <w:rPr>
+                <w:rFonts w:eastAsia="黑体"/>
+              </w:rPr>
               <w:t xml:space="preserve">​</w:t>
             </w:r>
           </w:p>
@@ -1223,7 +1397,7 @@
             </w:pPr>
             <w:r>
               <w:rPr>
-                <w:rFonts w:hint="eastAsia"/>
+                <w:rFonts w:hint="eastAsia" w:eastAsia="黑体"/>
               </w:rPr>
               <w:t xml:space="preserve">充电器输出电压</w:t>
             </w:r>
@@ -1236,6 +1410,9 @@
               <w:pStyle w:val="Compact"/>
             </w:pPr>
             <w:r>
+              <w:rPr>
+                <w:rFonts w:eastAsia="黑体"/>
+              </w:rPr>
               <w:t xml:space="preserve">V</w:t>
             </w:r>
           </w:p>
@@ -1269,6 +1446,9 @@
               </m:sSub>
             </m:oMath>
             <w:r>
+              <w:rPr>
+                <w:rFonts w:eastAsia="黑体"/>
+              </w:rPr>
               <w:t xml:space="preserve">​</w:t>
             </w:r>
           </w:p>
@@ -1281,7 +1461,7 @@
             </w:pPr>
             <w:r>
               <w:rPr>
-                <w:rFonts w:hint="eastAsia"/>
+                <w:rFonts w:hint="eastAsia" w:eastAsia="黑体"/>
               </w:rPr>
               <w:t xml:space="preserve">电池端电压</w:t>
             </w:r>
@@ -1294,6 +1474,9 @@
               <w:pStyle w:val="Compact"/>
             </w:pPr>
             <w:r>
+              <w:rPr>
+                <w:rFonts w:eastAsia="黑体"/>
+              </w:rPr>
               <w:t xml:space="preserve">V</w:t>
             </w:r>
           </w:p>
@@ -1318,6 +1501,9 @@
               </m:r>
             </m:oMath>
             <w:r>
+              <w:rPr>
+                <w:rFonts w:eastAsia="黑体"/>
+              </w:rPr>
               <w:t xml:space="preserve">​</w:t>
             </w:r>
           </w:p>
@@ -1330,7 +1516,7 @@
             </w:pPr>
             <w:r>
               <w:rPr>
-                <w:rFonts w:hint="eastAsia"/>
+                <w:rFonts w:hint="eastAsia" w:eastAsia="黑体"/>
               </w:rPr>
               <w:t xml:space="preserve">待充电荷</w:t>
             </w:r>
@@ -1343,6 +1529,9 @@
               <w:pStyle w:val="Compact"/>
             </w:pPr>
             <w:r>
+              <w:rPr>
+                <w:rFonts w:eastAsia="黑体"/>
+              </w:rPr>
               <w:t xml:space="preserve">C</w:t>
             </w:r>
           </w:p>
@@ -1357,7 +1546,7 @@
       </w:pPr>
       <w:r>
         <w:rPr>
-          <w:rFonts w:hint="eastAsia"/>
+          <w:rFonts w:hint="eastAsia" w:eastAsia="黑体"/>
         </w:rPr>
         <w:t xml:space="preserve">元件调整影响</w:t>
       </w:r>
@@ -1394,20 +1583,26 @@
         </m:sSub>
       </m:oMath>
       <w:r>
+        <w:rPr>
+          <w:rFonts w:eastAsia="黑体"/>
+        </w:rPr>
         <w:t xml:space="preserve"> </w:t>
       </w:r>
       <w:r>
         <w:rPr>
-          <w:rFonts w:hint="eastAsia"/>
+          <w:rFonts w:hint="eastAsia" w:eastAsia="黑体"/>
         </w:rPr>
         <w:t xml:space="preserve">增大</w:t>
       </w:r>
       <w:r>
+        <w:rPr>
+          <w:rFonts w:eastAsia="黑体"/>
+        </w:rPr>
         <w:t xml:space="preserve"> → </w:t>
       </w:r>
       <w:r>
         <w:rPr>
-          <w:rFonts w:hint="eastAsia"/>
+          <w:rFonts w:hint="eastAsia" w:eastAsia="黑体"/>
         </w:rPr>
         <w:t xml:space="preserve">充电电流减小，充电变慢。</w:t>
       </w:r>
@@ -1444,20 +1639,26 @@
         </m:sSub>
       </m:oMath>
       <w:r>
+        <w:rPr>
+          <w:rFonts w:eastAsia="黑体"/>
+        </w:rPr>
         <w:t xml:space="preserve"> </w:t>
       </w:r>
       <w:r>
         <w:rPr>
-          <w:rFonts w:hint="eastAsia"/>
+          <w:rFonts w:hint="eastAsia" w:eastAsia="黑体"/>
         </w:rPr>
         <w:t xml:space="preserve">减小</w:t>
       </w:r>
       <w:r>
+        <w:rPr>
+          <w:rFonts w:eastAsia="黑体"/>
+        </w:rPr>
         <w:t xml:space="preserve"> → </w:t>
       </w:r>
       <w:r>
         <w:rPr>
-          <w:rFonts w:hint="eastAsia"/>
+          <w:rFonts w:hint="eastAsia" w:eastAsia="黑体"/>
         </w:rPr>
         <w:t xml:space="preserve">充电电流增大，充电变快但发热增大。</w:t>
       </w:r>
@@ -1472,16 +1673,19 @@
       </w:pPr>
       <w:r>
         <w:rPr>
-          <w:rFonts w:hint="eastAsia"/>
+          <w:rFonts w:hint="eastAsia" w:eastAsia="黑体"/>
         </w:rPr>
         <w:t xml:space="preserve">终止电压设越高</w:t>
       </w:r>
       <w:r>
+        <w:rPr>
+          <w:rFonts w:eastAsia="黑体"/>
+        </w:rPr>
         <w:t xml:space="preserve"> → </w:t>
       </w:r>
       <w:r>
         <w:rPr>
-          <w:rFonts w:hint="eastAsia"/>
+          <w:rFonts w:hint="eastAsia" w:eastAsia="黑体"/>
         </w:rPr>
         <w:t xml:space="preserve">充电越满但过充风险与寿命损耗增加。</w:t>
       </w:r>
@@ -1496,16 +1700,19 @@
       </w:pPr>
       <w:r>
         <w:rPr>
-          <w:rFonts w:hint="eastAsia"/>
+          <w:rFonts w:hint="eastAsia" w:eastAsia="黑体"/>
         </w:rPr>
         <w:t xml:space="preserve">涓流阈值与终止电流设定越低</w:t>
       </w:r>
       <w:r>
+        <w:rPr>
+          <w:rFonts w:eastAsia="黑体"/>
+        </w:rPr>
         <w:t xml:space="preserve"> → </w:t>
       </w:r>
       <w:r>
         <w:rPr>
-          <w:rFonts w:hint="eastAsia"/>
+          <w:rFonts w:hint="eastAsia" w:eastAsia="黑体"/>
         </w:rPr>
         <w:t xml:space="preserve">充电结束判定越精细。</w:t>
       </w:r>
@@ -1518,7 +1725,7 @@
       </w:pPr>
       <w:r>
         <w:rPr>
-          <w:rFonts w:hint="eastAsia"/>
+          <w:rFonts w:hint="eastAsia" w:eastAsia="黑体"/>
         </w:rPr>
         <w:t xml:space="preserve">典型参数示例</w:t>
       </w:r>
@@ -1574,6 +1781,9 @@
         </m:r>
       </m:oMath>
       <w:r>
+        <w:rPr>
+          <w:rFonts w:eastAsia="黑体"/>
+        </w:rPr>
         <w:t xml:space="preserve">、</w:t>
       </w:r>
       <m:oMath>
@@ -1620,7 +1830,7 @@
       </m:oMath>
       <w:r>
         <w:rPr>
-          <w:rFonts w:hint="eastAsia"/>
+          <w:rFonts w:hint="eastAsia" w:eastAsia="黑体"/>
         </w:rPr>
         <w:t xml:space="preserve">：</w:t>
       </w:r>
@@ -1723,29 +1933,38 @@
       </m:oMath>
       <w:r>
         <w:rPr>
-          <w:rFonts w:hint="eastAsia"/>
+          <w:rFonts w:hint="eastAsia" w:eastAsia="黑体"/>
         </w:rPr>
         <w:t xml:space="preserve">（对应</w:t>
       </w:r>
       <w:r>
+        <w:rPr>
+          <w:rFonts w:eastAsia="黑体"/>
+        </w:rPr>
         <w:t xml:space="preserve"> 10 mV </w:t>
       </w:r>
       <w:r>
         <w:rPr>
-          <w:rFonts w:hint="eastAsia"/>
+          <w:rFonts w:hint="eastAsia" w:eastAsia="黑体"/>
         </w:rPr>
         <w:t xml:space="preserve">基准的</w:t>
       </w:r>
       <w:r>
+        <w:rPr>
+          <w:rFonts w:eastAsia="黑体"/>
+        </w:rPr>
         <w:t xml:space="preserve"> IC </w:t>
       </w:r>
       <w:r>
         <w:rPr>
-          <w:rFonts w:hint="eastAsia"/>
+          <w:rFonts w:hint="eastAsia" w:eastAsia="黑体"/>
         </w:rPr>
         <w:t xml:space="preserve">即</w:t>
       </w:r>
       <w:r>
+        <w:rPr>
+          <w:rFonts w:eastAsia="黑体"/>
+        </w:rPr>
         <w:t xml:space="preserve"> </w:t>
       </w:r>
       <m:oMath>
@@ -1754,20 +1973,26 @@
         </m:r>
       </m:oMath>
       <w:r>
+        <w:rPr>
+          <w:rFonts w:eastAsia="黑体"/>
+        </w:rPr>
         <w:t xml:space="preserve"> </w:t>
       </w:r>
       <w:r>
         <w:rPr>
-          <w:rFonts w:hint="eastAsia"/>
+          <w:rFonts w:hint="eastAsia" w:eastAsia="黑体"/>
         </w:rPr>
         <w:t xml:space="preserve">取</w:t>
       </w:r>
       <w:r>
+        <w:rPr>
+          <w:rFonts w:eastAsia="黑体"/>
+        </w:rPr>
         <w:t xml:space="preserve"> 10 </w:t>
       </w:r>
       <w:r>
         <w:rPr>
-          <w:rFonts w:hint="eastAsia"/>
+          <w:rFonts w:hint="eastAsia" w:eastAsia="黑体"/>
         </w:rPr>
         <w:t xml:space="preserve">kΩ）。</w:t>
       </w:r>
@@ -1782,11 +2007,14 @@
       </w:pPr>
       <w:r>
         <w:rPr>
-          <w:rFonts w:hint="eastAsia"/>
+          <w:rFonts w:hint="eastAsia" w:eastAsia="黑体"/>
         </w:rPr>
         <w:t xml:space="preserve">电池</w:t>
       </w:r>
       <w:r>
+        <w:rPr>
+          <w:rFonts w:eastAsia="黑体"/>
+        </w:rPr>
         <w:t xml:space="preserve"> </w:t>
       </w:r>
       <m:oMath>
@@ -1830,11 +2058,14 @@
       </m:oMath>
       <w:r>
         <w:rPr>
-          <w:rFonts w:hint="eastAsia"/>
+          <w:rFonts w:hint="eastAsia" w:eastAsia="黑体"/>
         </w:rPr>
         <w:t xml:space="preserve">、充电器</w:t>
       </w:r>
       <w:r>
+        <w:rPr>
+          <w:rFonts w:eastAsia="黑体"/>
+        </w:rPr>
         <w:t xml:space="preserve"> </w:t>
       </w:r>
       <m:oMath>
@@ -1878,11 +2109,14 @@
       </m:oMath>
       <w:r>
         <w:rPr>
-          <w:rFonts w:hint="eastAsia"/>
+          <w:rFonts w:hint="eastAsia" w:eastAsia="黑体"/>
         </w:rPr>
         <w:t xml:space="preserve">、源电阻</w:t>
       </w:r>
       <w:r>
+        <w:rPr>
+          <w:rFonts w:eastAsia="黑体"/>
+        </w:rPr>
         <w:t xml:space="preserve"> </w:t>
       </w:r>
       <m:oMath>
@@ -1934,11 +2168,14 @@
       </m:oMath>
       <w:r>
         <w:rPr>
-          <w:rFonts w:hint="eastAsia"/>
+          <w:rFonts w:hint="eastAsia" w:eastAsia="黑体"/>
         </w:rPr>
         <w:t xml:space="preserve">：瞬时</w:t>
       </w:r>
       <w:r>
+        <w:rPr>
+          <w:rFonts w:eastAsia="黑体"/>
+        </w:rPr>
         <w:t xml:space="preserve"> </w:t>
       </w:r>
       <m:oMath>
@@ -2012,16 +2249,19 @@
       </m:oMath>
       <w:r>
         <w:rPr>
-          <w:rFonts w:hint="eastAsia"/>
+          <w:rFonts w:hint="eastAsia" w:eastAsia="黑体"/>
         </w:rPr>
         <w:t xml:space="preserve">（受</w:t>
       </w:r>
       <w:r>
+        <w:rPr>
+          <w:rFonts w:eastAsia="黑体"/>
+        </w:rPr>
         <w:t xml:space="preserve"> CC </w:t>
       </w:r>
       <w:r>
         <w:rPr>
-          <w:rFonts w:hint="eastAsia"/>
+          <w:rFonts w:hint="eastAsia" w:eastAsia="黑体"/>
         </w:rPr>
         <w:t xml:space="preserve">限制时封顶于设定值）。</w:t>
       </w:r>
@@ -2034,7 +2274,7 @@
       </w:pPr>
       <w:r>
         <w:rPr>
-          <w:rFonts w:hint="eastAsia"/>
+          <w:rFonts w:hint="eastAsia" w:eastAsia="黑体"/>
         </w:rPr>
         <w:t xml:space="preserve">常见器件型号</w:t>
       </w:r>
@@ -2049,16 +2289,19 @@
       </w:pPr>
       <w:r>
         <w:rPr>
-          <w:rFonts w:hint="eastAsia"/>
+          <w:rFonts w:hint="eastAsia" w:eastAsia="黑体"/>
         </w:rPr>
         <w:t xml:space="preserve">线性充电</w:t>
       </w:r>
       <w:r>
+        <w:rPr>
+          <w:rFonts w:eastAsia="黑体"/>
+        </w:rPr>
         <w:t xml:space="preserve"> </w:t>
       </w:r>
       <w:r>
         <w:rPr>
-          <w:rFonts w:hint="eastAsia"/>
+          <w:rFonts w:hint="eastAsia" w:eastAsia="黑体"/>
         </w:rPr>
         <w:t xml:space="preserve">IC：TP4056、MCP73831、BQ24074。</w:t>
       </w:r>
@@ -2073,16 +2316,19 @@
       </w:pPr>
       <w:r>
         <w:rPr>
-          <w:rFonts w:hint="eastAsia"/>
+          <w:rFonts w:hint="eastAsia" w:eastAsia="黑体"/>
         </w:rPr>
         <w:t xml:space="preserve">开关型充电</w:t>
       </w:r>
       <w:r>
+        <w:rPr>
+          <w:rFonts w:eastAsia="黑体"/>
+        </w:rPr>
         <w:t xml:space="preserve"> </w:t>
       </w:r>
       <w:r>
         <w:rPr>
-          <w:rFonts w:hint="eastAsia"/>
+          <w:rFonts w:hint="eastAsia" w:eastAsia="黑体"/>
         </w:rPr>
         <w:t xml:space="preserve">IC：BQ25601、LTC4002。</w:t>
       </w:r>
@@ -2097,25 +2343,31 @@
       </w:pPr>
       <w:r>
         <w:rPr>
-          <w:rFonts w:hint="eastAsia"/>
+          <w:rFonts w:hint="eastAsia" w:eastAsia="黑体"/>
         </w:rPr>
         <w:t xml:space="preserve">检流</w:t>
       </w:r>
       <w:r>
+        <w:rPr>
+          <w:rFonts w:eastAsia="黑体"/>
+        </w:rPr>
         <w:t xml:space="preserve"> / </w:t>
       </w:r>
       <w:r>
         <w:rPr>
-          <w:rFonts w:hint="eastAsia"/>
+          <w:rFonts w:hint="eastAsia" w:eastAsia="黑体"/>
         </w:rPr>
         <w:t xml:space="preserve">设定电阻：1%</w:t>
       </w:r>
       <w:r>
+        <w:rPr>
+          <w:rFonts w:eastAsia="黑体"/>
+        </w:rPr>
         <w:t xml:space="preserve"> </w:t>
       </w:r>
       <w:r>
         <w:rPr>
-          <w:rFonts w:hint="eastAsia"/>
+          <w:rFonts w:hint="eastAsia" w:eastAsia="黑体"/>
         </w:rPr>
         <w:t xml:space="preserve">精密电阻。</w:t>
       </w:r>
@@ -2128,7 +2380,7 @@
       </w:pPr>
       <w:r>
         <w:rPr>
-          <w:rFonts w:hint="eastAsia"/>
+          <w:rFonts w:hint="eastAsia" w:eastAsia="黑体"/>
         </w:rPr>
         <w:t xml:space="preserve">注意事项</w:t>
       </w:r>
@@ -2143,16 +2395,19 @@
       </w:pPr>
       <w:r>
         <w:rPr>
-          <w:rFonts w:hint="eastAsia"/>
+          <w:rFonts w:hint="eastAsia" w:eastAsia="黑体"/>
         </w:rPr>
         <w:t xml:space="preserve">充电终止电压（4.2</w:t>
       </w:r>
       <w:r>
+        <w:rPr>
+          <w:rFonts w:eastAsia="黑体"/>
+        </w:rPr>
         <w:t xml:space="preserve"> V / 4.35 V </w:t>
       </w:r>
       <w:r>
         <w:rPr>
-          <w:rFonts w:hint="eastAsia"/>
+          <w:rFonts w:hint="eastAsia" w:eastAsia="黑体"/>
         </w:rPr>
         <w:t xml:space="preserve">等）必须与电芯规格严格匹配。</w:t>
       </w:r>
@@ -2167,7 +2422,7 @@
       </w:pPr>
       <w:r>
         <w:rPr>
-          <w:rFonts w:hint="eastAsia"/>
+          <w:rFonts w:hint="eastAsia" w:eastAsia="黑体"/>
         </w:rPr>
         <w:t xml:space="preserve">线性充电器在大压差大电流下发热严重，需核算功率与散热。</w:t>
       </w:r>
@@ -2182,7 +2437,7 @@
       </w:pPr>
       <w:r>
         <w:rPr>
-          <w:rFonts w:hint="eastAsia"/>
+          <w:rFonts w:hint="eastAsia" w:eastAsia="黑体"/>
         </w:rPr>
         <w:t xml:space="preserve">充电时禁止给过放（低于安全阈值）的电池直接大电流充电，先涓流恢复。</w:t>
       </w:r>
@@ -2197,16 +2452,19 @@
       </w:pPr>
       <w:r>
         <w:rPr>
-          <w:rFonts w:hint="eastAsia"/>
+          <w:rFonts w:hint="eastAsia" w:eastAsia="黑体"/>
         </w:rPr>
         <w:t xml:space="preserve">充电电流不能超过电芯允许充电倍率（通常</w:t>
       </w:r>
       <w:r>
+        <w:rPr>
+          <w:rFonts w:eastAsia="黑体"/>
+        </w:rPr>
         <w:t xml:space="preserve"> ≤ </w:t>
       </w:r>
       <w:r>
         <w:rPr>
-          <w:rFonts w:hint="eastAsia"/>
+          <w:rFonts w:hint="eastAsia" w:eastAsia="黑体"/>
         </w:rPr>
         <w:t xml:space="preserve">1C）。</w:t>
       </w:r>
@@ -2219,7 +2477,7 @@
       </w:pPr>
       <w:r>
         <w:rPr>
-          <w:rFonts w:hint="eastAsia"/>
+          <w:rFonts w:hint="eastAsia" w:eastAsia="黑体"/>
         </w:rPr>
         <w:t xml:space="preserve">参考资料</w:t>
       </w:r>
@@ -2233,6 +2491,9 @@
         </w:numPr>
       </w:pPr>
       <w:r>
+        <w:rPr>
+          <w:rFonts w:eastAsia="黑体"/>
+        </w:rPr>
         <w:t xml:space="preserve">Wikipedia: Lithium-ion battery。</w:t>
       </w:r>
     </w:p>
@@ -2245,15 +2506,21 @@
         </w:numPr>
       </w:pPr>
       <w:r>
+        <w:rPr>
+          <w:rFonts w:eastAsia="黑体"/>
+        </w:rPr>
         <w:t xml:space="preserve">TI </w:t>
       </w:r>
       <w:r>
         <w:rPr>
-          <w:rFonts w:hint="eastAsia"/>
+          <w:rFonts w:hint="eastAsia" w:eastAsia="黑体"/>
         </w:rPr>
         <w:t xml:space="preserve">产品页</w:t>
       </w:r>
       <w:r>
+        <w:rPr>
+          <w:rFonts w:eastAsia="黑体"/>
+        </w:rPr>
         <w:t xml:space="preserve"> BQ24074。</w:t>
       </w:r>
     </w:p>
@@ -2267,7 +2534,7 @@
       </w:pPr>
       <w:r>
         <w:rPr>
-          <w:rFonts w:hint="eastAsia"/>
+          <w:rFonts w:hint="eastAsia" w:eastAsia="黑体"/>
         </w:rPr>
         <w:t xml:space="preserve">《锂离子电池充电管理》（中文参考）。</w:t>
       </w:r>
@@ -2281,11 +2548,11 @@
       </w:pPr>
       <w:r>
         <w:rPr>
-          <w:rFonts w:ascii="Times New Roman" w:hAnsi="Times New Roman"/>
+          <w:rFonts w:ascii="Times New Roman" w:hAnsi="Times New Roman" w:eastAsia="黑体"/>
           <w:color w:val="555555"/>
           <w:sz w:val="21"/>
         </w:rPr>
-        <w:t>材料收集者：杜文杰</w:t>
+        <w:t>材料收集者：杜文杰，WX手机：19519196569，QQ:3478827729</w:t>
       </w:r>
     </w:p>
     <w:sectPr>
@@ -2305,7 +2572,7 @@
 </file>
 
 <file path=word/footer1.xml><?xml version="1.0" encoding="utf-8"?>
-<w:ftr xmlns:m="http://schemas.openxmlformats.org/officeDocument/2006/math" xmlns:mc="http://schemas.openxmlformats.org/markup-compatibility/2006" xmlns:mo="http://schemas.microsoft.com/office/mac/office/2008/main" xmlns:mv="urn:schemas-microsoft-com:mac:vml" xmlns:o="urn:schemas-microsoft-com:office:office" xmlns:r="http://schemas.openxmlformats.org/officeDocument/2006/relationships" xmlns:v="urn:schemas-microsoft-com:vml" xmlns:w10="urn:schemas-microsoft-com:office:word" xmlns:w14="http://schemas.microsoft.com/office/word/2010/wordml" xmlns:w="http://schemas.openxmlformats.org/wordprocessingml/2006/main" xmlns:wne="http://schemas.microsoft.com/office/word/2006/wordml" xmlns:wp14="http://schemas.microsoft.com/office/word/2010/wordprocessingDrawing" xmlns:wp="http://schemas.openxmlformats.org/drawingml/2006/wordprocessingDrawing" xmlns:wpc="http://schemas.microsoft.com/office/word/2010/wordprocessingCanvas" xmlns:wpg="http://schemas.microsoft.com/office/word/2010/wordprocessingGroup" xmlns:wpi="http://schemas.microsoft.com/office/word/2010/wordprocessingInk" xmlns:wps="http://schemas.microsoft.com/office/word/2010/wordprocessingShape" mc:Ignorable="w14 wp14">
+<w:ftr xmlns:mc="http://schemas.openxmlformats.org/markup-compatibility/2006" xmlns:w="http://schemas.openxmlformats.org/wordprocessingml/2006/main" xmlns:m="http://schemas.openxmlformats.org/officeDocument/2006/math" xmlns:mo="http://schemas.microsoft.com/office/mac/office/2008/main" xmlns:mv="urn:schemas-microsoft-com:mac:vml" xmlns:o="urn:schemas-microsoft-com:office:office" xmlns:r="http://schemas.openxmlformats.org/officeDocument/2006/relationships" xmlns:v="urn:schemas-microsoft-com:vml" xmlns:w10="urn:schemas-microsoft-com:office:word" xmlns:w14="http://schemas.microsoft.com/office/word/2010/wordml" xmlns:wne="http://schemas.microsoft.com/office/word/2006/wordml" xmlns:wp14="http://schemas.microsoft.com/office/word/2010/wordprocessingDrawing" xmlns:wp="http://schemas.openxmlformats.org/drawingml/2006/wordprocessingDrawing" xmlns:wpc="http://schemas.microsoft.com/office/word/2010/wordprocessingCanvas" xmlns:wpg="http://schemas.microsoft.com/office/word/2010/wordprocessingGroup" xmlns:wpi="http://schemas.microsoft.com/office/word/2010/wordprocessingInk" xmlns:wps="http://schemas.microsoft.com/office/word/2010/wordprocessingShape" mc:Ignorable="w14 wp14">
   <w:p>
     <w:pPr>
       <w:pStyle w:val="Footer"/>
@@ -2313,12 +2580,14 @@
     </w:pPr>
     <w:r>
       <w:rPr>
+        <w:rFonts w:eastAsia="黑体"/>
         <w:sz w:val="18"/>
       </w:rPr>
       <w:t xml:space="preserve">第 </w:t>
     </w:r>
     <w:r>
       <w:rPr>
+        <w:rFonts w:eastAsia="黑体"/>
         <w:sz w:val="18"/>
       </w:rPr>
       <w:fldChar w:fldCharType="begin"/>
@@ -2327,6 +2596,7 @@
     </w:r>
     <w:r>
       <w:rPr>
+        <w:rFonts w:eastAsia="黑体"/>
         <w:sz w:val="18"/>
       </w:rPr>
       <w:t xml:space="preserve"> 页</w:t>
@@ -2340,6 +2610,9 @@
   <w:footnote w:type="continuationSeparator" w:id="0">
     <w:p>
       <w:r>
+        <w:rPr>
+          <w:rFonts w:eastAsia="黑体"/>
+        </w:rPr>
         <w:continuationSeparator/>
       </w:r>
     </w:p>
@@ -2347,6 +2620,9 @@
   <w:footnote w:type="separator" w:id="-1">
     <w:p>
       <w:r>
+        <w:rPr>
+          <w:rFonts w:eastAsia="黑体"/>
+        </w:rPr>
         <w:separator/>
       </w:r>
     </w:p>
@@ -2355,7 +2631,7 @@
 </file>
 
 <file path=word/header1.xml><?xml version="1.0" encoding="utf-8"?>
-<w:hdr xmlns:m="http://schemas.openxmlformats.org/officeDocument/2006/math" xmlns:mc="http://schemas.openxmlformats.org/markup-compatibility/2006" xmlns:mo="http://schemas.microsoft.com/office/mac/office/2008/main" xmlns:mv="urn:schemas-microsoft-com:mac:vml" xmlns:o="urn:schemas-microsoft-com:office:office" xmlns:r="http://schemas.openxmlformats.org/officeDocument/2006/relationships" xmlns:v="urn:schemas-microsoft-com:vml" xmlns:w10="urn:schemas-microsoft-com:office:word" xmlns:w14="http://schemas.microsoft.com/office/word/2010/wordml" xmlns:w="http://schemas.openxmlformats.org/wordprocessingml/2006/main" xmlns:wne="http://schemas.microsoft.com/office/word/2006/wordml" xmlns:wp14="http://schemas.microsoft.com/office/word/2010/wordprocessingDrawing" xmlns:wp="http://schemas.openxmlformats.org/drawingml/2006/wordprocessingDrawing" xmlns:wpc="http://schemas.microsoft.com/office/word/2010/wordprocessingCanvas" xmlns:wpg="http://schemas.microsoft.com/office/word/2010/wordprocessingGroup" xmlns:wpi="http://schemas.microsoft.com/office/word/2010/wordprocessingInk" xmlns:wps="http://schemas.microsoft.com/office/word/2010/wordprocessingShape" mc:Ignorable="w14 wp14">
+<w:hdr xmlns:mc="http://schemas.openxmlformats.org/markup-compatibility/2006" xmlns:w="http://schemas.openxmlformats.org/wordprocessingml/2006/main" xmlns:m="http://schemas.openxmlformats.org/officeDocument/2006/math" xmlns:mo="http://schemas.microsoft.com/office/mac/office/2008/main" xmlns:mv="urn:schemas-microsoft-com:mac:vml" xmlns:o="urn:schemas-microsoft-com:office:office" xmlns:r="http://schemas.openxmlformats.org/officeDocument/2006/relationships" xmlns:v="urn:schemas-microsoft-com:vml" xmlns:w10="urn:schemas-microsoft-com:office:word" xmlns:w14="http://schemas.microsoft.com/office/word/2010/wordml" xmlns:wne="http://schemas.microsoft.com/office/word/2006/wordml" xmlns:wp14="http://schemas.microsoft.com/office/word/2010/wordprocessingDrawing" xmlns:wp="http://schemas.openxmlformats.org/drawingml/2006/wordprocessingDrawing" xmlns:wpc="http://schemas.microsoft.com/office/word/2010/wordprocessingCanvas" xmlns:wpg="http://schemas.microsoft.com/office/word/2010/wordprocessingGroup" xmlns:wpi="http://schemas.microsoft.com/office/word/2010/wordprocessingInk" xmlns:wps="http://schemas.microsoft.com/office/word/2010/wordprocessingShape" mc:Ignorable="w14 wp14">
   <w:p>
     <w:pPr>
       <w:pStyle w:val="Header"/>
@@ -2363,7 +2639,7 @@
     </w:pPr>
     <w:r>
       <w:rPr>
-        <w:rFonts w:ascii="Times New Roman" w:hAnsi="Times New Roman"/>
+        <w:rFonts w:ascii="Times New Roman" w:hAnsi="Times New Roman" w:eastAsia="黑体"/>
         <w:sz w:val="18"/>
         <w:rFonts w:eastAsia="黑体"/>
         <w:rFonts w:eastAsia="黑体"/>
@@ -2375,7 +2651,7 @@
 </file>
 
 <file path=word/numbering.xml><?xml version="1.0" encoding="utf-8"?>
-<w:numbering xmlns:m="http://schemas.openxmlformats.org/officeDocument/2006/math" xmlns:mc="http://schemas.openxmlformats.org/markup-compatibility/2006" xmlns:mo="http://schemas.microsoft.com/office/mac/office/2008/main" xmlns:mv="urn:schemas-microsoft-com:mac:vml" xmlns:o="urn:schemas-microsoft-com:office:office" xmlns:r="http://schemas.openxmlformats.org/officeDocument/2006/relationships" xmlns:v="urn:schemas-microsoft-com:vml" xmlns:w="http://schemas.openxmlformats.org/wordprocessingml/2006/main" xmlns:w10="urn:schemas-microsoft-com:office:word" xmlns:w14="http://schemas.microsoft.com/office/word/2010/wordml" xmlns:wne="http://schemas.microsoft.com/office/word/2006/wordml" xmlns:wp="http://schemas.openxmlformats.org/drawingml/2006/wordprocessingDrawing" xmlns:wp14="http://schemas.microsoft.com/office/word/2010/wordprocessingDrawing" xmlns:wpc="http://schemas.microsoft.com/office/word/2010/wordprocessingCanvas" xmlns:wpg="http://schemas.microsoft.com/office/word/2010/wordprocessingGroup" xmlns:wpi="http://schemas.microsoft.com/office/word/2010/wordprocessingInk" xmlns:wps="http://schemas.microsoft.com/office/word/2010/wordprocessingShape" mc:Ignorable="w14 wp14">
+<w:numbering xmlns:mc="http://schemas.openxmlformats.org/markup-compatibility/2006" xmlns:w="http://schemas.openxmlformats.org/wordprocessingml/2006/main" xmlns:m="http://schemas.openxmlformats.org/officeDocument/2006/math" xmlns:mo="http://schemas.microsoft.com/office/mac/office/2008/main" xmlns:mv="urn:schemas-microsoft-com:mac:vml" xmlns:o="urn:schemas-microsoft-com:office:office" xmlns:r="http://schemas.openxmlformats.org/officeDocument/2006/relationships" xmlns:v="urn:schemas-microsoft-com:vml" xmlns:w10="urn:schemas-microsoft-com:office:word" xmlns:w14="http://schemas.microsoft.com/office/word/2010/wordml" xmlns:wne="http://schemas.microsoft.com/office/word/2006/wordml" xmlns:wp="http://schemas.openxmlformats.org/drawingml/2006/wordprocessingDrawing" xmlns:wp14="http://schemas.microsoft.com/office/word/2010/wordprocessingDrawing" xmlns:wpc="http://schemas.microsoft.com/office/word/2010/wordprocessingCanvas" xmlns:wpg="http://schemas.microsoft.com/office/word/2010/wordprocessingGroup" xmlns:wpi="http://schemas.microsoft.com/office/word/2010/wordprocessingInk" xmlns:wps="http://schemas.microsoft.com/office/word/2010/wordprocessingShape" mc:Ignorable="w14 wp14">
   <w:abstractNum w:abstractNumId="0">
     <w:nsid w:val="FFFFFF7C"/>
     <w:multiLevelType w:val="singleLevel"/>
@@ -2462,7 +2738,7 @@
         <w:ind w:hanging="360" w:left="1440"/>
       </w:pPr>
       <w:rPr>
-        <w:rFonts w:ascii="Symbol" w:hAnsi="Symbol" w:hint="default"/>
+        <w:rFonts w:ascii="Symbol" w:hAnsi="Symbol" w:hint="default" w:eastAsia="黑体"/>
       </w:rPr>
     </w:lvl>
   </w:abstractNum>
@@ -2483,7 +2759,7 @@
         <w:ind w:hanging="360" w:left="1080"/>
       </w:pPr>
       <w:rPr>
-        <w:rFonts w:ascii="Symbol" w:hAnsi="Symbol" w:hint="default"/>
+        <w:rFonts w:ascii="Symbol" w:hAnsi="Symbol" w:hint="default" w:eastAsia="黑体"/>
       </w:rPr>
     </w:lvl>
   </w:abstractNum>
@@ -2504,7 +2780,7 @@
         <w:ind w:hanging="360" w:left="720"/>
       </w:pPr>
       <w:rPr>
-        <w:rFonts w:ascii="Symbol" w:hAnsi="Symbol" w:hint="default"/>
+        <w:rFonts w:ascii="Symbol" w:hAnsi="Symbol" w:hint="default" w:eastAsia="黑体"/>
       </w:rPr>
     </w:lvl>
   </w:abstractNum>
@@ -2543,7 +2819,7 @@
         <w:ind w:hanging="360" w:left="360"/>
       </w:pPr>
       <w:rPr>
-        <w:rFonts w:ascii="Symbol" w:hAnsi="Symbol" w:hint="default"/>
+        <w:rFonts w:ascii="Symbol" w:hAnsi="Symbol" w:hint="default" w:eastAsia="黑体"/>
       </w:rPr>
     </w:lvl>
   </w:abstractNum>
@@ -2634,7 +2910,7 @@
         <w:ind w:left="720" w:hanging="360"/>
       </w:pPr>
       <w:rPr>
-        <w:rFonts w:ascii="Symbol" w:hAnsi="Symbol" w:cs="Symbol" w:hint="default"/>
+        <w:rFonts w:ascii="Symbol" w:hAnsi="Symbol" w:cs="Symbol" w:hint="default" w:eastAsia="黑体"/>
       </w:rPr>
     </w:lvl>
     <w:lvl w:ilvl="1">
@@ -2645,7 +2921,7 @@
         <w:ind w:left="1440" w:hanging="360"/>
       </w:pPr>
       <w:rPr>
-        <w:rFonts w:ascii="Courier New" w:hAnsi="Courier New" w:cs="Courier New" w:hint="default"/>
+        <w:rFonts w:ascii="Courier New" w:hAnsi="Courier New" w:cs="Courier New" w:hint="default" w:eastAsia="黑体"/>
       </w:rPr>
     </w:lvl>
     <w:lvl w:ilvl="2">
@@ -2656,7 +2932,7 @@
         <w:ind w:left="2160" w:hanging="360"/>
       </w:pPr>
       <w:rPr>
-        <w:rFonts w:ascii="Wingdings" w:hAnsi="Wingdings" w:cs="Wingdings" w:hint="default"/>
+        <w:rFonts w:ascii="Wingdings" w:hAnsi="Wingdings" w:cs="Wingdings" w:hint="default" w:eastAsia="黑体"/>
       </w:rPr>
     </w:lvl>
     <w:lvl w:ilvl="3">
@@ -2667,7 +2943,7 @@
         <w:ind w:left="2880" w:hanging="360"/>
       </w:pPr>
       <w:rPr>
-        <w:rFonts w:ascii="Symbol" w:hAnsi="Symbol" w:cs="Symbol" w:hint="default"/>
+        <w:rFonts w:ascii="Symbol" w:hAnsi="Symbol" w:cs="Symbol" w:hint="default" w:eastAsia="黑体"/>
       </w:rPr>
     </w:lvl>
     <w:lvl w:ilvl="4">
@@ -2678,7 +2954,7 @@
         <w:ind w:left="3600" w:hanging="360"/>
       </w:pPr>
       <w:rPr>
-        <w:rFonts w:ascii="Courier New" w:hAnsi="Courier New" w:cs="Courier New" w:hint="default"/>
+        <w:rFonts w:ascii="Courier New" w:hAnsi="Courier New" w:cs="Courier New" w:hint="default" w:eastAsia="黑体"/>
       </w:rPr>
     </w:lvl>
     <w:lvl w:ilvl="5">
@@ -2689,7 +2965,7 @@
         <w:ind w:left="4320" w:hanging="360"/>
       </w:pPr>
       <w:rPr>
-        <w:rFonts w:ascii="Wingdings" w:hAnsi="Wingdings" w:cs="Wingdings" w:hint="default"/>
+        <w:rFonts w:ascii="Wingdings" w:hAnsi="Wingdings" w:cs="Wingdings" w:hint="default" w:eastAsia="黑体"/>
       </w:rPr>
     </w:lvl>
     <w:lvl w:ilvl="6">
@@ -2700,7 +2976,7 @@
         <w:ind w:left="5040" w:hanging="360"/>
       </w:pPr>
       <w:rPr>
-        <w:rFonts w:ascii="Symbol" w:hAnsi="Symbol" w:cs="Symbol" w:hint="default"/>
+        <w:rFonts w:ascii="Symbol" w:hAnsi="Symbol" w:cs="Symbol" w:hint="default" w:eastAsia="黑体"/>
       </w:rPr>
     </w:lvl>
     <w:lvl w:ilvl="7">
@@ -2711,7 +2987,7 @@
         <w:ind w:left="5760" w:hanging="360"/>
       </w:pPr>
       <w:rPr>
-        <w:rFonts w:ascii="Courier New" w:hAnsi="Courier New" w:cs="Courier New" w:hint="default"/>
+        <w:rFonts w:ascii="Courier New" w:hAnsi="Courier New" w:cs="Courier New" w:hint="default" w:eastAsia="黑体"/>
       </w:rPr>
     </w:lvl>
     <w:lvl w:ilvl="8">
@@ -2722,7 +2998,7 @@
         <w:ind w:left="6480" w:hanging="360"/>
       </w:pPr>
       <w:rPr>
-        <w:rFonts w:ascii="Wingdings" w:hAnsi="Wingdings" w:cs="Wingdings" w:hint="default"/>
+        <w:rFonts w:ascii="Wingdings" w:hAnsi="Wingdings" w:cs="Wingdings" w:hint="default" w:eastAsia="黑体"/>
       </w:rPr>
     </w:lvl>
   </w:abstractNum>
@@ -2778,11 +3054,11 @@
 </file>
 
 <file path=word/styles.xml><?xml version="1.0" encoding="utf-8"?>
-<w:styles xmlns:mc="http://schemas.openxmlformats.org/markup-compatibility/2006" xmlns:r="http://schemas.openxmlformats.org/officeDocument/2006/relationships" xmlns:w="http://schemas.openxmlformats.org/wordprocessingml/2006/main" xmlns:w14="http://schemas.microsoft.com/office/word/2010/wordml" mc:Ignorable="w14">
+<w:styles xmlns:mc="http://schemas.openxmlformats.org/markup-compatibility/2006" xmlns:w="http://schemas.openxmlformats.org/wordprocessingml/2006/main" xmlns:r="http://schemas.openxmlformats.org/officeDocument/2006/relationships" xmlns:w14="http://schemas.microsoft.com/office/word/2010/wordml" mc:Ignorable="w14">
   <w:docDefaults>
     <w:rPrDefault>
       <w:rPr>
-        <w:rFonts w:asciiTheme="minorHAnsi" w:cstheme="minorBidi" w:eastAsiaTheme="minorEastAsia" w:hAnsiTheme="minorHAnsi"/>
+        <w:rFonts w:asciiTheme="minorHAnsi" w:cstheme="minorBidi" w:hAnsiTheme="minorHAnsi" w:eastAsia="黑体"/>
         <w:sz w:val="22"/>
         <w:szCs w:val="22"/>
         <w:lang w:bidi="ar-SA" w:eastAsia="en-US" w:val="en-US"/>
@@ -3004,7 +3280,7 @@
       <w:outlineLvl w:val="0"/>
     </w:pPr>
     <w:rPr>
-      <w:rFonts w:ascii="Times New Roman" w:asciiTheme="majorHAnsi" w:cstheme="majorBidi" w:eastAsia="黑体" w:eastAsiaTheme="majorEastAsia" w:hAnsi="Times New Roman" w:hAnsiTheme="majorHAnsi"/>
+      <w:rFonts w:ascii="Times New Roman" w:asciiTheme="majorHAnsi" w:cstheme="majorBidi" w:eastAsia="黑体" w:hAnsi="Times New Roman" w:hAnsiTheme="majorHAnsi"/>
       <w:b/>
       <w:bCs/>
       <w:color w:val="1F3864"/>
@@ -3028,7 +3304,7 @@
       <w:outlineLvl w:val="1"/>
     </w:pPr>
     <w:rPr>
-      <w:rFonts w:ascii="Times New Roman" w:asciiTheme="majorHAnsi" w:cstheme="majorBidi" w:eastAsia="黑体" w:eastAsiaTheme="majorEastAsia" w:hAnsi="Times New Roman" w:hAnsiTheme="majorHAnsi"/>
+      <w:rFonts w:ascii="Times New Roman" w:asciiTheme="majorHAnsi" w:cstheme="majorBidi" w:eastAsia="黑体" w:hAnsi="Times New Roman" w:hAnsiTheme="majorHAnsi"/>
       <w:b/>
       <w:bCs/>
       <w:color w:val="2E4E7E"/>
@@ -3052,7 +3328,7 @@
       <w:outlineLvl w:val="2"/>
     </w:pPr>
     <w:rPr>
-      <w:rFonts w:ascii="Times New Roman" w:asciiTheme="majorHAnsi" w:cstheme="majorBidi" w:eastAsia="黑体" w:eastAsiaTheme="majorEastAsia" w:hAnsi="Times New Roman" w:hAnsiTheme="majorHAnsi"/>
+      <w:rFonts w:ascii="Times New Roman" w:asciiTheme="majorHAnsi" w:cstheme="majorBidi" w:eastAsia="黑体" w:hAnsi="Times New Roman" w:hAnsiTheme="majorHAnsi"/>
       <w:b/>
       <w:bCs/>
       <w:color w:val="2E4E7E"/>
@@ -3076,7 +3352,7 @@
       <w:outlineLvl w:val="3"/>
     </w:pPr>
     <w:rPr>
-      <w:rFonts w:ascii="Times New Roman" w:asciiTheme="majorHAnsi" w:cstheme="majorBidi" w:eastAsia="黑体" w:eastAsiaTheme="majorEastAsia" w:hAnsi="Times New Roman" w:hAnsiTheme="majorHAnsi"/>
+      <w:rFonts w:ascii="Times New Roman" w:asciiTheme="majorHAnsi" w:cstheme="majorBidi" w:eastAsia="黑体" w:hAnsi="Times New Roman" w:hAnsiTheme="majorHAnsi"/>
       <w:b/>
       <w:bCs/>
       <w:i/>
@@ -3102,7 +3378,7 @@
       <w:outlineLvl w:val="4"/>
     </w:pPr>
     <w:rPr>
-      <w:rFonts w:ascii="Times New Roman" w:asciiTheme="majorHAnsi" w:cstheme="majorBidi" w:eastAsia="黑体" w:eastAsiaTheme="majorEastAsia" w:hAnsi="Times New Roman" w:hAnsiTheme="majorHAnsi"/>
+      <w:rFonts w:ascii="Times New Roman" w:asciiTheme="majorHAnsi" w:cstheme="majorBidi" w:eastAsia="黑体" w:hAnsi="Times New Roman" w:hAnsiTheme="majorHAnsi"/>
       <w:b/>
       <w:color w:val="333333"/>
       <w:sz w:val="22"/>
@@ -3125,7 +3401,7 @@
       <w:outlineLvl w:val="5"/>
     </w:pPr>
     <w:rPr>
-      <w:rFonts w:asciiTheme="majorHAnsi" w:cstheme="majorBidi" w:eastAsiaTheme="majorEastAsia" w:hAnsiTheme="majorHAnsi"/>
+      <w:rFonts w:asciiTheme="majorHAnsi" w:cstheme="majorBidi" w:hAnsiTheme="majorHAnsi" w:eastAsia="黑体"/>
       <w:i/>
       <w:iCs/>
       <w:color w:themeColor="accent1" w:themeShade="7F" w:val="243F60"/>
@@ -3148,7 +3424,7 @@
       <w:outlineLvl w:val="6"/>
     </w:pPr>
     <w:rPr>
-      <w:rFonts w:asciiTheme="majorHAnsi" w:cstheme="majorBidi" w:eastAsiaTheme="majorEastAsia" w:hAnsiTheme="majorHAnsi"/>
+      <w:rFonts w:asciiTheme="majorHAnsi" w:cstheme="majorBidi" w:hAnsiTheme="majorHAnsi" w:eastAsia="黑体"/>
       <w:i/>
       <w:iCs/>
       <w:color w:themeColor="text1" w:themeTint="BF" w:val="404040"/>
@@ -3171,7 +3447,7 @@
       <w:outlineLvl w:val="7"/>
     </w:pPr>
     <w:rPr>
-      <w:rFonts w:asciiTheme="majorHAnsi" w:cstheme="majorBidi" w:eastAsiaTheme="majorEastAsia" w:hAnsiTheme="majorHAnsi"/>
+      <w:rFonts w:asciiTheme="majorHAnsi" w:cstheme="majorBidi" w:hAnsiTheme="majorHAnsi" w:eastAsia="黑体"/>
       <w:color w:themeColor="accent1" w:val="4F81BD"/>
       <w:sz w:val="20"/>
       <w:szCs w:val="20"/>
@@ -3194,7 +3470,7 @@
       <w:outlineLvl w:val="8"/>
     </w:pPr>
     <w:rPr>
-      <w:rFonts w:asciiTheme="majorHAnsi" w:cstheme="majorBidi" w:eastAsiaTheme="majorEastAsia" w:hAnsiTheme="majorHAnsi"/>
+      <w:rFonts w:asciiTheme="majorHAnsi" w:cstheme="majorBidi" w:hAnsiTheme="majorHAnsi" w:eastAsia="黑体"/>
       <w:i/>
       <w:iCs/>
       <w:color w:themeColor="text1" w:themeTint="BF" w:val="404040"/>
@@ -3245,7 +3521,7 @@
     <w:uiPriority w:val="9"/>
     <w:rsid w:val="00FC693F"/>
     <w:rPr>
-      <w:rFonts w:asciiTheme="majorHAnsi" w:cstheme="majorBidi" w:eastAsiaTheme="majorEastAsia" w:hAnsiTheme="majorHAnsi"/>
+      <w:rFonts w:asciiTheme="majorHAnsi" w:cstheme="majorBidi" w:hAnsiTheme="majorHAnsi" w:eastAsia="黑体"/>
       <w:b/>
       <w:bCs/>
       <w:color w:themeColor="accent1" w:themeShade="BF" w:val="365F91"/>
@@ -3260,7 +3536,7 @@
     <w:uiPriority w:val="9"/>
     <w:rsid w:val="00FC693F"/>
     <w:rPr>
-      <w:rFonts w:asciiTheme="majorHAnsi" w:cstheme="majorBidi" w:eastAsiaTheme="majorEastAsia" w:hAnsiTheme="majorHAnsi"/>
+      <w:rFonts w:asciiTheme="majorHAnsi" w:cstheme="majorBidi" w:hAnsiTheme="majorHAnsi" w:eastAsia="黑体"/>
       <w:b/>
       <w:bCs/>
       <w:color w:themeColor="accent1" w:val="4F81BD"/>
@@ -3275,7 +3551,7 @@
     <w:uiPriority w:val="9"/>
     <w:rsid w:val="00FC693F"/>
     <w:rPr>
-      <w:rFonts w:asciiTheme="majorHAnsi" w:cstheme="majorBidi" w:eastAsiaTheme="majorEastAsia" w:hAnsiTheme="majorHAnsi"/>
+      <w:rFonts w:asciiTheme="majorHAnsi" w:cstheme="majorBidi" w:hAnsiTheme="majorHAnsi" w:eastAsia="黑体"/>
       <w:b/>
       <w:bCs/>
       <w:color w:themeColor="accent1" w:val="4F81BD"/>
@@ -3298,7 +3574,7 @@
       <w:contextualSpacing/>
     </w:pPr>
     <w:rPr>
-      <w:rFonts w:ascii="Times New Roman" w:asciiTheme="majorHAnsi" w:cstheme="majorBidi" w:eastAsia="黑体" w:eastAsiaTheme="majorEastAsia" w:hAnsi="Times New Roman" w:hAnsiTheme="majorHAnsi"/>
+      <w:rFonts w:ascii="Times New Roman" w:asciiTheme="majorHAnsi" w:cstheme="majorBidi" w:eastAsia="黑体" w:hAnsi="Times New Roman" w:hAnsiTheme="majorHAnsi"/>
       <w:b/>
       <w:color w:val="1F3864"/>
       <w:spacing w:val="5"/>
@@ -3314,7 +3590,7 @@
     <w:uiPriority w:val="10"/>
     <w:rsid w:val="00FC693F"/>
     <w:rPr>
-      <w:rFonts w:asciiTheme="majorHAnsi" w:cstheme="majorBidi" w:eastAsiaTheme="majorEastAsia" w:hAnsiTheme="majorHAnsi"/>
+      <w:rFonts w:asciiTheme="majorHAnsi" w:cstheme="majorBidi" w:hAnsiTheme="majorHAnsi" w:eastAsia="黑体"/>
       <w:color w:themeColor="text2" w:themeShade="BF" w:val="17365D"/>
       <w:spacing w:val="5"/>
       <w:kern w:val="28"/>
@@ -3336,7 +3612,7 @@
       </w:numPr>
     </w:pPr>
     <w:rPr>
-      <w:rFonts w:asciiTheme="majorHAnsi" w:cstheme="majorBidi" w:eastAsiaTheme="majorEastAsia" w:hAnsiTheme="majorHAnsi"/>
+      <w:rFonts w:asciiTheme="majorHAnsi" w:cstheme="majorBidi" w:hAnsiTheme="majorHAnsi" w:eastAsia="黑体"/>
       <w:i/>
       <w:iCs/>
       <w:color w:themeColor="accent1" w:val="4F81BD"/>
@@ -3352,7 +3628,7 @@
     <w:uiPriority w:val="11"/>
     <w:rsid w:val="00FC693F"/>
     <w:rPr>
-      <w:rFonts w:asciiTheme="majorHAnsi" w:cstheme="majorBidi" w:eastAsiaTheme="majorEastAsia" w:hAnsiTheme="majorHAnsi"/>
+      <w:rFonts w:asciiTheme="majorHAnsi" w:cstheme="majorBidi" w:hAnsiTheme="majorHAnsi" w:eastAsia="黑体"/>
       <w:i/>
       <w:iCs/>
       <w:color w:themeColor="accent1" w:val="4F81BD"/>
@@ -3419,6 +3695,7 @@
       <w:spacing w:after="120"/>
     </w:pPr>
     <w:rPr>
+      <w:rFonts w:eastAsia="黑体"/>
       <w:sz w:val="16"/>
       <w:szCs w:val="16"/>
     </w:rPr>
@@ -3430,6 +3707,7 @@
     <w:uiPriority w:val="99"/>
     <w:rsid w:val="00AA1D8D"/>
     <w:rPr>
+      <w:rFonts w:eastAsia="黑体"/>
       <w:sz w:val="16"/>
       <w:szCs w:val="16"/>
     </w:rPr>
@@ -3599,7 +3877,7 @@
       </w:tabs>
     </w:pPr>
     <w:rPr>
-      <w:rFonts w:ascii="Courier" w:hAnsi="Courier"/>
+      <w:rFonts w:ascii="Courier" w:hAnsi="Courier" w:eastAsia="黑体"/>
       <w:sz w:val="20"/>
       <w:szCs w:val="20"/>
     </w:rPr>
@@ -3611,7 +3889,7 @@
     <w:uiPriority w:val="99"/>
     <w:rsid w:val="0029639D"/>
     <w:rPr>
-      <w:rFonts w:ascii="Courier" w:hAnsi="Courier"/>
+      <w:rFonts w:ascii="Courier" w:hAnsi="Courier" w:eastAsia="黑体"/>
       <w:sz w:val="20"/>
       <w:szCs w:val="20"/>
     </w:rPr>
@@ -3647,6 +3925,7 @@
     <w:uiPriority w:val="29"/>
     <w:rsid w:val="00FC693F"/>
     <w:rPr>
+      <w:rFonts w:eastAsia="黑体"/>
       <w:i/>
       <w:iCs/>
       <w:color w:themeColor="text1" w:val="000000"/>
@@ -3660,7 +3939,7 @@
     <w:semiHidden/>
     <w:rsid w:val="00FC693F"/>
     <w:rPr>
-      <w:rFonts w:asciiTheme="majorHAnsi" w:cstheme="majorBidi" w:eastAsiaTheme="majorEastAsia" w:hAnsiTheme="majorHAnsi"/>
+      <w:rFonts w:asciiTheme="majorHAnsi" w:cstheme="majorBidi" w:hAnsiTheme="majorHAnsi" w:eastAsia="黑体"/>
       <w:b/>
       <w:bCs/>
       <w:i/>
@@ -3676,7 +3955,7 @@
     <w:semiHidden/>
     <w:rsid w:val="00FC693F"/>
     <w:rPr>
-      <w:rFonts w:asciiTheme="majorHAnsi" w:cstheme="majorBidi" w:eastAsiaTheme="majorEastAsia" w:hAnsiTheme="majorHAnsi"/>
+      <w:rFonts w:asciiTheme="majorHAnsi" w:cstheme="majorBidi" w:hAnsiTheme="majorHAnsi" w:eastAsia="黑体"/>
       <w:color w:themeColor="accent1" w:themeShade="7F" w:val="243F60"/>
     </w:rPr>
   </w:style>
@@ -3688,7 +3967,7 @@
     <w:semiHidden/>
     <w:rsid w:val="00FC693F"/>
     <w:rPr>
-      <w:rFonts w:asciiTheme="majorHAnsi" w:cstheme="majorBidi" w:eastAsiaTheme="majorEastAsia" w:hAnsiTheme="majorHAnsi"/>
+      <w:rFonts w:asciiTheme="majorHAnsi" w:cstheme="majorBidi" w:hAnsiTheme="majorHAnsi" w:eastAsia="黑体"/>
       <w:i/>
       <w:iCs/>
       <w:color w:themeColor="accent1" w:themeShade="7F" w:val="243F60"/>
@@ -3702,7 +3981,7 @@
     <w:semiHidden/>
     <w:rsid w:val="00FC693F"/>
     <w:rPr>
-      <w:rFonts w:asciiTheme="majorHAnsi" w:cstheme="majorBidi" w:eastAsiaTheme="majorEastAsia" w:hAnsiTheme="majorHAnsi"/>
+      <w:rFonts w:asciiTheme="majorHAnsi" w:cstheme="majorBidi" w:hAnsiTheme="majorHAnsi" w:eastAsia="黑体"/>
       <w:i/>
       <w:iCs/>
       <w:color w:themeColor="text1" w:themeTint="BF" w:val="404040"/>
@@ -3716,7 +3995,7 @@
     <w:semiHidden/>
     <w:rsid w:val="00FC693F"/>
     <w:rPr>
-      <w:rFonts w:asciiTheme="majorHAnsi" w:cstheme="majorBidi" w:eastAsiaTheme="majorEastAsia" w:hAnsiTheme="majorHAnsi"/>
+      <w:rFonts w:asciiTheme="majorHAnsi" w:cstheme="majorBidi" w:hAnsiTheme="majorHAnsi" w:eastAsia="黑体"/>
       <w:color w:themeColor="accent1" w:val="4F81BD"/>
       <w:sz w:val="20"/>
       <w:szCs w:val="20"/>
@@ -3730,7 +4009,7 @@
     <w:semiHidden/>
     <w:rsid w:val="00FC693F"/>
     <w:rPr>
-      <w:rFonts w:asciiTheme="majorHAnsi" w:cstheme="majorBidi" w:eastAsiaTheme="majorEastAsia" w:hAnsiTheme="majorHAnsi"/>
+      <w:rFonts w:asciiTheme="majorHAnsi" w:cstheme="majorBidi" w:hAnsiTheme="majorHAnsi" w:eastAsia="黑体"/>
       <w:i/>
       <w:iCs/>
       <w:color w:themeColor="text1" w:themeTint="BF" w:val="404040"/>
@@ -3751,6 +4030,7 @@
       <w:spacing w:line="240" w:lineRule="auto"/>
     </w:pPr>
     <w:rPr>
+      <w:rFonts w:eastAsia="黑体"/>
       <w:b/>
       <w:bCs/>
       <w:color w:themeColor="accent1" w:val="4F81BD"/>
@@ -3765,6 +4045,7 @@
     <w:qFormat/>
     <w:rsid w:val="00FC693F"/>
     <w:rPr>
+      <w:rFonts w:eastAsia="黑体"/>
       <w:b/>
       <w:bCs/>
     </w:rPr>
@@ -3776,6 +4057,7 @@
     <w:qFormat/>
     <w:rsid w:val="00FC693F"/>
     <w:rPr>
+      <w:rFonts w:eastAsia="黑体"/>
       <w:i/>
       <w:iCs/>
     </w:rPr>
@@ -3796,6 +4078,7 @@
       <w:ind w:left="936" w:right="936"/>
     </w:pPr>
     <w:rPr>
+      <w:rFonts w:eastAsia="黑体"/>
       <w:b/>
       <w:bCs/>
       <w:i/>
@@ -3810,6 +4093,7 @@
     <w:uiPriority w:val="30"/>
     <w:rsid w:val="00FC693F"/>
     <w:rPr>
+      <w:rFonts w:eastAsia="黑体"/>
       <w:b/>
       <w:bCs/>
       <w:i/>
@@ -3824,6 +4108,7 @@
     <w:qFormat/>
     <w:rsid w:val="00FC693F"/>
     <w:rPr>
+      <w:rFonts w:eastAsia="黑体"/>
       <w:i/>
       <w:iCs/>
       <w:color w:themeColor="text1" w:themeTint="7F" w:val="808080"/>
@@ -3836,6 +4121,7 @@
     <w:qFormat/>
     <w:rsid w:val="00FC693F"/>
     <w:rPr>
+      <w:rFonts w:eastAsia="黑体"/>
       <w:b/>
       <w:bCs/>
       <w:i/>
@@ -3850,6 +4136,7 @@
     <w:qFormat/>
     <w:rsid w:val="00FC693F"/>
     <w:rPr>
+      <w:rFonts w:eastAsia="黑体"/>
       <w:smallCaps/>
       <w:color w:themeColor="accent2" w:val="C0504D"/>
       <w:u w:val="single"/>
@@ -3862,6 +4149,7 @@
     <w:qFormat/>
     <w:rsid w:val="00FC693F"/>
     <w:rPr>
+      <w:rFonts w:eastAsia="黑体"/>
       <w:b/>
       <w:bCs/>
       <w:smallCaps/>
@@ -3877,6 +4165,7 @@
     <w:qFormat/>
     <w:rsid w:val="00FC693F"/>
     <w:rPr>
+      <w:rFonts w:eastAsia="黑体"/>
       <w:b/>
       <w:bCs/>
       <w:smallCaps/>
@@ -3931,6 +4220,7 @@
       <w:spacing w:after="0" w:line="240" w:lineRule="auto"/>
     </w:pPr>
     <w:rPr>
+      <w:rFonts w:eastAsia="黑体"/>
       <w:color w:themeColor="text1" w:themeShade="BF" w:val="000000"/>
     </w:rPr>
     <w:tblPr>
@@ -3953,6 +4243,7 @@
         <w:spacing w:after="0" w:before="0" w:line="240" w:lineRule="auto"/>
       </w:pPr>
       <w:rPr>
+        <w:rFonts w:eastAsia="黑体"/>
         <w:b/>
         <w:bCs/>
       </w:rPr>
@@ -3973,6 +4264,7 @@
         <w:spacing w:after="0" w:before="0" w:line="240" w:lineRule="auto"/>
       </w:pPr>
       <w:rPr>
+        <w:rFonts w:eastAsia="黑体"/>
         <w:b/>
         <w:bCs/>
       </w:rPr>
@@ -3990,12 +4282,14 @@
     </w:tblStylePr>
     <w:tblStylePr w:type="firstCol">
       <w:rPr>
+        <w:rFonts w:eastAsia="黑体"/>
         <w:b/>
         <w:bCs/>
       </w:rPr>
     </w:tblStylePr>
     <w:tblStylePr w:type="lastCol">
       <w:rPr>
+        <w:rFonts w:eastAsia="黑体"/>
         <w:b/>
         <w:bCs/>
       </w:rPr>
@@ -4034,6 +4328,7 @@
       <w:spacing w:after="0" w:line="240" w:lineRule="auto"/>
     </w:pPr>
     <w:rPr>
+      <w:rFonts w:eastAsia="黑体"/>
       <w:color w:themeColor="accent1" w:themeShade="BF" w:val="365F91"/>
     </w:rPr>
     <w:tblPr>
@@ -4056,6 +4351,7 @@
         <w:spacing w:after="0" w:before="0" w:line="240" w:lineRule="auto"/>
       </w:pPr>
       <w:rPr>
+        <w:rFonts w:eastAsia="黑体"/>
         <w:b/>
         <w:bCs/>
       </w:rPr>
@@ -4076,6 +4372,7 @@
         <w:spacing w:after="0" w:before="0" w:line="240" w:lineRule="auto"/>
       </w:pPr>
       <w:rPr>
+        <w:rFonts w:eastAsia="黑体"/>
         <w:b/>
         <w:bCs/>
       </w:rPr>
@@ -4093,12 +4390,14 @@
     </w:tblStylePr>
     <w:tblStylePr w:type="firstCol">
       <w:rPr>
+        <w:rFonts w:eastAsia="黑体"/>
         <w:b/>
         <w:bCs/>
       </w:rPr>
     </w:tblStylePr>
     <w:tblStylePr w:type="lastCol">
       <w:rPr>
+        <w:rFonts w:eastAsia="黑体"/>
         <w:b/>
         <w:bCs/>
       </w:rPr>
@@ -4137,6 +4436,7 @@
       <w:spacing w:after="0" w:line="240" w:lineRule="auto"/>
     </w:pPr>
     <w:rPr>
+      <w:rFonts w:eastAsia="黑体"/>
       <w:color w:themeColor="accent2" w:themeShade="BF" w:val="943634"/>
     </w:rPr>
     <w:tblPr>
@@ -4159,6 +4459,7 @@
         <w:spacing w:after="0" w:before="0" w:line="240" w:lineRule="auto"/>
       </w:pPr>
       <w:rPr>
+        <w:rFonts w:eastAsia="黑体"/>
         <w:b/>
         <w:bCs/>
       </w:rPr>
@@ -4179,6 +4480,7 @@
         <w:spacing w:after="0" w:before="0" w:line="240" w:lineRule="auto"/>
       </w:pPr>
       <w:rPr>
+        <w:rFonts w:eastAsia="黑体"/>
         <w:b/>
         <w:bCs/>
       </w:rPr>
@@ -4196,12 +4498,14 @@
     </w:tblStylePr>
     <w:tblStylePr w:type="firstCol">
       <w:rPr>
+        <w:rFonts w:eastAsia="黑体"/>
         <w:b/>
         <w:bCs/>
       </w:rPr>
     </w:tblStylePr>
     <w:tblStylePr w:type="lastCol">
       <w:rPr>
+        <w:rFonts w:eastAsia="黑体"/>
         <w:b/>
         <w:bCs/>
       </w:rPr>
@@ -4240,6 +4544,7 @@
       <w:spacing w:after="0" w:line="240" w:lineRule="auto"/>
     </w:pPr>
     <w:rPr>
+      <w:rFonts w:eastAsia="黑体"/>
       <w:color w:themeColor="accent3" w:themeShade="BF" w:val="76923C"/>
     </w:rPr>
     <w:tblPr>
@@ -4262,6 +4567,7 @@
         <w:spacing w:after="0" w:before="0" w:line="240" w:lineRule="auto"/>
       </w:pPr>
       <w:rPr>
+        <w:rFonts w:eastAsia="黑体"/>
         <w:b/>
         <w:bCs/>
       </w:rPr>
@@ -4282,6 +4588,7 @@
         <w:spacing w:after="0" w:before="0" w:line="240" w:lineRule="auto"/>
       </w:pPr>
       <w:rPr>
+        <w:rFonts w:eastAsia="黑体"/>
         <w:b/>
         <w:bCs/>
       </w:rPr>
@@ -4299,12 +4606,14 @@
     </w:tblStylePr>
     <w:tblStylePr w:type="firstCol">
       <w:rPr>
+        <w:rFonts w:eastAsia="黑体"/>
         <w:b/>
         <w:bCs/>
       </w:rPr>
     </w:tblStylePr>
     <w:tblStylePr w:type="lastCol">
       <w:rPr>
+        <w:rFonts w:eastAsia="黑体"/>
         <w:b/>
         <w:bCs/>
       </w:rPr>
@@ -4343,6 +4652,7 @@
       <w:spacing w:after="0" w:line="240" w:lineRule="auto"/>
     </w:pPr>
     <w:rPr>
+      <w:rFonts w:eastAsia="黑体"/>
       <w:color w:themeColor="accent4" w:themeShade="BF" w:val="5F497A"/>
     </w:rPr>
     <w:tblPr>
@@ -4365,6 +4675,7 @@
         <w:spacing w:after="0" w:before="0" w:line="240" w:lineRule="auto"/>
       </w:pPr>
       <w:rPr>
+        <w:rFonts w:eastAsia="黑体"/>
         <w:b/>
         <w:bCs/>
       </w:rPr>
@@ -4385,6 +4696,7 @@
         <w:spacing w:after="0" w:before="0" w:line="240" w:lineRule="auto"/>
       </w:pPr>
       <w:rPr>
+        <w:rFonts w:eastAsia="黑体"/>
         <w:b/>
         <w:bCs/>
       </w:rPr>
@@ -4402,12 +4714,14 @@
     </w:tblStylePr>
     <w:tblStylePr w:type="firstCol">
       <w:rPr>
+        <w:rFonts w:eastAsia="黑体"/>
         <w:b/>
         <w:bCs/>
       </w:rPr>
     </w:tblStylePr>
     <w:tblStylePr w:type="lastCol">
       <w:rPr>
+        <w:rFonts w:eastAsia="黑体"/>
         <w:b/>
         <w:bCs/>
       </w:rPr>
@@ -4446,6 +4760,7 @@
       <w:spacing w:after="0" w:line="240" w:lineRule="auto"/>
     </w:pPr>
     <w:rPr>
+      <w:rFonts w:eastAsia="黑体"/>
       <w:color w:themeColor="accent5" w:themeShade="BF" w:val="31849B"/>
     </w:rPr>
     <w:tblPr>
@@ -4468,6 +4783,7 @@
         <w:spacing w:after="0" w:before="0" w:line="240" w:lineRule="auto"/>
       </w:pPr>
       <w:rPr>
+        <w:rFonts w:eastAsia="黑体"/>
         <w:b/>
         <w:bCs/>
       </w:rPr>
@@ -4488,6 +4804,7 @@
         <w:spacing w:after="0" w:before="0" w:line="240" w:lineRule="auto"/>
       </w:pPr>
       <w:rPr>
+        <w:rFonts w:eastAsia="黑体"/>
         <w:b/>
         <w:bCs/>
       </w:rPr>
@@ -4505,12 +4822,14 @@
     </w:tblStylePr>
     <w:tblStylePr w:type="firstCol">
       <w:rPr>
+        <w:rFonts w:eastAsia="黑体"/>
         <w:b/>
         <w:bCs/>
       </w:rPr>
     </w:tblStylePr>
     <w:tblStylePr w:type="lastCol">
       <w:rPr>
+        <w:rFonts w:eastAsia="黑体"/>
         <w:b/>
         <w:bCs/>
       </w:rPr>
@@ -4549,6 +4868,7 @@
       <w:spacing w:after="0" w:line="240" w:lineRule="auto"/>
     </w:pPr>
     <w:rPr>
+      <w:rFonts w:eastAsia="黑体"/>
       <w:color w:themeColor="accent6" w:themeShade="BF" w:val="E36C0A"/>
     </w:rPr>
     <w:tblPr>
@@ -4571,6 +4891,7 @@
         <w:spacing w:after="0" w:before="0" w:line="240" w:lineRule="auto"/>
       </w:pPr>
       <w:rPr>
+        <w:rFonts w:eastAsia="黑体"/>
         <w:b/>
         <w:bCs/>
       </w:rPr>
@@ -4591,6 +4912,7 @@
         <w:spacing w:after="0" w:before="0" w:line="240" w:lineRule="auto"/>
       </w:pPr>
       <w:rPr>
+        <w:rFonts w:eastAsia="黑体"/>
         <w:b/>
         <w:bCs/>
       </w:rPr>
@@ -4608,12 +4930,14 @@
     </w:tblStylePr>
     <w:tblStylePr w:type="firstCol">
       <w:rPr>
+        <w:rFonts w:eastAsia="黑体"/>
         <w:b/>
         <w:bCs/>
       </w:rPr>
     </w:tblStylePr>
     <w:tblStylePr w:type="lastCol">
       <w:rPr>
+        <w:rFonts w:eastAsia="黑体"/>
         <w:b/>
         <w:bCs/>
       </w:rPr>
@@ -4673,6 +4997,7 @@
         <w:spacing w:after="0" w:before="0" w:line="240" w:lineRule="auto"/>
       </w:pPr>
       <w:rPr>
+        <w:rFonts w:eastAsia="黑体"/>
         <w:b/>
         <w:bCs/>
         <w:color w:themeColor="background1" w:val="FFFFFF"/>
@@ -4687,6 +5012,7 @@
         <w:spacing w:after="0" w:before="0" w:line="240" w:lineRule="auto"/>
       </w:pPr>
       <w:rPr>
+        <w:rFonts w:eastAsia="黑体"/>
         <w:b/>
         <w:bCs/>
       </w:rPr>
@@ -4702,12 +5028,14 @@
     </w:tblStylePr>
     <w:tblStylePr w:type="firstCol">
       <w:rPr>
+        <w:rFonts w:eastAsia="黑体"/>
         <w:b/>
         <w:bCs/>
       </w:rPr>
     </w:tblStylePr>
     <w:tblStylePr w:type="lastCol">
       <w:rPr>
+        <w:rFonts w:eastAsia="黑体"/>
         <w:b/>
         <w:bCs/>
       </w:rPr>
@@ -4765,6 +5093,7 @@
         <w:spacing w:after="0" w:before="0" w:line="240" w:lineRule="auto"/>
       </w:pPr>
       <w:rPr>
+        <w:rFonts w:eastAsia="黑体"/>
         <w:b/>
         <w:bCs/>
         <w:color w:themeColor="background1" w:val="FFFFFF"/>
@@ -4779,6 +5108,7 @@
         <w:spacing w:after="0" w:before="0" w:line="240" w:lineRule="auto"/>
       </w:pPr>
       <w:rPr>
+        <w:rFonts w:eastAsia="黑体"/>
         <w:b/>
         <w:bCs/>
       </w:rPr>
@@ -4794,12 +5124,14 @@
     </w:tblStylePr>
     <w:tblStylePr w:type="firstCol">
       <w:rPr>
+        <w:rFonts w:eastAsia="黑体"/>
         <w:b/>
         <w:bCs/>
       </w:rPr>
     </w:tblStylePr>
     <w:tblStylePr w:type="lastCol">
       <w:rPr>
+        <w:rFonts w:eastAsia="黑体"/>
         <w:b/>
         <w:bCs/>
       </w:rPr>
@@ -4857,6 +5189,7 @@
         <w:spacing w:after="0" w:before="0" w:line="240" w:lineRule="auto"/>
       </w:pPr>
       <w:rPr>
+        <w:rFonts w:eastAsia="黑体"/>
         <w:b/>
         <w:bCs/>
         <w:color w:themeColor="background1" w:val="FFFFFF"/>
@@ -4871,6 +5204,7 @@
         <w:spacing w:after="0" w:before="0" w:line="240" w:lineRule="auto"/>
       </w:pPr>
       <w:rPr>
+        <w:rFonts w:eastAsia="黑体"/>
         <w:b/>
         <w:bCs/>
       </w:rPr>
@@ -4886,12 +5220,14 @@
     </w:tblStylePr>
     <w:tblStylePr w:type="firstCol">
       <w:rPr>
+        <w:rFonts w:eastAsia="黑体"/>
         <w:b/>
         <w:bCs/>
       </w:rPr>
     </w:tblStylePr>
     <w:tblStylePr w:type="lastCol">
       <w:rPr>
+        <w:rFonts w:eastAsia="黑体"/>
         <w:b/>
         <w:bCs/>
       </w:rPr>
@@ -4949,6 +5285,7 @@
         <w:spacing w:after="0" w:before="0" w:line="240" w:lineRule="auto"/>
       </w:pPr>
       <w:rPr>
+        <w:rFonts w:eastAsia="黑体"/>
         <w:b/>
         <w:bCs/>
         <w:color w:themeColor="background1" w:val="FFFFFF"/>
@@ -4963,6 +5300,7 @@
         <w:spacing w:after="0" w:before="0" w:line="240" w:lineRule="auto"/>
       </w:pPr>
       <w:rPr>
+        <w:rFonts w:eastAsia="黑体"/>
         <w:b/>
         <w:bCs/>
       </w:rPr>
@@ -4978,12 +5316,14 @@
     </w:tblStylePr>
     <w:tblStylePr w:type="firstCol">
       <w:rPr>
+        <w:rFonts w:eastAsia="黑体"/>
         <w:b/>
         <w:bCs/>
       </w:rPr>
     </w:tblStylePr>
     <w:tblStylePr w:type="lastCol">
       <w:rPr>
+        <w:rFonts w:eastAsia="黑体"/>
         <w:b/>
         <w:bCs/>
       </w:rPr>
@@ -5041,6 +5381,7 @@
         <w:spacing w:after="0" w:before="0" w:line="240" w:lineRule="auto"/>
       </w:pPr>
       <w:rPr>
+        <w:rFonts w:eastAsia="黑体"/>
         <w:b/>
         <w:bCs/>
         <w:color w:themeColor="background1" w:val="FFFFFF"/>
@@ -5055,6 +5396,7 @@
         <w:spacing w:after="0" w:before="0" w:line="240" w:lineRule="auto"/>
       </w:pPr>
       <w:rPr>
+        <w:rFonts w:eastAsia="黑体"/>
         <w:b/>
         <w:bCs/>
       </w:rPr>
@@ -5070,12 +5412,14 @@
     </w:tblStylePr>
     <w:tblStylePr w:type="firstCol">
       <w:rPr>
+        <w:rFonts w:eastAsia="黑体"/>
         <w:b/>
         <w:bCs/>
       </w:rPr>
     </w:tblStylePr>
     <w:tblStylePr w:type="lastCol">
       <w:rPr>
+        <w:rFonts w:eastAsia="黑体"/>
         <w:b/>
         <w:bCs/>
       </w:rPr>
@@ -5133,6 +5477,7 @@
         <w:spacing w:after="0" w:before="0" w:line="240" w:lineRule="auto"/>
       </w:pPr>
       <w:rPr>
+        <w:rFonts w:eastAsia="黑体"/>
         <w:b/>
         <w:bCs/>
         <w:color w:themeColor="background1" w:val="FFFFFF"/>
@@ -5147,6 +5492,7 @@
         <w:spacing w:after="0" w:before="0" w:line="240" w:lineRule="auto"/>
       </w:pPr>
       <w:rPr>
+        <w:rFonts w:eastAsia="黑体"/>
         <w:b/>
         <w:bCs/>
       </w:rPr>
@@ -5162,12 +5508,14 @@
     </w:tblStylePr>
     <w:tblStylePr w:type="firstCol">
       <w:rPr>
+        <w:rFonts w:eastAsia="黑体"/>
         <w:b/>
         <w:bCs/>
       </w:rPr>
     </w:tblStylePr>
     <w:tblStylePr w:type="lastCol">
       <w:rPr>
+        <w:rFonts w:eastAsia="黑体"/>
         <w:b/>
         <w:bCs/>
       </w:rPr>
@@ -5225,6 +5573,7 @@
         <w:spacing w:after="0" w:before="0" w:line="240" w:lineRule="auto"/>
       </w:pPr>
       <w:rPr>
+        <w:rFonts w:eastAsia="黑体"/>
         <w:b/>
         <w:bCs/>
         <w:color w:themeColor="background1" w:val="FFFFFF"/>
@@ -5239,6 +5588,7 @@
         <w:spacing w:after="0" w:before="0" w:line="240" w:lineRule="auto"/>
       </w:pPr>
       <w:rPr>
+        <w:rFonts w:eastAsia="黑体"/>
         <w:b/>
         <w:bCs/>
       </w:rPr>
@@ -5254,12 +5604,14 @@
     </w:tblStylePr>
     <w:tblStylePr w:type="firstCol">
       <w:rPr>
+        <w:rFonts w:eastAsia="黑体"/>
         <w:b/>
         <w:bCs/>
       </w:rPr>
     </w:tblStylePr>
     <w:tblStylePr w:type="lastCol">
       <w:rPr>
+        <w:rFonts w:eastAsia="黑体"/>
         <w:b/>
         <w:bCs/>
       </w:rPr>
@@ -5319,7 +5671,7 @@
         <w:spacing w:after="0" w:before="0" w:line="240" w:lineRule="auto"/>
       </w:pPr>
       <w:rPr>
-        <w:rFonts w:asciiTheme="majorHAnsi" w:cstheme="majorBidi" w:eastAsiaTheme="majorEastAsia" w:hAnsiTheme="majorHAnsi"/>
+        <w:rFonts w:asciiTheme="majorHAnsi" w:cstheme="majorBidi" w:hAnsiTheme="majorHAnsi" w:eastAsia="黑体"/>
         <w:b/>
         <w:bCs/>
       </w:rPr>
@@ -5340,7 +5692,7 @@
         <w:spacing w:after="0" w:before="0" w:line="240" w:lineRule="auto"/>
       </w:pPr>
       <w:rPr>
-        <w:rFonts w:asciiTheme="majorHAnsi" w:cstheme="majorBidi" w:eastAsiaTheme="majorEastAsia" w:hAnsiTheme="majorHAnsi"/>
+        <w:rFonts w:asciiTheme="majorHAnsi" w:cstheme="majorBidi" w:hAnsiTheme="majorHAnsi" w:eastAsia="黑体"/>
         <w:b/>
         <w:bCs/>
       </w:rPr>
@@ -5358,14 +5710,14 @@
     </w:tblStylePr>
     <w:tblStylePr w:type="firstCol">
       <w:rPr>
-        <w:rFonts w:asciiTheme="majorHAnsi" w:cstheme="majorBidi" w:eastAsiaTheme="majorEastAsia" w:hAnsiTheme="majorHAnsi"/>
+        <w:rFonts w:asciiTheme="majorHAnsi" w:cstheme="majorBidi" w:hAnsiTheme="majorHAnsi" w:eastAsia="黑体"/>
         <w:b/>
         <w:bCs/>
       </w:rPr>
     </w:tblStylePr>
     <w:tblStylePr w:type="lastCol">
       <w:rPr>
-        <w:rFonts w:asciiTheme="majorHAnsi" w:cstheme="majorBidi" w:eastAsiaTheme="majorEastAsia" w:hAnsiTheme="majorHAnsi"/>
+        <w:rFonts w:asciiTheme="majorHAnsi" w:cstheme="majorBidi" w:hAnsiTheme="majorHAnsi" w:eastAsia="黑体"/>
         <w:b/>
         <w:bCs/>
       </w:rPr>
@@ -5449,7 +5801,7 @@
         <w:spacing w:after="0" w:before="0" w:line="240" w:lineRule="auto"/>
       </w:pPr>
       <w:rPr>
-        <w:rFonts w:asciiTheme="majorHAnsi" w:cstheme="majorBidi" w:eastAsiaTheme="majorEastAsia" w:hAnsiTheme="majorHAnsi"/>
+        <w:rFonts w:asciiTheme="majorHAnsi" w:cstheme="majorBidi" w:hAnsiTheme="majorHAnsi" w:eastAsia="黑体"/>
         <w:b/>
         <w:bCs/>
       </w:rPr>
@@ -5470,7 +5822,7 @@
         <w:spacing w:after="0" w:before="0" w:line="240" w:lineRule="auto"/>
       </w:pPr>
       <w:rPr>
-        <w:rFonts w:asciiTheme="majorHAnsi" w:cstheme="majorBidi" w:eastAsiaTheme="majorEastAsia" w:hAnsiTheme="majorHAnsi"/>
+        <w:rFonts w:asciiTheme="majorHAnsi" w:cstheme="majorBidi" w:hAnsiTheme="majorHAnsi" w:eastAsia="黑体"/>
         <w:b/>
         <w:bCs/>
       </w:rPr>
@@ -5488,14 +5840,14 @@
     </w:tblStylePr>
     <w:tblStylePr w:type="firstCol">
       <w:rPr>
-        <w:rFonts w:asciiTheme="majorHAnsi" w:cstheme="majorBidi" w:eastAsiaTheme="majorEastAsia" w:hAnsiTheme="majorHAnsi"/>
+        <w:rFonts w:asciiTheme="majorHAnsi" w:cstheme="majorBidi" w:hAnsiTheme="majorHAnsi" w:eastAsia="黑体"/>
         <w:b/>
         <w:bCs/>
       </w:rPr>
     </w:tblStylePr>
     <w:tblStylePr w:type="lastCol">
       <w:rPr>
-        <w:rFonts w:asciiTheme="majorHAnsi" w:cstheme="majorBidi" w:eastAsiaTheme="majorEastAsia" w:hAnsiTheme="majorHAnsi"/>
+        <w:rFonts w:asciiTheme="majorHAnsi" w:cstheme="majorBidi" w:hAnsiTheme="majorHAnsi" w:eastAsia="黑体"/>
         <w:b/>
         <w:bCs/>
       </w:rPr>
@@ -5579,7 +5931,7 @@
         <w:spacing w:after="0" w:before="0" w:line="240" w:lineRule="auto"/>
       </w:pPr>
       <w:rPr>
-        <w:rFonts w:asciiTheme="majorHAnsi" w:cstheme="majorBidi" w:eastAsiaTheme="majorEastAsia" w:hAnsiTheme="majorHAnsi"/>
+        <w:rFonts w:asciiTheme="majorHAnsi" w:cstheme="majorBidi" w:hAnsiTheme="majorHAnsi" w:eastAsia="黑体"/>
         <w:b/>
         <w:bCs/>
       </w:rPr>
@@ -5600,7 +5952,7 @@
         <w:spacing w:after="0" w:before="0" w:line="240" w:lineRule="auto"/>
       </w:pPr>
       <w:rPr>
-        <w:rFonts w:asciiTheme="majorHAnsi" w:cstheme="majorBidi" w:eastAsiaTheme="majorEastAsia" w:hAnsiTheme="majorHAnsi"/>
+        <w:rFonts w:asciiTheme="majorHAnsi" w:cstheme="majorBidi" w:hAnsiTheme="majorHAnsi" w:eastAsia="黑体"/>
         <w:b/>
         <w:bCs/>
       </w:rPr>
@@ -5618,14 +5970,14 @@
     </w:tblStylePr>
     <w:tblStylePr w:type="firstCol">
       <w:rPr>
-        <w:rFonts w:asciiTheme="majorHAnsi" w:cstheme="majorBidi" w:eastAsiaTheme="majorEastAsia" w:hAnsiTheme="majorHAnsi"/>
+        <w:rFonts w:asciiTheme="majorHAnsi" w:cstheme="majorBidi" w:hAnsiTheme="majorHAnsi" w:eastAsia="黑体"/>
         <w:b/>
         <w:bCs/>
       </w:rPr>
     </w:tblStylePr>
     <w:tblStylePr w:type="lastCol">
       <w:rPr>
-        <w:rFonts w:asciiTheme="majorHAnsi" w:cstheme="majorBidi" w:eastAsiaTheme="majorEastAsia" w:hAnsiTheme="majorHAnsi"/>
+        <w:rFonts w:asciiTheme="majorHAnsi" w:cstheme="majorBidi" w:hAnsiTheme="majorHAnsi" w:eastAsia="黑体"/>
         <w:b/>
         <w:bCs/>
       </w:rPr>
@@ -5709,7 +6061,7 @@
         <w:spacing w:after="0" w:before="0" w:line="240" w:lineRule="auto"/>
       </w:pPr>
       <w:rPr>
-        <w:rFonts w:asciiTheme="majorHAnsi" w:cstheme="majorBidi" w:eastAsiaTheme="majorEastAsia" w:hAnsiTheme="majorHAnsi"/>
+        <w:rFonts w:asciiTheme="majorHAnsi" w:cstheme="majorBidi" w:hAnsiTheme="majorHAnsi" w:eastAsia="黑体"/>
         <w:b/>
         <w:bCs/>
       </w:rPr>
@@ -5730,7 +6082,7 @@
         <w:spacing w:after="0" w:before="0" w:line="240" w:lineRule="auto"/>
       </w:pPr>
       <w:rPr>
-        <w:rFonts w:asciiTheme="majorHAnsi" w:cstheme="majorBidi" w:eastAsiaTheme="majorEastAsia" w:hAnsiTheme="majorHAnsi"/>
+        <w:rFonts w:asciiTheme="majorHAnsi" w:cstheme="majorBidi" w:hAnsiTheme="majorHAnsi" w:eastAsia="黑体"/>
         <w:b/>
         <w:bCs/>
       </w:rPr>
@@ -5748,14 +6100,14 @@
     </w:tblStylePr>
     <w:tblStylePr w:type="firstCol">
       <w:rPr>
-        <w:rFonts w:asciiTheme="majorHAnsi" w:cstheme="majorBidi" w:eastAsiaTheme="majorEastAsia" w:hAnsiTheme="majorHAnsi"/>
+        <w:rFonts w:asciiTheme="majorHAnsi" w:cstheme="majorBidi" w:hAnsiTheme="majorHAnsi" w:eastAsia="黑体"/>
         <w:b/>
         <w:bCs/>
       </w:rPr>
     </w:tblStylePr>
     <w:tblStylePr w:type="lastCol">
       <w:rPr>
-        <w:rFonts w:asciiTheme="majorHAnsi" w:cstheme="majorBidi" w:eastAsiaTheme="majorEastAsia" w:hAnsiTheme="majorHAnsi"/>
+        <w:rFonts w:asciiTheme="majorHAnsi" w:cstheme="majorBidi" w:hAnsiTheme="majorHAnsi" w:eastAsia="黑体"/>
         <w:b/>
         <w:bCs/>
       </w:rPr>
@@ -5839,7 +6191,7 @@
         <w:spacing w:after="0" w:before="0" w:line="240" w:lineRule="auto"/>
       </w:pPr>
       <w:rPr>
-        <w:rFonts w:asciiTheme="majorHAnsi" w:cstheme="majorBidi" w:eastAsiaTheme="majorEastAsia" w:hAnsiTheme="majorHAnsi"/>
+        <w:rFonts w:asciiTheme="majorHAnsi" w:cstheme="majorBidi" w:hAnsiTheme="majorHAnsi" w:eastAsia="黑体"/>
         <w:b/>
         <w:bCs/>
       </w:rPr>
@@ -5860,7 +6212,7 @@
         <w:spacing w:after="0" w:before="0" w:line="240" w:lineRule="auto"/>
       </w:pPr>
       <w:rPr>
-        <w:rFonts w:asciiTheme="majorHAnsi" w:cstheme="majorBidi" w:eastAsiaTheme="majorEastAsia" w:hAnsiTheme="majorHAnsi"/>
+        <w:rFonts w:asciiTheme="majorHAnsi" w:cstheme="majorBidi" w:hAnsiTheme="majorHAnsi" w:eastAsia="黑体"/>
         <w:b/>
         <w:bCs/>
       </w:rPr>
@@ -5878,14 +6230,14 @@
     </w:tblStylePr>
     <w:tblStylePr w:type="firstCol">
       <w:rPr>
-        <w:rFonts w:asciiTheme="majorHAnsi" w:cstheme="majorBidi" w:eastAsiaTheme="majorEastAsia" w:hAnsiTheme="majorHAnsi"/>
+        <w:rFonts w:asciiTheme="majorHAnsi" w:cstheme="majorBidi" w:hAnsiTheme="majorHAnsi" w:eastAsia="黑体"/>
         <w:b/>
         <w:bCs/>
       </w:rPr>
     </w:tblStylePr>
     <w:tblStylePr w:type="lastCol">
       <w:rPr>
-        <w:rFonts w:asciiTheme="majorHAnsi" w:cstheme="majorBidi" w:eastAsiaTheme="majorEastAsia" w:hAnsiTheme="majorHAnsi"/>
+        <w:rFonts w:asciiTheme="majorHAnsi" w:cstheme="majorBidi" w:hAnsiTheme="majorHAnsi" w:eastAsia="黑体"/>
         <w:b/>
         <w:bCs/>
       </w:rPr>
@@ -5969,7 +6321,7 @@
         <w:spacing w:after="0" w:before="0" w:line="240" w:lineRule="auto"/>
       </w:pPr>
       <w:rPr>
-        <w:rFonts w:asciiTheme="majorHAnsi" w:cstheme="majorBidi" w:eastAsiaTheme="majorEastAsia" w:hAnsiTheme="majorHAnsi"/>
+        <w:rFonts w:asciiTheme="majorHAnsi" w:cstheme="majorBidi" w:hAnsiTheme="majorHAnsi" w:eastAsia="黑体"/>
         <w:b/>
         <w:bCs/>
       </w:rPr>
@@ -5990,7 +6342,7 @@
         <w:spacing w:after="0" w:before="0" w:line="240" w:lineRule="auto"/>
       </w:pPr>
       <w:rPr>
-        <w:rFonts w:asciiTheme="majorHAnsi" w:cstheme="majorBidi" w:eastAsiaTheme="majorEastAsia" w:hAnsiTheme="majorHAnsi"/>
+        <w:rFonts w:asciiTheme="majorHAnsi" w:cstheme="majorBidi" w:hAnsiTheme="majorHAnsi" w:eastAsia="黑体"/>
         <w:b/>
         <w:bCs/>
       </w:rPr>
@@ -6008,14 +6360,14 @@
     </w:tblStylePr>
     <w:tblStylePr w:type="firstCol">
       <w:rPr>
-        <w:rFonts w:asciiTheme="majorHAnsi" w:cstheme="majorBidi" w:eastAsiaTheme="majorEastAsia" w:hAnsiTheme="majorHAnsi"/>
+        <w:rFonts w:asciiTheme="majorHAnsi" w:cstheme="majorBidi" w:hAnsiTheme="majorHAnsi" w:eastAsia="黑体"/>
         <w:b/>
         <w:bCs/>
       </w:rPr>
     </w:tblStylePr>
     <w:tblStylePr w:type="lastCol">
       <w:rPr>
-        <w:rFonts w:asciiTheme="majorHAnsi" w:cstheme="majorBidi" w:eastAsiaTheme="majorEastAsia" w:hAnsiTheme="majorHAnsi"/>
+        <w:rFonts w:asciiTheme="majorHAnsi" w:cstheme="majorBidi" w:hAnsiTheme="majorHAnsi" w:eastAsia="黑体"/>
         <w:b/>
         <w:bCs/>
       </w:rPr>
@@ -6099,7 +6451,7 @@
         <w:spacing w:after="0" w:before="0" w:line="240" w:lineRule="auto"/>
       </w:pPr>
       <w:rPr>
-        <w:rFonts w:asciiTheme="majorHAnsi" w:cstheme="majorBidi" w:eastAsiaTheme="majorEastAsia" w:hAnsiTheme="majorHAnsi"/>
+        <w:rFonts w:asciiTheme="majorHAnsi" w:cstheme="majorBidi" w:hAnsiTheme="majorHAnsi" w:eastAsia="黑体"/>
         <w:b/>
         <w:bCs/>
       </w:rPr>
@@ -6120,7 +6472,7 @@
         <w:spacing w:after="0" w:before="0" w:line="240" w:lineRule="auto"/>
       </w:pPr>
       <w:rPr>
-        <w:rFonts w:asciiTheme="majorHAnsi" w:cstheme="majorBidi" w:eastAsiaTheme="majorEastAsia" w:hAnsiTheme="majorHAnsi"/>
+        <w:rFonts w:asciiTheme="majorHAnsi" w:cstheme="majorBidi" w:hAnsiTheme="majorHAnsi" w:eastAsia="黑体"/>
         <w:b/>
         <w:bCs/>
       </w:rPr>
@@ -6138,14 +6490,14 @@
     </w:tblStylePr>
     <w:tblStylePr w:type="firstCol">
       <w:rPr>
-        <w:rFonts w:asciiTheme="majorHAnsi" w:cstheme="majorBidi" w:eastAsiaTheme="majorEastAsia" w:hAnsiTheme="majorHAnsi"/>
+        <w:rFonts w:asciiTheme="majorHAnsi" w:cstheme="majorBidi" w:hAnsiTheme="majorHAnsi" w:eastAsia="黑体"/>
         <w:b/>
         <w:bCs/>
       </w:rPr>
     </w:tblStylePr>
     <w:tblStylePr w:type="lastCol">
       <w:rPr>
-        <w:rFonts w:asciiTheme="majorHAnsi" w:cstheme="majorBidi" w:eastAsiaTheme="majorEastAsia" w:hAnsiTheme="majorHAnsi"/>
+        <w:rFonts w:asciiTheme="majorHAnsi" w:cstheme="majorBidi" w:hAnsiTheme="majorHAnsi" w:eastAsia="黑体"/>
         <w:b/>
         <w:bCs/>
       </w:rPr>
@@ -6228,6 +6580,7 @@
         <w:spacing w:after="0" w:before="0" w:line="240" w:lineRule="auto"/>
       </w:pPr>
       <w:rPr>
+        <w:rFonts w:eastAsia="黑体"/>
         <w:b/>
         <w:bCs/>
         <w:color w:themeColor="background1" w:val="FFFFFF"/>
@@ -6250,6 +6603,7 @@
         <w:spacing w:after="0" w:before="0" w:line="240" w:lineRule="auto"/>
       </w:pPr>
       <w:rPr>
+        <w:rFonts w:eastAsia="黑体"/>
         <w:b/>
         <w:bCs/>
       </w:rPr>
@@ -6267,12 +6621,14 @@
     </w:tblStylePr>
     <w:tblStylePr w:type="firstCol">
       <w:rPr>
+        <w:rFonts w:eastAsia="黑体"/>
         <w:b/>
         <w:bCs/>
       </w:rPr>
     </w:tblStylePr>
     <w:tblStylePr w:type="lastCol">
       <w:rPr>
+        <w:rFonts w:eastAsia="黑体"/>
         <w:b/>
         <w:bCs/>
       </w:rPr>
@@ -6334,6 +6690,7 @@
         <w:spacing w:after="0" w:before="0" w:line="240" w:lineRule="auto"/>
       </w:pPr>
       <w:rPr>
+        <w:rFonts w:eastAsia="黑体"/>
         <w:b/>
         <w:bCs/>
         <w:color w:themeColor="background1" w:val="FFFFFF"/>
@@ -6356,6 +6713,7 @@
         <w:spacing w:after="0" w:before="0" w:line="240" w:lineRule="auto"/>
       </w:pPr>
       <w:rPr>
+        <w:rFonts w:eastAsia="黑体"/>
         <w:b/>
         <w:bCs/>
       </w:rPr>
@@ -6373,12 +6731,14 @@
     </w:tblStylePr>
     <w:tblStylePr w:type="firstCol">
       <w:rPr>
+        <w:rFonts w:eastAsia="黑体"/>
         <w:b/>
         <w:bCs/>
       </w:rPr>
     </w:tblStylePr>
     <w:tblStylePr w:type="lastCol">
       <w:rPr>
+        <w:rFonts w:eastAsia="黑体"/>
         <w:b/>
         <w:bCs/>
       </w:rPr>
@@ -6440,6 +6800,7 @@
         <w:spacing w:after="0" w:before="0" w:line="240" w:lineRule="auto"/>
       </w:pPr>
       <w:rPr>
+        <w:rFonts w:eastAsia="黑体"/>
         <w:b/>
         <w:bCs/>
         <w:color w:themeColor="background1" w:val="FFFFFF"/>
@@ -6462,6 +6823,7 @@
         <w:spacing w:after="0" w:before="0" w:line="240" w:lineRule="auto"/>
       </w:pPr>
       <w:rPr>
+        <w:rFonts w:eastAsia="黑体"/>
         <w:b/>
         <w:bCs/>
       </w:rPr>
@@ -6479,12 +6841,14 @@
     </w:tblStylePr>
     <w:tblStylePr w:type="firstCol">
       <w:rPr>
+        <w:rFonts w:eastAsia="黑体"/>
         <w:b/>
         <w:bCs/>
       </w:rPr>
     </w:tblStylePr>
     <w:tblStylePr w:type="lastCol">
       <w:rPr>
+        <w:rFonts w:eastAsia="黑体"/>
         <w:b/>
         <w:bCs/>
       </w:rPr>
@@ -6546,6 +6910,7 @@
         <w:spacing w:after="0" w:before="0" w:line="240" w:lineRule="auto"/>
       </w:pPr>
       <w:rPr>
+        <w:rFonts w:eastAsia="黑体"/>
         <w:b/>
         <w:bCs/>
         <w:color w:themeColor="background1" w:val="FFFFFF"/>
@@ -6568,6 +6933,7 @@
         <w:spacing w:after="0" w:before="0" w:line="240" w:lineRule="auto"/>
       </w:pPr>
       <w:rPr>
+        <w:rFonts w:eastAsia="黑体"/>
         <w:b/>
         <w:bCs/>
       </w:rPr>
@@ -6585,12 +6951,14 @@
     </w:tblStylePr>
     <w:tblStylePr w:type="firstCol">
       <w:rPr>
+        <w:rFonts w:eastAsia="黑体"/>
         <w:b/>
         <w:bCs/>
       </w:rPr>
     </w:tblStylePr>
     <w:tblStylePr w:type="lastCol">
       <w:rPr>
+        <w:rFonts w:eastAsia="黑体"/>
         <w:b/>
         <w:bCs/>
       </w:rPr>
@@ -6652,6 +7020,7 @@
         <w:spacing w:after="0" w:before="0" w:line="240" w:lineRule="auto"/>
       </w:pPr>
       <w:rPr>
+        <w:rFonts w:eastAsia="黑体"/>
         <w:b/>
         <w:bCs/>
         <w:color w:themeColor="background1" w:val="FFFFFF"/>
@@ -6674,6 +7043,7 @@
         <w:spacing w:after="0" w:before="0" w:line="240" w:lineRule="auto"/>
       </w:pPr>
       <w:rPr>
+        <w:rFonts w:eastAsia="黑体"/>
         <w:b/>
         <w:bCs/>
       </w:rPr>
@@ -6691,12 +7061,14 @@
     </w:tblStylePr>
     <w:tblStylePr w:type="firstCol">
       <w:rPr>
+        <w:rFonts w:eastAsia="黑体"/>
         <w:b/>
         <w:bCs/>
       </w:rPr>
     </w:tblStylePr>
     <w:tblStylePr w:type="lastCol">
       <w:rPr>
+        <w:rFonts w:eastAsia="黑体"/>
         <w:b/>
         <w:bCs/>
       </w:rPr>
@@ -6758,6 +7130,7 @@
         <w:spacing w:after="0" w:before="0" w:line="240" w:lineRule="auto"/>
       </w:pPr>
       <w:rPr>
+        <w:rFonts w:eastAsia="黑体"/>
         <w:b/>
         <w:bCs/>
         <w:color w:themeColor="background1" w:val="FFFFFF"/>
@@ -6780,6 +7153,7 @@
         <w:spacing w:after="0" w:before="0" w:line="240" w:lineRule="auto"/>
       </w:pPr>
       <w:rPr>
+        <w:rFonts w:eastAsia="黑体"/>
         <w:b/>
         <w:bCs/>
       </w:rPr>
@@ -6797,12 +7171,14 @@
     </w:tblStylePr>
     <w:tblStylePr w:type="firstCol">
       <w:rPr>
+        <w:rFonts w:eastAsia="黑体"/>
         <w:b/>
         <w:bCs/>
       </w:rPr>
     </w:tblStylePr>
     <w:tblStylePr w:type="lastCol">
       <w:rPr>
+        <w:rFonts w:eastAsia="黑体"/>
         <w:b/>
         <w:bCs/>
       </w:rPr>
@@ -6864,6 +7240,7 @@
         <w:spacing w:after="0" w:before="0" w:line="240" w:lineRule="auto"/>
       </w:pPr>
       <w:rPr>
+        <w:rFonts w:eastAsia="黑体"/>
         <w:b/>
         <w:bCs/>
         <w:color w:themeColor="background1" w:val="FFFFFF"/>
@@ -6886,6 +7263,7 @@
         <w:spacing w:after="0" w:before="0" w:line="240" w:lineRule="auto"/>
       </w:pPr>
       <w:rPr>
+        <w:rFonts w:eastAsia="黑体"/>
         <w:b/>
         <w:bCs/>
       </w:rPr>
@@ -6903,12 +7281,14 @@
     </w:tblStylePr>
     <w:tblStylePr w:type="firstCol">
       <w:rPr>
+        <w:rFonts w:eastAsia="黑体"/>
         <w:b/>
         <w:bCs/>
       </w:rPr>
     </w:tblStylePr>
     <w:tblStylePr w:type="lastCol">
       <w:rPr>
+        <w:rFonts w:eastAsia="黑体"/>
         <w:b/>
         <w:bCs/>
       </w:rPr>
@@ -6967,6 +7347,7 @@
         <w:spacing w:after="0" w:before="0" w:line="240" w:lineRule="auto"/>
       </w:pPr>
       <w:rPr>
+        <w:rFonts w:eastAsia="黑体"/>
         <w:b/>
         <w:bCs/>
         <w:color w:themeColor="background1" w:val="FFFFFF"/>
@@ -6989,6 +7370,7 @@
         <w:spacing w:after="0" w:before="0" w:line="240" w:lineRule="auto"/>
       </w:pPr>
       <w:rPr>
+        <w:rFonts w:eastAsia="黑体"/>
         <w:color w:val="auto"/>
       </w:rPr>
       <w:tblPr/>
@@ -7006,6 +7388,7 @@
     </w:tblStylePr>
     <w:tblStylePr w:type="firstCol">
       <w:rPr>
+        <w:rFonts w:eastAsia="黑体"/>
         <w:b/>
         <w:bCs/>
         <w:color w:themeColor="background1" w:val="FFFFFF"/>
@@ -7025,6 +7408,7 @@
     </w:tblStylePr>
     <w:tblStylePr w:type="lastCol">
       <w:rPr>
+        <w:rFonts w:eastAsia="黑体"/>
         <w:b/>
         <w:bCs/>
         <w:color w:themeColor="background1" w:val="FFFFFF"/>
@@ -7073,6 +7457,7 @@
     </w:tblStylePr>
     <w:tblStylePr w:type="nwCell">
       <w:rPr>
+        <w:rFonts w:eastAsia="黑体"/>
         <w:color w:themeColor="background1" w:val="FFFFFF"/>
       </w:rPr>
       <w:tblPr/>
@@ -7116,6 +7501,7 @@
         <w:spacing w:after="0" w:before="0" w:line="240" w:lineRule="auto"/>
       </w:pPr>
       <w:rPr>
+        <w:rFonts w:eastAsia="黑体"/>
         <w:b/>
         <w:bCs/>
         <w:color w:themeColor="background1" w:val="FFFFFF"/>
@@ -7138,6 +7524,7 @@
         <w:spacing w:after="0" w:before="0" w:line="240" w:lineRule="auto"/>
       </w:pPr>
       <w:rPr>
+        <w:rFonts w:eastAsia="黑体"/>
         <w:color w:val="auto"/>
       </w:rPr>
       <w:tblPr/>
@@ -7155,6 +7542,7 @@
     </w:tblStylePr>
     <w:tblStylePr w:type="firstCol">
       <w:rPr>
+        <w:rFonts w:eastAsia="黑体"/>
         <w:b/>
         <w:bCs/>
         <w:color w:themeColor="background1" w:val="FFFFFF"/>
@@ -7174,6 +7562,7 @@
     </w:tblStylePr>
     <w:tblStylePr w:type="lastCol">
       <w:rPr>
+        <w:rFonts w:eastAsia="黑体"/>
         <w:b/>
         <w:bCs/>
         <w:color w:themeColor="background1" w:val="FFFFFF"/>
@@ -7222,6 +7611,7 @@
     </w:tblStylePr>
     <w:tblStylePr w:type="nwCell">
       <w:rPr>
+        <w:rFonts w:eastAsia="黑体"/>
         <w:color w:themeColor="background1" w:val="FFFFFF"/>
       </w:rPr>
       <w:tblPr/>
@@ -7265,6 +7655,7 @@
         <w:spacing w:after="0" w:before="0" w:line="240" w:lineRule="auto"/>
       </w:pPr>
       <w:rPr>
+        <w:rFonts w:eastAsia="黑体"/>
         <w:b/>
         <w:bCs/>
         <w:color w:themeColor="background1" w:val="FFFFFF"/>
@@ -7287,6 +7678,7 @@
         <w:spacing w:after="0" w:before="0" w:line="240" w:lineRule="auto"/>
       </w:pPr>
       <w:rPr>
+        <w:rFonts w:eastAsia="黑体"/>
         <w:color w:val="auto"/>
       </w:rPr>
       <w:tblPr/>
@@ -7304,6 +7696,7 @@
     </w:tblStylePr>
     <w:tblStylePr w:type="firstCol">
       <w:rPr>
+        <w:rFonts w:eastAsia="黑体"/>
         <w:b/>
         <w:bCs/>
         <w:color w:themeColor="background1" w:val="FFFFFF"/>
@@ -7323,6 +7716,7 @@
     </w:tblStylePr>
     <w:tblStylePr w:type="lastCol">
       <w:rPr>
+        <w:rFonts w:eastAsia="黑体"/>
         <w:b/>
         <w:bCs/>
         <w:color w:themeColor="background1" w:val="FFFFFF"/>
@@ -7371,6 +7765,7 @@
     </w:tblStylePr>
     <w:tblStylePr w:type="nwCell">
       <w:rPr>
+        <w:rFonts w:eastAsia="黑体"/>
         <w:color w:themeColor="background1" w:val="FFFFFF"/>
       </w:rPr>
       <w:tblPr/>
@@ -7414,6 +7809,7 @@
         <w:spacing w:after="0" w:before="0" w:line="240" w:lineRule="auto"/>
       </w:pPr>
       <w:rPr>
+        <w:rFonts w:eastAsia="黑体"/>
         <w:b/>
         <w:bCs/>
         <w:color w:themeColor="background1" w:val="FFFFFF"/>
@@ -7436,6 +7832,7 @@
         <w:spacing w:after="0" w:before="0" w:line="240" w:lineRule="auto"/>
       </w:pPr>
       <w:rPr>
+        <w:rFonts w:eastAsia="黑体"/>
         <w:color w:val="auto"/>
       </w:rPr>
       <w:tblPr/>
@@ -7453,6 +7850,7 @@
     </w:tblStylePr>
     <w:tblStylePr w:type="firstCol">
       <w:rPr>
+        <w:rFonts w:eastAsia="黑体"/>
         <w:b/>
         <w:bCs/>
         <w:color w:themeColor="background1" w:val="FFFFFF"/>
@@ -7472,6 +7870,7 @@
     </w:tblStylePr>
     <w:tblStylePr w:type="lastCol">
       <w:rPr>
+        <w:rFonts w:eastAsia="黑体"/>
         <w:b/>
         <w:bCs/>
         <w:color w:themeColor="background1" w:val="FFFFFF"/>
@@ -7520,6 +7919,7 @@
     </w:tblStylePr>
     <w:tblStylePr w:type="nwCell">
       <w:rPr>
+        <w:rFonts w:eastAsia="黑体"/>
         <w:color w:themeColor="background1" w:val="FFFFFF"/>
       </w:rPr>
       <w:tblPr/>
@@ -7563,6 +7963,7 @@
         <w:spacing w:after="0" w:before="0" w:line="240" w:lineRule="auto"/>
       </w:pPr>
       <w:rPr>
+        <w:rFonts w:eastAsia="黑体"/>
         <w:b/>
         <w:bCs/>
         <w:color w:themeColor="background1" w:val="FFFFFF"/>
@@ -7585,6 +7986,7 @@
         <w:spacing w:after="0" w:before="0" w:line="240" w:lineRule="auto"/>
       </w:pPr>
       <w:rPr>
+        <w:rFonts w:eastAsia="黑体"/>
         <w:color w:val="auto"/>
       </w:rPr>
       <w:tblPr/>
@@ -7602,6 +8004,7 @@
     </w:tblStylePr>
     <w:tblStylePr w:type="firstCol">
       <w:rPr>
+        <w:rFonts w:eastAsia="黑体"/>
         <w:b/>
         <w:bCs/>
         <w:color w:themeColor="background1" w:val="FFFFFF"/>
@@ -7621,6 +8024,7 @@
     </w:tblStylePr>
     <w:tblStylePr w:type="lastCol">
       <w:rPr>
+        <w:rFonts w:eastAsia="黑体"/>
         <w:b/>
         <w:bCs/>
         <w:color w:themeColor="background1" w:val="FFFFFF"/>
@@ -7669,6 +8073,7 @@
     </w:tblStylePr>
     <w:tblStylePr w:type="nwCell">
       <w:rPr>
+        <w:rFonts w:eastAsia="黑体"/>
         <w:color w:themeColor="background1" w:val="FFFFFF"/>
       </w:rPr>
       <w:tblPr/>
@@ -7712,6 +8117,7 @@
         <w:spacing w:after="0" w:before="0" w:line="240" w:lineRule="auto"/>
       </w:pPr>
       <w:rPr>
+        <w:rFonts w:eastAsia="黑体"/>
         <w:b/>
         <w:bCs/>
         <w:color w:themeColor="background1" w:val="FFFFFF"/>
@@ -7734,6 +8140,7 @@
         <w:spacing w:after="0" w:before="0" w:line="240" w:lineRule="auto"/>
       </w:pPr>
       <w:rPr>
+        <w:rFonts w:eastAsia="黑体"/>
         <w:color w:val="auto"/>
       </w:rPr>
       <w:tblPr/>
@@ -7751,6 +8158,7 @@
     </w:tblStylePr>
     <w:tblStylePr w:type="firstCol">
       <w:rPr>
+        <w:rFonts w:eastAsia="黑体"/>
         <w:b/>
         <w:bCs/>
         <w:color w:themeColor="background1" w:val="FFFFFF"/>
@@ -7770,6 +8178,7 @@
     </w:tblStylePr>
     <w:tblStylePr w:type="lastCol">
       <w:rPr>
+        <w:rFonts w:eastAsia="黑体"/>
         <w:b/>
         <w:bCs/>
         <w:color w:themeColor="background1" w:val="FFFFFF"/>
@@ -7818,6 +8227,7 @@
     </w:tblStylePr>
     <w:tblStylePr w:type="nwCell">
       <w:rPr>
+        <w:rFonts w:eastAsia="黑体"/>
         <w:color w:themeColor="background1" w:val="FFFFFF"/>
       </w:rPr>
       <w:tblPr/>
@@ -7861,6 +8271,7 @@
         <w:spacing w:after="0" w:before="0" w:line="240" w:lineRule="auto"/>
       </w:pPr>
       <w:rPr>
+        <w:rFonts w:eastAsia="黑体"/>
         <w:b/>
         <w:bCs/>
         <w:color w:themeColor="background1" w:val="FFFFFF"/>
@@ -7883,6 +8294,7 @@
         <w:spacing w:after="0" w:before="0" w:line="240" w:lineRule="auto"/>
       </w:pPr>
       <w:rPr>
+        <w:rFonts w:eastAsia="黑体"/>
         <w:color w:val="auto"/>
       </w:rPr>
       <w:tblPr/>
@@ -7900,6 +8312,7 @@
     </w:tblStylePr>
     <w:tblStylePr w:type="firstCol">
       <w:rPr>
+        <w:rFonts w:eastAsia="黑体"/>
         <w:b/>
         <w:bCs/>
         <w:color w:themeColor="background1" w:val="FFFFFF"/>
@@ -7919,6 +8332,7 @@
     </w:tblStylePr>
     <w:tblStylePr w:type="lastCol">
       <w:rPr>
+        <w:rFonts w:eastAsia="黑体"/>
         <w:b/>
         <w:bCs/>
         <w:color w:themeColor="background1" w:val="FFFFFF"/>
@@ -7967,6 +8381,7 @@
     </w:tblStylePr>
     <w:tblStylePr w:type="nwCell">
       <w:rPr>
+        <w:rFonts w:eastAsia="黑体"/>
         <w:color w:themeColor="background1" w:val="FFFFFF"/>
       </w:rPr>
       <w:tblPr/>
@@ -7991,6 +8406,7 @@
       <w:spacing w:after="0" w:line="240" w:lineRule="auto"/>
     </w:pPr>
     <w:rPr>
+      <w:rFonts w:eastAsia="黑体"/>
       <w:color w:themeColor="text1" w:val="000000"/>
     </w:rPr>
     <w:tblPr>
@@ -8010,7 +8426,7 @@
     </w:tblPr>
     <w:tblStylePr w:type="firstRow">
       <w:rPr>
-        <w:rFonts w:asciiTheme="majorHAnsi" w:cstheme="majorBidi" w:eastAsiaTheme="majorEastAsia" w:hAnsiTheme="majorHAnsi"/>
+        <w:rFonts w:asciiTheme="majorHAnsi" w:cstheme="majorBidi" w:hAnsiTheme="majorHAnsi" w:eastAsia="黑体"/>
       </w:rPr>
       <w:tblPr/>
       <w:tcPr>
@@ -8022,6 +8438,7 @@
     </w:tblStylePr>
     <w:tblStylePr w:type="lastRow">
       <w:rPr>
+        <w:rFonts w:eastAsia="黑体"/>
         <w:b/>
         <w:bCs/>
         <w:color w:themeColor="text2" w:val="1F497D"/>
@@ -8036,12 +8453,14 @@
     </w:tblStylePr>
     <w:tblStylePr w:type="firstCol">
       <w:rPr>
+        <w:rFonts w:eastAsia="黑体"/>
         <w:b/>
         <w:bCs/>
       </w:rPr>
     </w:tblStylePr>
     <w:tblStylePr w:type="lastCol">
       <w:rPr>
+        <w:rFonts w:eastAsia="黑体"/>
         <w:b/>
         <w:bCs/>
       </w:rPr>
@@ -8075,6 +8494,7 @@
       <w:spacing w:after="0" w:line="240" w:lineRule="auto"/>
     </w:pPr>
     <w:rPr>
+      <w:rFonts w:eastAsia="黑体"/>
       <w:color w:themeColor="text1" w:val="000000"/>
     </w:rPr>
     <w:tblPr>
@@ -8094,7 +8514,7 @@
     </w:tblPr>
     <w:tblStylePr w:type="firstRow">
       <w:rPr>
-        <w:rFonts w:asciiTheme="majorHAnsi" w:cstheme="majorBidi" w:eastAsiaTheme="majorEastAsia" w:hAnsiTheme="majorHAnsi"/>
+        <w:rFonts w:asciiTheme="majorHAnsi" w:cstheme="majorBidi" w:hAnsiTheme="majorHAnsi" w:eastAsia="黑体"/>
       </w:rPr>
       <w:tblPr/>
       <w:tcPr>
@@ -8106,6 +8526,7 @@
     </w:tblStylePr>
     <w:tblStylePr w:type="lastRow">
       <w:rPr>
+        <w:rFonts w:eastAsia="黑体"/>
         <w:b/>
         <w:bCs/>
         <w:color w:themeColor="text2" w:val="1F497D"/>
@@ -8120,12 +8541,14 @@
     </w:tblStylePr>
     <w:tblStylePr w:type="firstCol">
       <w:rPr>
+        <w:rFonts w:eastAsia="黑体"/>
         <w:b/>
         <w:bCs/>
       </w:rPr>
     </w:tblStylePr>
     <w:tblStylePr w:type="lastCol">
       <w:rPr>
+        <w:rFonts w:eastAsia="黑体"/>
         <w:b/>
         <w:bCs/>
       </w:rPr>
@@ -8159,6 +8582,7 @@
       <w:spacing w:after="0" w:line="240" w:lineRule="auto"/>
     </w:pPr>
     <w:rPr>
+      <w:rFonts w:eastAsia="黑体"/>
       <w:color w:themeColor="text1" w:val="000000"/>
     </w:rPr>
     <w:tblPr>
@@ -8178,7 +8602,7 @@
     </w:tblPr>
     <w:tblStylePr w:type="firstRow">
       <w:rPr>
-        <w:rFonts w:asciiTheme="majorHAnsi" w:cstheme="majorBidi" w:eastAsiaTheme="majorEastAsia" w:hAnsiTheme="majorHAnsi"/>
+        <w:rFonts w:asciiTheme="majorHAnsi" w:cstheme="majorBidi" w:hAnsiTheme="majorHAnsi" w:eastAsia="黑体"/>
       </w:rPr>
       <w:tblPr/>
       <w:tcPr>
@@ -8190,6 +8614,7 @@
     </w:tblStylePr>
     <w:tblStylePr w:type="lastRow">
       <w:rPr>
+        <w:rFonts w:eastAsia="黑体"/>
         <w:b/>
         <w:bCs/>
         <w:color w:themeColor="text2" w:val="1F497D"/>
@@ -8204,12 +8629,14 @@
     </w:tblStylePr>
     <w:tblStylePr w:type="firstCol">
       <w:rPr>
+        <w:rFonts w:eastAsia="黑体"/>
         <w:b/>
         <w:bCs/>
       </w:rPr>
     </w:tblStylePr>
     <w:tblStylePr w:type="lastCol">
       <w:rPr>
+        <w:rFonts w:eastAsia="黑体"/>
         <w:b/>
         <w:bCs/>
       </w:rPr>
@@ -8243,6 +8670,7 @@
       <w:spacing w:after="0" w:line="240" w:lineRule="auto"/>
     </w:pPr>
     <w:rPr>
+      <w:rFonts w:eastAsia="黑体"/>
       <w:color w:themeColor="text1" w:val="000000"/>
     </w:rPr>
     <w:tblPr>
@@ -8262,7 +8690,7 @@
     </w:tblPr>
     <w:tblStylePr w:type="firstRow">
       <w:rPr>
-        <w:rFonts w:asciiTheme="majorHAnsi" w:cstheme="majorBidi" w:eastAsiaTheme="majorEastAsia" w:hAnsiTheme="majorHAnsi"/>
+        <w:rFonts w:asciiTheme="majorHAnsi" w:cstheme="majorBidi" w:hAnsiTheme="majorHAnsi" w:eastAsia="黑体"/>
       </w:rPr>
       <w:tblPr/>
       <w:tcPr>
@@ -8274,6 +8702,7 @@
     </w:tblStylePr>
     <w:tblStylePr w:type="lastRow">
       <w:rPr>
+        <w:rFonts w:eastAsia="黑体"/>
         <w:b/>
         <w:bCs/>
         <w:color w:themeColor="text2" w:val="1F497D"/>
@@ -8288,12 +8717,14 @@
     </w:tblStylePr>
     <w:tblStylePr w:type="firstCol">
       <w:rPr>
+        <w:rFonts w:eastAsia="黑体"/>
         <w:b/>
         <w:bCs/>
       </w:rPr>
     </w:tblStylePr>
     <w:tblStylePr w:type="lastCol">
       <w:rPr>
+        <w:rFonts w:eastAsia="黑体"/>
         <w:b/>
         <w:bCs/>
       </w:rPr>
@@ -8327,6 +8758,7 @@
       <w:spacing w:after="0" w:line="240" w:lineRule="auto"/>
     </w:pPr>
     <w:rPr>
+      <w:rFonts w:eastAsia="黑体"/>
       <w:color w:themeColor="text1" w:val="000000"/>
     </w:rPr>
     <w:tblPr>
@@ -8346,7 +8778,7 @@
     </w:tblPr>
     <w:tblStylePr w:type="firstRow">
       <w:rPr>
-        <w:rFonts w:asciiTheme="majorHAnsi" w:cstheme="majorBidi" w:eastAsiaTheme="majorEastAsia" w:hAnsiTheme="majorHAnsi"/>
+        <w:rFonts w:asciiTheme="majorHAnsi" w:cstheme="majorBidi" w:hAnsiTheme="majorHAnsi" w:eastAsia="黑体"/>
       </w:rPr>
       <w:tblPr/>
       <w:tcPr>
@@ -8358,6 +8790,7 @@
     </w:tblStylePr>
     <w:tblStylePr w:type="lastRow">
       <w:rPr>
+        <w:rFonts w:eastAsia="黑体"/>
         <w:b/>
         <w:bCs/>
         <w:color w:themeColor="text2" w:val="1F497D"/>
@@ -8372,12 +8805,14 @@
     </w:tblStylePr>
     <w:tblStylePr w:type="firstCol">
       <w:rPr>
+        <w:rFonts w:eastAsia="黑体"/>
         <w:b/>
         <w:bCs/>
       </w:rPr>
     </w:tblStylePr>
     <w:tblStylePr w:type="lastCol">
       <w:rPr>
+        <w:rFonts w:eastAsia="黑体"/>
         <w:b/>
         <w:bCs/>
       </w:rPr>
@@ -8411,6 +8846,7 @@
       <w:spacing w:after="0" w:line="240" w:lineRule="auto"/>
     </w:pPr>
     <w:rPr>
+      <w:rFonts w:eastAsia="黑体"/>
       <w:color w:themeColor="text1" w:val="000000"/>
     </w:rPr>
     <w:tblPr>
@@ -8430,7 +8866,7 @@
     </w:tblPr>
     <w:tblStylePr w:type="firstRow">
       <w:rPr>
-        <w:rFonts w:asciiTheme="majorHAnsi" w:cstheme="majorBidi" w:eastAsiaTheme="majorEastAsia" w:hAnsiTheme="majorHAnsi"/>
+        <w:rFonts w:asciiTheme="majorHAnsi" w:cstheme="majorBidi" w:hAnsiTheme="majorHAnsi" w:eastAsia="黑体"/>
       </w:rPr>
       <w:tblPr/>
       <w:tcPr>
@@ -8442,6 +8878,7 @@
     </w:tblStylePr>
     <w:tblStylePr w:type="lastRow">
       <w:rPr>
+        <w:rFonts w:eastAsia="黑体"/>
         <w:b/>
         <w:bCs/>
         <w:color w:themeColor="text2" w:val="1F497D"/>
@@ -8456,12 +8893,14 @@
     </w:tblStylePr>
     <w:tblStylePr w:type="firstCol">
       <w:rPr>
+        <w:rFonts w:eastAsia="黑体"/>
         <w:b/>
         <w:bCs/>
       </w:rPr>
     </w:tblStylePr>
     <w:tblStylePr w:type="lastCol">
       <w:rPr>
+        <w:rFonts w:eastAsia="黑体"/>
         <w:b/>
         <w:bCs/>
       </w:rPr>
@@ -8495,6 +8934,7 @@
       <w:spacing w:after="0" w:line="240" w:lineRule="auto"/>
     </w:pPr>
     <w:rPr>
+      <w:rFonts w:eastAsia="黑体"/>
       <w:color w:themeColor="text1" w:val="000000"/>
     </w:rPr>
     <w:tblPr>
@@ -8514,7 +8954,7 @@
     </w:tblPr>
     <w:tblStylePr w:type="firstRow">
       <w:rPr>
-        <w:rFonts w:asciiTheme="majorHAnsi" w:cstheme="majorBidi" w:eastAsiaTheme="majorEastAsia" w:hAnsiTheme="majorHAnsi"/>
+        <w:rFonts w:asciiTheme="majorHAnsi" w:cstheme="majorBidi" w:hAnsiTheme="majorHAnsi" w:eastAsia="黑体"/>
       </w:rPr>
       <w:tblPr/>
       <w:tcPr>
@@ -8526,6 +8966,7 @@
     </w:tblStylePr>
     <w:tblStylePr w:type="lastRow">
       <w:rPr>
+        <w:rFonts w:eastAsia="黑体"/>
         <w:b/>
         <w:bCs/>
         <w:color w:themeColor="text2" w:val="1F497D"/>
@@ -8540,12 +8981,14 @@
     </w:tblStylePr>
     <w:tblStylePr w:type="firstCol">
       <w:rPr>
+        <w:rFonts w:eastAsia="黑体"/>
         <w:b/>
         <w:bCs/>
       </w:rPr>
     </w:tblStylePr>
     <w:tblStylePr w:type="lastCol">
       <w:rPr>
+        <w:rFonts w:eastAsia="黑体"/>
         <w:b/>
         <w:bCs/>
       </w:rPr>
@@ -8579,7 +9022,7 @@
       <w:spacing w:after="0" w:line="240" w:lineRule="auto"/>
     </w:pPr>
     <w:rPr>
-      <w:rFonts w:asciiTheme="majorHAnsi" w:cstheme="majorBidi" w:eastAsiaTheme="majorEastAsia" w:hAnsiTheme="majorHAnsi"/>
+      <w:rFonts w:asciiTheme="majorHAnsi" w:cstheme="majorBidi" w:hAnsiTheme="majorHAnsi" w:eastAsia="黑体"/>
       <w:color w:themeColor="text1" w:val="000000"/>
     </w:rPr>
     <w:tblPr>
@@ -8601,6 +9044,7 @@
     </w:tblPr>
     <w:tblStylePr w:type="firstRow">
       <w:rPr>
+        <w:rFonts w:eastAsia="黑体"/>
         <w:sz w:val="24"/>
         <w:szCs w:val="24"/>
       </w:rPr>
@@ -8707,7 +9151,7 @@
       <w:spacing w:after="0" w:line="240" w:lineRule="auto"/>
     </w:pPr>
     <w:rPr>
-      <w:rFonts w:asciiTheme="majorHAnsi" w:cstheme="majorBidi" w:eastAsiaTheme="majorEastAsia" w:hAnsiTheme="majorHAnsi"/>
+      <w:rFonts w:asciiTheme="majorHAnsi" w:cstheme="majorBidi" w:hAnsiTheme="majorHAnsi" w:eastAsia="黑体"/>
       <w:color w:themeColor="text1" w:val="000000"/>
     </w:rPr>
     <w:tblPr>
@@ -8729,6 +9173,7 @@
     </w:tblPr>
     <w:tblStylePr w:type="firstRow">
       <w:rPr>
+        <w:rFonts w:eastAsia="黑体"/>
         <w:sz w:val="24"/>
         <w:szCs w:val="24"/>
       </w:rPr>
@@ -8835,7 +9280,7 @@
       <w:spacing w:after="0" w:line="240" w:lineRule="auto"/>
     </w:pPr>
     <w:rPr>
-      <w:rFonts w:asciiTheme="majorHAnsi" w:cstheme="majorBidi" w:eastAsiaTheme="majorEastAsia" w:hAnsiTheme="majorHAnsi"/>
+      <w:rFonts w:asciiTheme="majorHAnsi" w:cstheme="majorBidi" w:hAnsiTheme="majorHAnsi" w:eastAsia="黑体"/>
       <w:color w:themeColor="text1" w:val="000000"/>
     </w:rPr>
     <w:tblPr>
@@ -8857,6 +9302,7 @@
     </w:tblPr>
     <w:tblStylePr w:type="firstRow">
       <w:rPr>
+        <w:rFonts w:eastAsia="黑体"/>
         <w:sz w:val="24"/>
         <w:szCs w:val="24"/>
       </w:rPr>
@@ -8963,7 +9409,7 @@
       <w:spacing w:after="0" w:line="240" w:lineRule="auto"/>
     </w:pPr>
     <w:rPr>
-      <w:rFonts w:asciiTheme="majorHAnsi" w:cstheme="majorBidi" w:eastAsiaTheme="majorEastAsia" w:hAnsiTheme="majorHAnsi"/>
+      <w:rFonts w:asciiTheme="majorHAnsi" w:cstheme="majorBidi" w:hAnsiTheme="majorHAnsi" w:eastAsia="黑体"/>
       <w:color w:themeColor="text1" w:val="000000"/>
     </w:rPr>
     <w:tblPr>
@@ -8985,6 +9431,7 @@
     </w:tblPr>
     <w:tblStylePr w:type="firstRow">
       <w:rPr>
+        <w:rFonts w:eastAsia="黑体"/>
         <w:sz w:val="24"/>
         <w:szCs w:val="24"/>
       </w:rPr>
@@ -9091,7 +9538,7 @@
       <w:spacing w:after="0" w:line="240" w:lineRule="auto"/>
     </w:pPr>
     <w:rPr>
-      <w:rFonts w:asciiTheme="majorHAnsi" w:cstheme="majorBidi" w:eastAsiaTheme="majorEastAsia" w:hAnsiTheme="majorHAnsi"/>
+      <w:rFonts w:asciiTheme="majorHAnsi" w:cstheme="majorBidi" w:hAnsiTheme="majorHAnsi" w:eastAsia="黑体"/>
       <w:color w:themeColor="text1" w:val="000000"/>
     </w:rPr>
     <w:tblPr>
@@ -9113,6 +9560,7 @@
     </w:tblPr>
     <w:tblStylePr w:type="firstRow">
       <w:rPr>
+        <w:rFonts w:eastAsia="黑体"/>
         <w:sz w:val="24"/>
         <w:szCs w:val="24"/>
       </w:rPr>
@@ -9219,7 +9667,7 @@
       <w:spacing w:after="0" w:line="240" w:lineRule="auto"/>
     </w:pPr>
     <w:rPr>
-      <w:rFonts w:asciiTheme="majorHAnsi" w:cstheme="majorBidi" w:eastAsiaTheme="majorEastAsia" w:hAnsiTheme="majorHAnsi"/>
+      <w:rFonts w:asciiTheme="majorHAnsi" w:cstheme="majorBidi" w:hAnsiTheme="majorHAnsi" w:eastAsia="黑体"/>
       <w:color w:themeColor="text1" w:val="000000"/>
     </w:rPr>
     <w:tblPr>
@@ -9241,6 +9689,7 @@
     </w:tblPr>
     <w:tblStylePr w:type="firstRow">
       <w:rPr>
+        <w:rFonts w:eastAsia="黑体"/>
         <w:sz w:val="24"/>
         <w:szCs w:val="24"/>
       </w:rPr>
@@ -9347,7 +9796,7 @@
       <w:spacing w:after="0" w:line="240" w:lineRule="auto"/>
     </w:pPr>
     <w:rPr>
-      <w:rFonts w:asciiTheme="majorHAnsi" w:cstheme="majorBidi" w:eastAsiaTheme="majorEastAsia" w:hAnsiTheme="majorHAnsi"/>
+      <w:rFonts w:asciiTheme="majorHAnsi" w:cstheme="majorBidi" w:hAnsiTheme="majorHAnsi" w:eastAsia="黑体"/>
       <w:color w:themeColor="text1" w:val="000000"/>
     </w:rPr>
     <w:tblPr>
@@ -9369,6 +9818,7 @@
     </w:tblPr>
     <w:tblStylePr w:type="firstRow">
       <w:rPr>
+        <w:rFonts w:eastAsia="黑体"/>
         <w:sz w:val="24"/>
         <w:szCs w:val="24"/>
       </w:rPr>
@@ -9498,12 +9948,14 @@
     </w:tcPr>
     <w:tblStylePr w:type="firstRow">
       <w:rPr>
+        <w:rFonts w:eastAsia="黑体"/>
         <w:b/>
         <w:bCs/>
       </w:rPr>
     </w:tblStylePr>
     <w:tblStylePr w:type="lastRow">
       <w:rPr>
+        <w:rFonts w:eastAsia="黑体"/>
         <w:b/>
         <w:bCs/>
       </w:rPr>
@@ -9516,12 +9968,14 @@
     </w:tblStylePr>
     <w:tblStylePr w:type="firstCol">
       <w:rPr>
+        <w:rFonts w:eastAsia="黑体"/>
         <w:b/>
         <w:bCs/>
       </w:rPr>
     </w:tblStylePr>
     <w:tblStylePr w:type="lastCol">
       <w:rPr>
+        <w:rFonts w:eastAsia="黑体"/>
         <w:b/>
         <w:bCs/>
       </w:rPr>
@@ -9571,12 +10025,14 @@
     </w:tcPr>
     <w:tblStylePr w:type="firstRow">
       <w:rPr>
+        <w:rFonts w:eastAsia="黑体"/>
         <w:b/>
         <w:bCs/>
       </w:rPr>
     </w:tblStylePr>
     <w:tblStylePr w:type="lastRow">
       <w:rPr>
+        <w:rFonts w:eastAsia="黑体"/>
         <w:b/>
         <w:bCs/>
       </w:rPr>
@@ -9589,12 +10045,14 @@
     </w:tblStylePr>
     <w:tblStylePr w:type="firstCol">
       <w:rPr>
+        <w:rFonts w:eastAsia="黑体"/>
         <w:b/>
         <w:bCs/>
       </w:rPr>
     </w:tblStylePr>
     <w:tblStylePr w:type="lastCol">
       <w:rPr>
+        <w:rFonts w:eastAsia="黑体"/>
         <w:b/>
         <w:bCs/>
       </w:rPr>
@@ -9644,12 +10102,14 @@
     </w:tcPr>
     <w:tblStylePr w:type="firstRow">
       <w:rPr>
+        <w:rFonts w:eastAsia="黑体"/>
         <w:b/>
         <w:bCs/>
       </w:rPr>
     </w:tblStylePr>
     <w:tblStylePr w:type="lastRow">
       <w:rPr>
+        <w:rFonts w:eastAsia="黑体"/>
         <w:b/>
         <w:bCs/>
       </w:rPr>
@@ -9662,12 +10122,14 @@
     </w:tblStylePr>
     <w:tblStylePr w:type="firstCol">
       <w:rPr>
+        <w:rFonts w:eastAsia="黑体"/>
         <w:b/>
         <w:bCs/>
       </w:rPr>
     </w:tblStylePr>
     <w:tblStylePr w:type="lastCol">
       <w:rPr>
+        <w:rFonts w:eastAsia="黑体"/>
         <w:b/>
         <w:bCs/>
       </w:rPr>
@@ -9717,12 +10179,14 @@
     </w:tcPr>
     <w:tblStylePr w:type="firstRow">
       <w:rPr>
+        <w:rFonts w:eastAsia="黑体"/>
         <w:b/>
         <w:bCs/>
       </w:rPr>
     </w:tblStylePr>
     <w:tblStylePr w:type="lastRow">
       <w:rPr>
+        <w:rFonts w:eastAsia="黑体"/>
         <w:b/>
         <w:bCs/>
       </w:rPr>
@@ -9735,12 +10199,14 @@
     </w:tblStylePr>
     <w:tblStylePr w:type="firstCol">
       <w:rPr>
+        <w:rFonts w:eastAsia="黑体"/>
         <w:b/>
         <w:bCs/>
       </w:rPr>
     </w:tblStylePr>
     <w:tblStylePr w:type="lastCol">
       <w:rPr>
+        <w:rFonts w:eastAsia="黑体"/>
         <w:b/>
         <w:bCs/>
       </w:rPr>
@@ -9790,12 +10256,14 @@
     </w:tcPr>
     <w:tblStylePr w:type="firstRow">
       <w:rPr>
+        <w:rFonts w:eastAsia="黑体"/>
         <w:b/>
         <w:bCs/>
       </w:rPr>
     </w:tblStylePr>
     <w:tblStylePr w:type="lastRow">
       <w:rPr>
+        <w:rFonts w:eastAsia="黑体"/>
         <w:b/>
         <w:bCs/>
       </w:rPr>
@@ -9808,12 +10276,14 @@
     </w:tblStylePr>
     <w:tblStylePr w:type="firstCol">
       <w:rPr>
+        <w:rFonts w:eastAsia="黑体"/>
         <w:b/>
         <w:bCs/>
       </w:rPr>
     </w:tblStylePr>
     <w:tblStylePr w:type="lastCol">
       <w:rPr>
+        <w:rFonts w:eastAsia="黑体"/>
         <w:b/>
         <w:bCs/>
       </w:rPr>
@@ -9863,12 +10333,14 @@
     </w:tcPr>
     <w:tblStylePr w:type="firstRow">
       <w:rPr>
+        <w:rFonts w:eastAsia="黑体"/>
         <w:b/>
         <w:bCs/>
       </w:rPr>
     </w:tblStylePr>
     <w:tblStylePr w:type="lastRow">
       <w:rPr>
+        <w:rFonts w:eastAsia="黑体"/>
         <w:b/>
         <w:bCs/>
       </w:rPr>
@@ -9881,12 +10353,14 @@
     </w:tblStylePr>
     <w:tblStylePr w:type="firstCol">
       <w:rPr>
+        <w:rFonts w:eastAsia="黑体"/>
         <w:b/>
         <w:bCs/>
       </w:rPr>
     </w:tblStylePr>
     <w:tblStylePr w:type="lastCol">
       <w:rPr>
+        <w:rFonts w:eastAsia="黑体"/>
         <w:b/>
         <w:bCs/>
       </w:rPr>
@@ -9936,12 +10410,14 @@
     </w:tcPr>
     <w:tblStylePr w:type="firstRow">
       <w:rPr>
+        <w:rFonts w:eastAsia="黑体"/>
         <w:b/>
         <w:bCs/>
       </w:rPr>
     </w:tblStylePr>
     <w:tblStylePr w:type="lastRow">
       <w:rPr>
+        <w:rFonts w:eastAsia="黑体"/>
         <w:b/>
         <w:bCs/>
       </w:rPr>
@@ -9954,12 +10430,14 @@
     </w:tblStylePr>
     <w:tblStylePr w:type="firstCol">
       <w:rPr>
+        <w:rFonts w:eastAsia="黑体"/>
         <w:b/>
         <w:bCs/>
       </w:rPr>
     </w:tblStylePr>
     <w:tblStylePr w:type="lastCol">
       <w:rPr>
+        <w:rFonts w:eastAsia="黑体"/>
         <w:b/>
         <w:bCs/>
       </w:rPr>
@@ -9986,7 +10464,7 @@
       <w:spacing w:after="0" w:line="240" w:lineRule="auto"/>
     </w:pPr>
     <w:rPr>
-      <w:rFonts w:asciiTheme="majorHAnsi" w:cstheme="majorBidi" w:eastAsiaTheme="majorEastAsia" w:hAnsiTheme="majorHAnsi"/>
+      <w:rFonts w:asciiTheme="majorHAnsi" w:cstheme="majorBidi" w:hAnsiTheme="majorHAnsi" w:eastAsia="黑体"/>
       <w:color w:themeColor="text1" w:val="000000"/>
     </w:rPr>
     <w:tblPr>
@@ -10013,6 +10491,7 @@
     </w:tcPr>
     <w:tblStylePr w:type="firstRow">
       <w:rPr>
+        <w:rFonts w:eastAsia="黑体"/>
         <w:b/>
         <w:bCs/>
         <w:color w:themeColor="text1" w:val="000000"/>
@@ -10024,6 +10503,7 @@
     </w:tblStylePr>
     <w:tblStylePr w:type="lastRow">
       <w:rPr>
+        <w:rFonts w:eastAsia="黑体"/>
         <w:b/>
         <w:bCs/>
         <w:color w:themeColor="text1" w:val="000000"/>
@@ -10043,6 +10523,7 @@
     </w:tblStylePr>
     <w:tblStylePr w:type="firstCol">
       <w:rPr>
+        <w:rFonts w:eastAsia="黑体"/>
         <w:b/>
         <w:bCs/>
         <w:color w:themeColor="text1" w:val="000000"/>
@@ -10062,6 +10543,7 @@
     </w:tblStylePr>
     <w:tblStylePr w:type="lastCol">
       <w:rPr>
+        <w:rFonts w:eastAsia="黑体"/>
         <w:b w:val="0"/>
         <w:bCs w:val="0"/>
         <w:color w:themeColor="text1" w:val="000000"/>
@@ -10111,7 +10593,7 @@
       <w:spacing w:after="0" w:line="240" w:lineRule="auto"/>
     </w:pPr>
     <w:rPr>
-      <w:rFonts w:asciiTheme="majorHAnsi" w:cstheme="majorBidi" w:eastAsiaTheme="majorEastAsia" w:hAnsiTheme="majorHAnsi"/>
+      <w:rFonts w:asciiTheme="majorHAnsi" w:cstheme="majorBidi" w:hAnsiTheme="majorHAnsi" w:eastAsia="黑体"/>
       <w:color w:themeColor="text1" w:val="000000"/>
     </w:rPr>
     <w:tblPr>
@@ -10138,6 +10620,7 @@
     </w:tcPr>
     <w:tblStylePr w:type="firstRow">
       <w:rPr>
+        <w:rFonts w:eastAsia="黑体"/>
         <w:b/>
         <w:bCs/>
         <w:color w:themeColor="text1" w:val="000000"/>
@@ -10149,6 +10632,7 @@
     </w:tblStylePr>
     <w:tblStylePr w:type="lastRow">
       <w:rPr>
+        <w:rFonts w:eastAsia="黑体"/>
         <w:b/>
         <w:bCs/>
         <w:color w:themeColor="text1" w:val="000000"/>
@@ -10168,6 +10652,7 @@
     </w:tblStylePr>
     <w:tblStylePr w:type="firstCol">
       <w:rPr>
+        <w:rFonts w:eastAsia="黑体"/>
         <w:b/>
         <w:bCs/>
         <w:color w:themeColor="text1" w:val="000000"/>
@@ -10187,6 +10672,7 @@
     </w:tblStylePr>
     <w:tblStylePr w:type="lastCol">
       <w:rPr>
+        <w:rFonts w:eastAsia="黑体"/>
         <w:b w:val="0"/>
         <w:bCs w:val="0"/>
         <w:color w:themeColor="text1" w:val="000000"/>
@@ -10236,7 +10722,7 @@
       <w:spacing w:after="0" w:line="240" w:lineRule="auto"/>
     </w:pPr>
     <w:rPr>
-      <w:rFonts w:asciiTheme="majorHAnsi" w:cstheme="majorBidi" w:eastAsiaTheme="majorEastAsia" w:hAnsiTheme="majorHAnsi"/>
+      <w:rFonts w:asciiTheme="majorHAnsi" w:cstheme="majorBidi" w:hAnsiTheme="majorHAnsi" w:eastAsia="黑体"/>
       <w:color w:themeColor="text1" w:val="000000"/>
     </w:rPr>
     <w:tblPr>
@@ -10263,6 +10749,7 @@
     </w:tcPr>
     <w:tblStylePr w:type="firstRow">
       <w:rPr>
+        <w:rFonts w:eastAsia="黑体"/>
         <w:b/>
         <w:bCs/>
         <w:color w:themeColor="text1" w:val="000000"/>
@@ -10274,6 +10761,7 @@
     </w:tblStylePr>
     <w:tblStylePr w:type="lastRow">
       <w:rPr>
+        <w:rFonts w:eastAsia="黑体"/>
         <w:b/>
         <w:bCs/>
         <w:color w:themeColor="text1" w:val="000000"/>
@@ -10293,6 +10781,7 @@
     </w:tblStylePr>
     <w:tblStylePr w:type="firstCol">
       <w:rPr>
+        <w:rFonts w:eastAsia="黑体"/>
         <w:b/>
         <w:bCs/>
         <w:color w:themeColor="text1" w:val="000000"/>
@@ -10312,6 +10801,7 @@
     </w:tblStylePr>
     <w:tblStylePr w:type="lastCol">
       <w:rPr>
+        <w:rFonts w:eastAsia="黑体"/>
         <w:b w:val="0"/>
         <w:bCs w:val="0"/>
         <w:color w:themeColor="text1" w:val="000000"/>
@@ -10361,7 +10851,7 @@
       <w:spacing w:after="0" w:line="240" w:lineRule="auto"/>
     </w:pPr>
     <w:rPr>
-      <w:rFonts w:asciiTheme="majorHAnsi" w:cstheme="majorBidi" w:eastAsiaTheme="majorEastAsia" w:hAnsiTheme="majorHAnsi"/>
+      <w:rFonts w:asciiTheme="majorHAnsi" w:cstheme="majorBidi" w:hAnsiTheme="majorHAnsi" w:eastAsia="黑体"/>
       <w:color w:themeColor="text1" w:val="000000"/>
     </w:rPr>
     <w:tblPr>
@@ -10388,6 +10878,7 @@
     </w:tcPr>
     <w:tblStylePr w:type="firstRow">
       <w:rPr>
+        <w:rFonts w:eastAsia="黑体"/>
         <w:b/>
         <w:bCs/>
         <w:color w:themeColor="text1" w:val="000000"/>
@@ -10399,6 +10890,7 @@
     </w:tblStylePr>
     <w:tblStylePr w:type="lastRow">
       <w:rPr>
+        <w:rFonts w:eastAsia="黑体"/>
         <w:b/>
         <w:bCs/>
         <w:color w:themeColor="text1" w:val="000000"/>
@@ -10418,6 +10910,7 @@
     </w:tblStylePr>
     <w:tblStylePr w:type="firstCol">
       <w:rPr>
+        <w:rFonts w:eastAsia="黑体"/>
         <w:b/>
         <w:bCs/>
         <w:color w:themeColor="text1" w:val="000000"/>
@@ -10437,6 +10930,7 @@
     </w:tblStylePr>
     <w:tblStylePr w:type="lastCol">
       <w:rPr>
+        <w:rFonts w:eastAsia="黑体"/>
         <w:b w:val="0"/>
         <w:bCs w:val="0"/>
         <w:color w:themeColor="text1" w:val="000000"/>
@@ -10486,7 +10980,7 @@
       <w:spacing w:after="0" w:line="240" w:lineRule="auto"/>
     </w:pPr>
     <w:rPr>
-      <w:rFonts w:asciiTheme="majorHAnsi" w:cstheme="majorBidi" w:eastAsiaTheme="majorEastAsia" w:hAnsiTheme="majorHAnsi"/>
+      <w:rFonts w:asciiTheme="majorHAnsi" w:cstheme="majorBidi" w:hAnsiTheme="majorHAnsi" w:eastAsia="黑体"/>
       <w:color w:themeColor="text1" w:val="000000"/>
     </w:rPr>
     <w:tblPr>
@@ -10513,6 +11007,7 @@
     </w:tcPr>
     <w:tblStylePr w:type="firstRow">
       <w:rPr>
+        <w:rFonts w:eastAsia="黑体"/>
         <w:b/>
         <w:bCs/>
         <w:color w:themeColor="text1" w:val="000000"/>
@@ -10524,6 +11019,7 @@
     </w:tblStylePr>
     <w:tblStylePr w:type="lastRow">
       <w:rPr>
+        <w:rFonts w:eastAsia="黑体"/>
         <w:b/>
         <w:bCs/>
         <w:color w:themeColor="text1" w:val="000000"/>
@@ -10543,6 +11039,7 @@
     </w:tblStylePr>
     <w:tblStylePr w:type="firstCol">
       <w:rPr>
+        <w:rFonts w:eastAsia="黑体"/>
         <w:b/>
         <w:bCs/>
         <w:color w:themeColor="text1" w:val="000000"/>
@@ -10562,6 +11059,7 @@
     </w:tblStylePr>
     <w:tblStylePr w:type="lastCol">
       <w:rPr>
+        <w:rFonts w:eastAsia="黑体"/>
         <w:b w:val="0"/>
         <w:bCs w:val="0"/>
         <w:color w:themeColor="text1" w:val="000000"/>
@@ -10611,7 +11109,7 @@
       <w:spacing w:after="0" w:line="240" w:lineRule="auto"/>
     </w:pPr>
     <w:rPr>
-      <w:rFonts w:asciiTheme="majorHAnsi" w:cstheme="majorBidi" w:eastAsiaTheme="majorEastAsia" w:hAnsiTheme="majorHAnsi"/>
+      <w:rFonts w:asciiTheme="majorHAnsi" w:cstheme="majorBidi" w:hAnsiTheme="majorHAnsi" w:eastAsia="黑体"/>
       <w:color w:themeColor="text1" w:val="000000"/>
     </w:rPr>
     <w:tblPr>
@@ -10638,6 +11136,7 @@
     </w:tcPr>
     <w:tblStylePr w:type="firstRow">
       <w:rPr>
+        <w:rFonts w:eastAsia="黑体"/>
         <w:b/>
         <w:bCs/>
         <w:color w:themeColor="text1" w:val="000000"/>
@@ -10649,6 +11148,7 @@
     </w:tblStylePr>
     <w:tblStylePr w:type="lastRow">
       <w:rPr>
+        <w:rFonts w:eastAsia="黑体"/>
         <w:b/>
         <w:bCs/>
         <w:color w:themeColor="text1" w:val="000000"/>
@@ -10668,6 +11168,7 @@
     </w:tblStylePr>
     <w:tblStylePr w:type="firstCol">
       <w:rPr>
+        <w:rFonts w:eastAsia="黑体"/>
         <w:b/>
         <w:bCs/>
         <w:color w:themeColor="text1" w:val="000000"/>
@@ -10687,6 +11188,7 @@
     </w:tblStylePr>
     <w:tblStylePr w:type="lastCol">
       <w:rPr>
+        <w:rFonts w:eastAsia="黑体"/>
         <w:b w:val="0"/>
         <w:bCs w:val="0"/>
         <w:color w:themeColor="text1" w:val="000000"/>
@@ -10736,7 +11238,7 @@
       <w:spacing w:after="0" w:line="240" w:lineRule="auto"/>
     </w:pPr>
     <w:rPr>
-      <w:rFonts w:asciiTheme="majorHAnsi" w:cstheme="majorBidi" w:eastAsiaTheme="majorEastAsia" w:hAnsiTheme="majorHAnsi"/>
+      <w:rFonts w:asciiTheme="majorHAnsi" w:cstheme="majorBidi" w:hAnsiTheme="majorHAnsi" w:eastAsia="黑体"/>
       <w:color w:themeColor="text1" w:val="000000"/>
     </w:rPr>
     <w:tblPr>
@@ -10763,6 +11265,7 @@
     </w:tcPr>
     <w:tblStylePr w:type="firstRow">
       <w:rPr>
+        <w:rFonts w:eastAsia="黑体"/>
         <w:b/>
         <w:bCs/>
         <w:color w:themeColor="text1" w:val="000000"/>
@@ -10774,6 +11277,7 @@
     </w:tblStylePr>
     <w:tblStylePr w:type="lastRow">
       <w:rPr>
+        <w:rFonts w:eastAsia="黑体"/>
         <w:b/>
         <w:bCs/>
         <w:color w:themeColor="text1" w:val="000000"/>
@@ -10793,6 +11297,7 @@
     </w:tblStylePr>
     <w:tblStylePr w:type="firstCol">
       <w:rPr>
+        <w:rFonts w:eastAsia="黑体"/>
         <w:b/>
         <w:bCs/>
         <w:color w:themeColor="text1" w:val="000000"/>
@@ -10812,6 +11317,7 @@
     </w:tblStylePr>
     <w:tblStylePr w:type="lastCol">
       <w:rPr>
+        <w:rFonts w:eastAsia="黑体"/>
         <w:b w:val="0"/>
         <w:bCs w:val="0"/>
         <w:color w:themeColor="text1" w:val="000000"/>
@@ -10884,6 +11390,7 @@
     </w:tcPr>
     <w:tblStylePr w:type="firstRow">
       <w:rPr>
+        <w:rFonts w:eastAsia="黑体"/>
         <w:b/>
         <w:bCs/>
         <w:i w:val="0"/>
@@ -10905,6 +11412,7 @@
     </w:tblStylePr>
     <w:tblStylePr w:type="lastRow">
       <w:rPr>
+        <w:rFonts w:eastAsia="黑体"/>
         <w:b/>
         <w:bCs/>
         <w:i w:val="0"/>
@@ -10926,6 +11434,7 @@
     </w:tblStylePr>
     <w:tblStylePr w:type="firstCol">
       <w:rPr>
+        <w:rFonts w:eastAsia="黑体"/>
         <w:b/>
         <w:bCs/>
         <w:i w:val="0"/>
@@ -10945,6 +11454,7 @@
     </w:tblStylePr>
     <w:tblStylePr w:type="lastCol">
       <w:rPr>
+        <w:rFonts w:eastAsia="黑体"/>
         <w:b/>
         <w:bCs/>
         <w:i w:val="0"/>
@@ -11025,6 +11535,7 @@
     </w:tcPr>
     <w:tblStylePr w:type="firstRow">
       <w:rPr>
+        <w:rFonts w:eastAsia="黑体"/>
         <w:b/>
         <w:bCs/>
         <w:i w:val="0"/>
@@ -11046,6 +11557,7 @@
     </w:tblStylePr>
     <w:tblStylePr w:type="lastRow">
       <w:rPr>
+        <w:rFonts w:eastAsia="黑体"/>
         <w:b/>
         <w:bCs/>
         <w:i w:val="0"/>
@@ -11067,6 +11579,7 @@
     </w:tblStylePr>
     <w:tblStylePr w:type="firstCol">
       <w:rPr>
+        <w:rFonts w:eastAsia="黑体"/>
         <w:b/>
         <w:bCs/>
         <w:i w:val="0"/>
@@ -11086,6 +11599,7 @@
     </w:tblStylePr>
     <w:tblStylePr w:type="lastCol">
       <w:rPr>
+        <w:rFonts w:eastAsia="黑体"/>
         <w:b/>
         <w:bCs/>
         <w:i w:val="0"/>
@@ -11166,6 +11680,7 @@
     </w:tcPr>
     <w:tblStylePr w:type="firstRow">
       <w:rPr>
+        <w:rFonts w:eastAsia="黑体"/>
         <w:b/>
         <w:bCs/>
         <w:i w:val="0"/>
@@ -11187,6 +11702,7 @@
     </w:tblStylePr>
     <w:tblStylePr w:type="lastRow">
       <w:rPr>
+        <w:rFonts w:eastAsia="黑体"/>
         <w:b/>
         <w:bCs/>
         <w:i w:val="0"/>
@@ -11208,6 +11724,7 @@
     </w:tblStylePr>
     <w:tblStylePr w:type="firstCol">
       <w:rPr>
+        <w:rFonts w:eastAsia="黑体"/>
         <w:b/>
         <w:bCs/>
         <w:i w:val="0"/>
@@ -11227,6 +11744,7 @@
     </w:tblStylePr>
     <w:tblStylePr w:type="lastCol">
       <w:rPr>
+        <w:rFonts w:eastAsia="黑体"/>
         <w:b/>
         <w:bCs/>
         <w:i w:val="0"/>
@@ -11307,6 +11825,7 @@
     </w:tcPr>
     <w:tblStylePr w:type="firstRow">
       <w:rPr>
+        <w:rFonts w:eastAsia="黑体"/>
         <w:b/>
         <w:bCs/>
         <w:i w:val="0"/>
@@ -11328,6 +11847,7 @@
     </w:tblStylePr>
     <w:tblStylePr w:type="lastRow">
       <w:rPr>
+        <w:rFonts w:eastAsia="黑体"/>
         <w:b/>
         <w:bCs/>
         <w:i w:val="0"/>
@@ -11349,6 +11869,7 @@
     </w:tblStylePr>
     <w:tblStylePr w:type="firstCol">
       <w:rPr>
+        <w:rFonts w:eastAsia="黑体"/>
         <w:b/>
         <w:bCs/>
         <w:i w:val="0"/>
@@ -11368,6 +11889,7 @@
     </w:tblStylePr>
     <w:tblStylePr w:type="lastCol">
       <w:rPr>
+        <w:rFonts w:eastAsia="黑体"/>
         <w:b/>
         <w:bCs/>
         <w:i w:val="0"/>
@@ -11448,6 +11970,7 @@
     </w:tcPr>
     <w:tblStylePr w:type="firstRow">
       <w:rPr>
+        <w:rFonts w:eastAsia="黑体"/>
         <w:b/>
         <w:bCs/>
         <w:i w:val="0"/>
@@ -11469,6 +11992,7 @@
     </w:tblStylePr>
     <w:tblStylePr w:type="lastRow">
       <w:rPr>
+        <w:rFonts w:eastAsia="黑体"/>
         <w:b/>
         <w:bCs/>
         <w:i w:val="0"/>
@@ -11490,6 +12014,7 @@
     </w:tblStylePr>
     <w:tblStylePr w:type="firstCol">
       <w:rPr>
+        <w:rFonts w:eastAsia="黑体"/>
         <w:b/>
         <w:bCs/>
         <w:i w:val="0"/>
@@ -11509,6 +12034,7 @@
     </w:tblStylePr>
     <w:tblStylePr w:type="lastCol">
       <w:rPr>
+        <w:rFonts w:eastAsia="黑体"/>
         <w:b/>
         <w:bCs/>
         <w:i w:val="0"/>
@@ -11589,6 +12115,7 @@
     </w:tcPr>
     <w:tblStylePr w:type="firstRow">
       <w:rPr>
+        <w:rFonts w:eastAsia="黑体"/>
         <w:b/>
         <w:bCs/>
         <w:i w:val="0"/>
@@ -11610,6 +12137,7 @@
     </w:tblStylePr>
     <w:tblStylePr w:type="lastRow">
       <w:rPr>
+        <w:rFonts w:eastAsia="黑体"/>
         <w:b/>
         <w:bCs/>
         <w:i w:val="0"/>
@@ -11631,6 +12159,7 @@
     </w:tblStylePr>
     <w:tblStylePr w:type="firstCol">
       <w:rPr>
+        <w:rFonts w:eastAsia="黑体"/>
         <w:b/>
         <w:bCs/>
         <w:i w:val="0"/>
@@ -11650,6 +12179,7 @@
     </w:tblStylePr>
     <w:tblStylePr w:type="lastCol">
       <w:rPr>
+        <w:rFonts w:eastAsia="黑体"/>
         <w:b/>
         <w:bCs/>
         <w:i w:val="0"/>
@@ -11730,6 +12260,7 @@
     </w:tcPr>
     <w:tblStylePr w:type="firstRow">
       <w:rPr>
+        <w:rFonts w:eastAsia="黑体"/>
         <w:b/>
         <w:bCs/>
         <w:i w:val="0"/>
@@ -11751,6 +12282,7 @@
     </w:tblStylePr>
     <w:tblStylePr w:type="lastRow">
       <w:rPr>
+        <w:rFonts w:eastAsia="黑体"/>
         <w:b/>
         <w:bCs/>
         <w:i w:val="0"/>
@@ -11772,6 +12304,7 @@
     </w:tblStylePr>
     <w:tblStylePr w:type="firstCol">
       <w:rPr>
+        <w:rFonts w:eastAsia="黑体"/>
         <w:b/>
         <w:bCs/>
         <w:i w:val="0"/>
@@ -11791,6 +12324,7 @@
     </w:tblStylePr>
     <w:tblStylePr w:type="lastCol">
       <w:rPr>
+        <w:rFonts w:eastAsia="黑体"/>
         <w:b/>
         <w:bCs/>
         <w:i w:val="0"/>
@@ -11848,6 +12382,7 @@
       <w:spacing w:after="0" w:line="240" w:lineRule="auto"/>
     </w:pPr>
     <w:rPr>
+      <w:rFonts w:eastAsia="黑体"/>
       <w:color w:themeColor="background1" w:val="FFFFFF"/>
     </w:rPr>
     <w:tblPr>
@@ -11866,6 +12401,7 @@
     </w:tcPr>
     <w:tblStylePr w:type="firstRow">
       <w:rPr>
+        <w:rFonts w:eastAsia="黑体"/>
         <w:b/>
         <w:bCs/>
       </w:rPr>
@@ -11962,6 +12498,7 @@
       <w:spacing w:after="0" w:line="240" w:lineRule="auto"/>
     </w:pPr>
     <w:rPr>
+      <w:rFonts w:eastAsia="黑体"/>
       <w:color w:themeColor="background1" w:val="FFFFFF"/>
     </w:rPr>
     <w:tblPr>
@@ -11980,6 +12517,7 @@
     </w:tcPr>
     <w:tblStylePr w:type="firstRow">
       <w:rPr>
+        <w:rFonts w:eastAsia="黑体"/>
         <w:b/>
         <w:bCs/>
       </w:rPr>
@@ -12076,6 +12614,7 @@
       <w:spacing w:after="0" w:line="240" w:lineRule="auto"/>
     </w:pPr>
     <w:rPr>
+      <w:rFonts w:eastAsia="黑体"/>
       <w:color w:themeColor="background1" w:val="FFFFFF"/>
     </w:rPr>
     <w:tblPr>
@@ -12094,6 +12633,7 @@
     </w:tcPr>
     <w:tblStylePr w:type="firstRow">
       <w:rPr>
+        <w:rFonts w:eastAsia="黑体"/>
         <w:b/>
         <w:bCs/>
       </w:rPr>
@@ -12190,6 +12730,7 @@
       <w:spacing w:after="0" w:line="240" w:lineRule="auto"/>
     </w:pPr>
     <w:rPr>
+      <w:rFonts w:eastAsia="黑体"/>
       <w:color w:themeColor="background1" w:val="FFFFFF"/>
     </w:rPr>
     <w:tblPr>
@@ -12208,6 +12749,7 @@
     </w:tcPr>
     <w:tblStylePr w:type="firstRow">
       <w:rPr>
+        <w:rFonts w:eastAsia="黑体"/>
         <w:b/>
         <w:bCs/>
       </w:rPr>
@@ -12304,6 +12846,7 @@
       <w:spacing w:after="0" w:line="240" w:lineRule="auto"/>
     </w:pPr>
     <w:rPr>
+      <w:rFonts w:eastAsia="黑体"/>
       <w:color w:themeColor="background1" w:val="FFFFFF"/>
     </w:rPr>
     <w:tblPr>
@@ -12322,6 +12865,7 @@
     </w:tcPr>
     <w:tblStylePr w:type="firstRow">
       <w:rPr>
+        <w:rFonts w:eastAsia="黑体"/>
         <w:b/>
         <w:bCs/>
       </w:rPr>
@@ -12418,6 +12962,7 @@
       <w:spacing w:after="0" w:line="240" w:lineRule="auto"/>
     </w:pPr>
     <w:rPr>
+      <w:rFonts w:eastAsia="黑体"/>
       <w:color w:themeColor="background1" w:val="FFFFFF"/>
     </w:rPr>
     <w:tblPr>
@@ -12436,6 +12981,7 @@
     </w:tcPr>
     <w:tblStylePr w:type="firstRow">
       <w:rPr>
+        <w:rFonts w:eastAsia="黑体"/>
         <w:b/>
         <w:bCs/>
       </w:rPr>
@@ -12532,6 +13078,7 @@
       <w:spacing w:after="0" w:line="240" w:lineRule="auto"/>
     </w:pPr>
     <w:rPr>
+      <w:rFonts w:eastAsia="黑体"/>
       <w:color w:themeColor="background1" w:val="FFFFFF"/>
     </w:rPr>
     <w:tblPr>
@@ -12550,6 +13097,7 @@
     </w:tcPr>
     <w:tblStylePr w:type="firstRow">
       <w:rPr>
+        <w:rFonts w:eastAsia="黑体"/>
         <w:b/>
         <w:bCs/>
       </w:rPr>
@@ -12646,6 +13194,7 @@
       <w:spacing w:after="0" w:line="240" w:lineRule="auto"/>
     </w:pPr>
     <w:rPr>
+      <w:rFonts w:eastAsia="黑体"/>
       <w:color w:themeColor="text1" w:val="000000"/>
     </w:rPr>
     <w:tblPr>
@@ -12672,6 +13221,7 @@
     </w:tcPr>
     <w:tblStylePr w:type="firstRow">
       <w:rPr>
+        <w:rFonts w:eastAsia="黑体"/>
         <w:b/>
         <w:bCs/>
       </w:rPr>
@@ -12690,6 +13240,7 @@
     </w:tblStylePr>
     <w:tblStylePr w:type="lastRow">
       <w:rPr>
+        <w:rFonts w:eastAsia="黑体"/>
         <w:b/>
         <w:bCs/>
         <w:color w:themeColor="background1" w:val="FFFFFF"/>
@@ -12704,6 +13255,7 @@
     </w:tblStylePr>
     <w:tblStylePr w:type="firstCol">
       <w:rPr>
+        <w:rFonts w:eastAsia="黑体"/>
         <w:color w:themeColor="background1" w:val="FFFFFF"/>
       </w:rPr>
       <w:tblPr/>
@@ -12721,6 +13273,7 @@
     </w:tblStylePr>
     <w:tblStylePr w:type="lastCol">
       <w:rPr>
+        <w:rFonts w:eastAsia="黑体"/>
         <w:color w:themeColor="background1" w:val="FFFFFF"/>
       </w:rPr>
       <w:tblPr/>
@@ -12750,11 +13303,13 @@
     </w:tblStylePr>
     <w:tblStylePr w:type="neCell">
       <w:rPr>
+        <w:rFonts w:eastAsia="黑体"/>
         <w:color w:themeColor="text1" w:val="000000"/>
       </w:rPr>
     </w:tblStylePr>
     <w:tblStylePr w:type="nwCell">
       <w:rPr>
+        <w:rFonts w:eastAsia="黑体"/>
         <w:color w:themeColor="text1" w:val="000000"/>
       </w:rPr>
     </w:tblStylePr>
@@ -12768,6 +13323,7 @@
       <w:spacing w:after="0" w:line="240" w:lineRule="auto"/>
     </w:pPr>
     <w:rPr>
+      <w:rFonts w:eastAsia="黑体"/>
       <w:color w:themeColor="text1" w:val="000000"/>
     </w:rPr>
     <w:tblPr>
@@ -12794,6 +13350,7 @@
     </w:tcPr>
     <w:tblStylePr w:type="firstRow">
       <w:rPr>
+        <w:rFonts w:eastAsia="黑体"/>
         <w:b/>
         <w:bCs/>
       </w:rPr>
@@ -12812,6 +13369,7 @@
     </w:tblStylePr>
     <w:tblStylePr w:type="lastRow">
       <w:rPr>
+        <w:rFonts w:eastAsia="黑体"/>
         <w:b/>
         <w:bCs/>
         <w:color w:themeColor="background1" w:val="FFFFFF"/>
@@ -12826,6 +13384,7 @@
     </w:tblStylePr>
     <w:tblStylePr w:type="firstCol">
       <w:rPr>
+        <w:rFonts w:eastAsia="黑体"/>
         <w:color w:themeColor="background1" w:val="FFFFFF"/>
       </w:rPr>
       <w:tblPr/>
@@ -12843,6 +13402,7 @@
     </w:tblStylePr>
     <w:tblStylePr w:type="lastCol">
       <w:rPr>
+        <w:rFonts w:eastAsia="黑体"/>
         <w:color w:themeColor="background1" w:val="FFFFFF"/>
       </w:rPr>
       <w:tblPr/>
@@ -12872,11 +13432,13 @@
     </w:tblStylePr>
     <w:tblStylePr w:type="neCell">
       <w:rPr>
+        <w:rFonts w:eastAsia="黑体"/>
         <w:color w:themeColor="text1" w:val="000000"/>
       </w:rPr>
     </w:tblStylePr>
     <w:tblStylePr w:type="nwCell">
       <w:rPr>
+        <w:rFonts w:eastAsia="黑体"/>
         <w:color w:themeColor="text1" w:val="000000"/>
       </w:rPr>
     </w:tblStylePr>
@@ -12890,6 +13452,7 @@
       <w:spacing w:after="0" w:line="240" w:lineRule="auto"/>
     </w:pPr>
     <w:rPr>
+      <w:rFonts w:eastAsia="黑体"/>
       <w:color w:themeColor="text1" w:val="000000"/>
     </w:rPr>
     <w:tblPr>
@@ -12916,6 +13479,7 @@
     </w:tcPr>
     <w:tblStylePr w:type="firstRow">
       <w:rPr>
+        <w:rFonts w:eastAsia="黑体"/>
         <w:b/>
         <w:bCs/>
       </w:rPr>
@@ -12934,6 +13498,7 @@
     </w:tblStylePr>
     <w:tblStylePr w:type="lastRow">
       <w:rPr>
+        <w:rFonts w:eastAsia="黑体"/>
         <w:b/>
         <w:bCs/>
         <w:color w:themeColor="background1" w:val="FFFFFF"/>
@@ -12948,6 +13513,7 @@
     </w:tblStylePr>
     <w:tblStylePr w:type="firstCol">
       <w:rPr>
+        <w:rFonts w:eastAsia="黑体"/>
         <w:color w:themeColor="background1" w:val="FFFFFF"/>
       </w:rPr>
       <w:tblPr/>
@@ -12965,6 +13531,7 @@
     </w:tblStylePr>
     <w:tblStylePr w:type="lastCol">
       <w:rPr>
+        <w:rFonts w:eastAsia="黑体"/>
         <w:color w:themeColor="background1" w:val="FFFFFF"/>
       </w:rPr>
       <w:tblPr/>
@@ -12994,11 +13561,13 @@
     </w:tblStylePr>
     <w:tblStylePr w:type="neCell">
       <w:rPr>
+        <w:rFonts w:eastAsia="黑体"/>
         <w:color w:themeColor="text1" w:val="000000"/>
       </w:rPr>
     </w:tblStylePr>
     <w:tblStylePr w:type="nwCell">
       <w:rPr>
+        <w:rFonts w:eastAsia="黑体"/>
         <w:color w:themeColor="text1" w:val="000000"/>
       </w:rPr>
     </w:tblStylePr>
@@ -13012,6 +13581,7 @@
       <w:spacing w:after="0" w:line="240" w:lineRule="auto"/>
     </w:pPr>
     <w:rPr>
+      <w:rFonts w:eastAsia="黑体"/>
       <w:color w:themeColor="text1" w:val="000000"/>
     </w:rPr>
     <w:tblPr>
@@ -13038,6 +13608,7 @@
     </w:tcPr>
     <w:tblStylePr w:type="firstRow">
       <w:rPr>
+        <w:rFonts w:eastAsia="黑体"/>
         <w:b/>
         <w:bCs/>
       </w:rPr>
@@ -13056,6 +13627,7 @@
     </w:tblStylePr>
     <w:tblStylePr w:type="lastRow">
       <w:rPr>
+        <w:rFonts w:eastAsia="黑体"/>
         <w:b/>
         <w:bCs/>
         <w:color w:themeColor="background1" w:val="FFFFFF"/>
@@ -13070,6 +13642,7 @@
     </w:tblStylePr>
     <w:tblStylePr w:type="firstCol">
       <w:rPr>
+        <w:rFonts w:eastAsia="黑体"/>
         <w:color w:themeColor="background1" w:val="FFFFFF"/>
       </w:rPr>
       <w:tblPr/>
@@ -13087,6 +13660,7 @@
     </w:tblStylePr>
     <w:tblStylePr w:type="lastCol">
       <w:rPr>
+        <w:rFonts w:eastAsia="黑体"/>
         <w:color w:themeColor="background1" w:val="FFFFFF"/>
       </w:rPr>
       <w:tblPr/>
@@ -13124,6 +13698,7 @@
       <w:spacing w:after="0" w:line="240" w:lineRule="auto"/>
     </w:pPr>
     <w:rPr>
+      <w:rFonts w:eastAsia="黑体"/>
       <w:color w:themeColor="text1" w:val="000000"/>
     </w:rPr>
     <w:tblPr>
@@ -13150,6 +13725,7 @@
     </w:tcPr>
     <w:tblStylePr w:type="firstRow">
       <w:rPr>
+        <w:rFonts w:eastAsia="黑体"/>
         <w:b/>
         <w:bCs/>
       </w:rPr>
@@ -13168,6 +13744,7 @@
     </w:tblStylePr>
     <w:tblStylePr w:type="lastRow">
       <w:rPr>
+        <w:rFonts w:eastAsia="黑体"/>
         <w:b/>
         <w:bCs/>
         <w:color w:themeColor="background1" w:val="FFFFFF"/>
@@ -13182,6 +13759,7 @@
     </w:tblStylePr>
     <w:tblStylePr w:type="firstCol">
       <w:rPr>
+        <w:rFonts w:eastAsia="黑体"/>
         <w:color w:themeColor="background1" w:val="FFFFFF"/>
       </w:rPr>
       <w:tblPr/>
@@ -13199,6 +13777,7 @@
     </w:tblStylePr>
     <w:tblStylePr w:type="lastCol">
       <w:rPr>
+        <w:rFonts w:eastAsia="黑体"/>
         <w:color w:themeColor="background1" w:val="FFFFFF"/>
       </w:rPr>
       <w:tblPr/>
@@ -13228,11 +13807,13 @@
     </w:tblStylePr>
     <w:tblStylePr w:type="neCell">
       <w:rPr>
+        <w:rFonts w:eastAsia="黑体"/>
         <w:color w:themeColor="text1" w:val="000000"/>
       </w:rPr>
     </w:tblStylePr>
     <w:tblStylePr w:type="nwCell">
       <w:rPr>
+        <w:rFonts w:eastAsia="黑体"/>
         <w:color w:themeColor="text1" w:val="000000"/>
       </w:rPr>
     </w:tblStylePr>
@@ -13246,6 +13827,7 @@
       <w:spacing w:after="0" w:line="240" w:lineRule="auto"/>
     </w:pPr>
     <w:rPr>
+      <w:rFonts w:eastAsia="黑体"/>
       <w:color w:themeColor="text1" w:val="000000"/>
     </w:rPr>
     <w:tblPr>
@@ -13272,6 +13854,7 @@
     </w:tcPr>
     <w:tblStylePr w:type="firstRow">
       <w:rPr>
+        <w:rFonts w:eastAsia="黑体"/>
         <w:b/>
         <w:bCs/>
       </w:rPr>
@@ -13290,6 +13873,7 @@
     </w:tblStylePr>
     <w:tblStylePr w:type="lastRow">
       <w:rPr>
+        <w:rFonts w:eastAsia="黑体"/>
         <w:b/>
         <w:bCs/>
         <w:color w:themeColor="background1" w:val="FFFFFF"/>
@@ -13304,6 +13888,7 @@
     </w:tblStylePr>
     <w:tblStylePr w:type="firstCol">
       <w:rPr>
+        <w:rFonts w:eastAsia="黑体"/>
         <w:color w:themeColor="background1" w:val="FFFFFF"/>
       </w:rPr>
       <w:tblPr/>
@@ -13321,6 +13906,7 @@
     </w:tblStylePr>
     <w:tblStylePr w:type="lastCol">
       <w:rPr>
+        <w:rFonts w:eastAsia="黑体"/>
         <w:color w:themeColor="background1" w:val="FFFFFF"/>
       </w:rPr>
       <w:tblPr/>
@@ -13350,11 +13936,13 @@
     </w:tblStylePr>
     <w:tblStylePr w:type="neCell">
       <w:rPr>
+        <w:rFonts w:eastAsia="黑体"/>
         <w:color w:themeColor="text1" w:val="000000"/>
       </w:rPr>
     </w:tblStylePr>
     <w:tblStylePr w:type="nwCell">
       <w:rPr>
+        <w:rFonts w:eastAsia="黑体"/>
         <w:color w:themeColor="text1" w:val="000000"/>
       </w:rPr>
     </w:tblStylePr>
@@ -13368,6 +13956,7 @@
       <w:spacing w:after="0" w:line="240" w:lineRule="auto"/>
     </w:pPr>
     <w:rPr>
+      <w:rFonts w:eastAsia="黑体"/>
       <w:color w:themeColor="text1" w:val="000000"/>
     </w:rPr>
     <w:tblPr>
@@ -13394,6 +13983,7 @@
     </w:tcPr>
     <w:tblStylePr w:type="firstRow">
       <w:rPr>
+        <w:rFonts w:eastAsia="黑体"/>
         <w:b/>
         <w:bCs/>
       </w:rPr>
@@ -13412,6 +14002,7 @@
     </w:tblStylePr>
     <w:tblStylePr w:type="lastRow">
       <w:rPr>
+        <w:rFonts w:eastAsia="黑体"/>
         <w:b/>
         <w:bCs/>
         <w:color w:themeColor="background1" w:val="FFFFFF"/>
@@ -13426,6 +14017,7 @@
     </w:tblStylePr>
     <w:tblStylePr w:type="firstCol">
       <w:rPr>
+        <w:rFonts w:eastAsia="黑体"/>
         <w:color w:themeColor="background1" w:val="FFFFFF"/>
       </w:rPr>
       <w:tblPr/>
@@ -13443,6 +14035,7 @@
     </w:tblStylePr>
     <w:tblStylePr w:type="lastCol">
       <w:rPr>
+        <w:rFonts w:eastAsia="黑体"/>
         <w:color w:themeColor="background1" w:val="FFFFFF"/>
       </w:rPr>
       <w:tblPr/>
@@ -13472,11 +14065,13 @@
     </w:tblStylePr>
     <w:tblStylePr w:type="neCell">
       <w:rPr>
+        <w:rFonts w:eastAsia="黑体"/>
         <w:color w:themeColor="text1" w:val="000000"/>
       </w:rPr>
     </w:tblStylePr>
     <w:tblStylePr w:type="nwCell">
       <w:rPr>
+        <w:rFonts w:eastAsia="黑体"/>
         <w:color w:themeColor="text1" w:val="000000"/>
       </w:rPr>
     </w:tblStylePr>
@@ -13490,6 +14085,7 @@
       <w:spacing w:after="0" w:line="240" w:lineRule="auto"/>
     </w:pPr>
     <w:rPr>
+      <w:rFonts w:eastAsia="黑体"/>
       <w:color w:themeColor="text1" w:val="000000"/>
     </w:rPr>
     <w:tblPr>
@@ -13508,6 +14104,7 @@
     </w:tcPr>
     <w:tblStylePr w:type="firstRow">
       <w:rPr>
+        <w:rFonts w:eastAsia="黑体"/>
         <w:b/>
         <w:bCs/>
         <w:color w:themeColor="background1" w:val="FFFFFF"/>
@@ -13522,6 +14119,7 @@
     </w:tblStylePr>
     <w:tblStylePr w:type="lastRow">
       <w:rPr>
+        <w:rFonts w:eastAsia="黑体"/>
         <w:b/>
         <w:bCs/>
         <w:color w:themeColor="accent2" w:themeShade="CC" w:val="9E3A38"/>
@@ -13536,12 +14134,14 @@
     </w:tblStylePr>
     <w:tblStylePr w:type="firstCol">
       <w:rPr>
+        <w:rFonts w:eastAsia="黑体"/>
         <w:b/>
         <w:bCs/>
       </w:rPr>
     </w:tblStylePr>
     <w:tblStylePr w:type="lastCol">
       <w:rPr>
+        <w:rFonts w:eastAsia="黑体"/>
         <w:b/>
         <w:bCs/>
       </w:rPr>
@@ -13576,6 +14176,7 @@
       <w:spacing w:after="0" w:line="240" w:lineRule="auto"/>
     </w:pPr>
     <w:rPr>
+      <w:rFonts w:eastAsia="黑体"/>
       <w:color w:themeColor="text1" w:val="000000"/>
     </w:rPr>
     <w:tblPr>
@@ -13594,6 +14195,7 @@
     </w:tcPr>
     <w:tblStylePr w:type="firstRow">
       <w:rPr>
+        <w:rFonts w:eastAsia="黑体"/>
         <w:b/>
         <w:bCs/>
         <w:color w:themeColor="background1" w:val="FFFFFF"/>
@@ -13608,6 +14210,7 @@
     </w:tblStylePr>
     <w:tblStylePr w:type="lastRow">
       <w:rPr>
+        <w:rFonts w:eastAsia="黑体"/>
         <w:b/>
         <w:bCs/>
         <w:color w:themeColor="accent2" w:themeShade="CC" w:val="9E3A38"/>
@@ -13622,12 +14225,14 @@
     </w:tblStylePr>
     <w:tblStylePr w:type="firstCol">
       <w:rPr>
+        <w:rFonts w:eastAsia="黑体"/>
         <w:b/>
         <w:bCs/>
       </w:rPr>
     </w:tblStylePr>
     <w:tblStylePr w:type="lastCol">
       <w:rPr>
+        <w:rFonts w:eastAsia="黑体"/>
         <w:b/>
         <w:bCs/>
       </w:rPr>
@@ -13662,6 +14267,7 @@
       <w:spacing w:after="0" w:line="240" w:lineRule="auto"/>
     </w:pPr>
     <w:rPr>
+      <w:rFonts w:eastAsia="黑体"/>
       <w:color w:themeColor="text1" w:val="000000"/>
     </w:rPr>
     <w:tblPr>
@@ -13680,6 +14286,7 @@
     </w:tcPr>
     <w:tblStylePr w:type="firstRow">
       <w:rPr>
+        <w:rFonts w:eastAsia="黑体"/>
         <w:b/>
         <w:bCs/>
         <w:color w:themeColor="background1" w:val="FFFFFF"/>
@@ -13694,6 +14301,7 @@
     </w:tblStylePr>
     <w:tblStylePr w:type="lastRow">
       <w:rPr>
+        <w:rFonts w:eastAsia="黑体"/>
         <w:b/>
         <w:bCs/>
         <w:color w:themeColor="accent2" w:themeShade="CC" w:val="9E3A38"/>
@@ -13708,12 +14316,14 @@
     </w:tblStylePr>
     <w:tblStylePr w:type="firstCol">
       <w:rPr>
+        <w:rFonts w:eastAsia="黑体"/>
         <w:b/>
         <w:bCs/>
       </w:rPr>
     </w:tblStylePr>
     <w:tblStylePr w:type="lastCol">
       <w:rPr>
+        <w:rFonts w:eastAsia="黑体"/>
         <w:b/>
         <w:bCs/>
       </w:rPr>
@@ -13748,6 +14358,7 @@
       <w:spacing w:after="0" w:line="240" w:lineRule="auto"/>
     </w:pPr>
     <w:rPr>
+      <w:rFonts w:eastAsia="黑体"/>
       <w:color w:themeColor="text1" w:val="000000"/>
     </w:rPr>
     <w:tblPr>
@@ -13766,6 +14377,7 @@
     </w:tcPr>
     <w:tblStylePr w:type="firstRow">
       <w:rPr>
+        <w:rFonts w:eastAsia="黑体"/>
         <w:b/>
         <w:bCs/>
         <w:color w:themeColor="background1" w:val="FFFFFF"/>
@@ -13780,6 +14392,7 @@
     </w:tblStylePr>
     <w:tblStylePr w:type="lastRow">
       <w:rPr>
+        <w:rFonts w:eastAsia="黑体"/>
         <w:b/>
         <w:bCs/>
         <w:color w:themeColor="accent4" w:themeShade="CC" w:val="664E82"/>
@@ -13794,12 +14407,14 @@
     </w:tblStylePr>
     <w:tblStylePr w:type="firstCol">
       <w:rPr>
+        <w:rFonts w:eastAsia="黑体"/>
         <w:b/>
         <w:bCs/>
       </w:rPr>
     </w:tblStylePr>
     <w:tblStylePr w:type="lastCol">
       <w:rPr>
+        <w:rFonts w:eastAsia="黑体"/>
         <w:b/>
         <w:bCs/>
       </w:rPr>
@@ -13834,6 +14449,7 @@
       <w:spacing w:after="0" w:line="240" w:lineRule="auto"/>
     </w:pPr>
     <w:rPr>
+      <w:rFonts w:eastAsia="黑体"/>
       <w:color w:themeColor="text1" w:val="000000"/>
     </w:rPr>
     <w:tblPr>
@@ -13852,6 +14468,7 @@
     </w:tcPr>
     <w:tblStylePr w:type="firstRow">
       <w:rPr>
+        <w:rFonts w:eastAsia="黑体"/>
         <w:b/>
         <w:bCs/>
         <w:color w:themeColor="background1" w:val="FFFFFF"/>
@@ -13866,6 +14483,7 @@
     </w:tblStylePr>
     <w:tblStylePr w:type="lastRow">
       <w:rPr>
+        <w:rFonts w:eastAsia="黑体"/>
         <w:b/>
         <w:bCs/>
         <w:color w:themeColor="accent3" w:themeShade="CC" w:val="7E9C40"/>
@@ -13880,12 +14498,14 @@
     </w:tblStylePr>
     <w:tblStylePr w:type="firstCol">
       <w:rPr>
+        <w:rFonts w:eastAsia="黑体"/>
         <w:b/>
         <w:bCs/>
       </w:rPr>
     </w:tblStylePr>
     <w:tblStylePr w:type="lastCol">
       <w:rPr>
+        <w:rFonts w:eastAsia="黑体"/>
         <w:b/>
         <w:bCs/>
       </w:rPr>
@@ -13920,6 +14540,7 @@
       <w:spacing w:after="0" w:line="240" w:lineRule="auto"/>
     </w:pPr>
     <w:rPr>
+      <w:rFonts w:eastAsia="黑体"/>
       <w:color w:themeColor="text1" w:val="000000"/>
     </w:rPr>
     <w:tblPr>
@@ -13938,6 +14559,7 @@
     </w:tcPr>
     <w:tblStylePr w:type="firstRow">
       <w:rPr>
+        <w:rFonts w:eastAsia="黑体"/>
         <w:b/>
         <w:bCs/>
         <w:color w:themeColor="background1" w:val="FFFFFF"/>
@@ -13952,6 +14574,7 @@
     </w:tblStylePr>
     <w:tblStylePr w:type="lastRow">
       <w:rPr>
+        <w:rFonts w:eastAsia="黑体"/>
         <w:b/>
         <w:bCs/>
         <w:color w:themeColor="accent6" w:themeShade="CC" w:val="F2730A"/>
@@ -13966,12 +14589,14 @@
     </w:tblStylePr>
     <w:tblStylePr w:type="firstCol">
       <w:rPr>
+        <w:rFonts w:eastAsia="黑体"/>
         <w:b/>
         <w:bCs/>
       </w:rPr>
     </w:tblStylePr>
     <w:tblStylePr w:type="lastCol">
       <w:rPr>
+        <w:rFonts w:eastAsia="黑体"/>
         <w:b/>
         <w:bCs/>
       </w:rPr>
@@ -14006,6 +14631,7 @@
       <w:spacing w:after="0" w:line="240" w:lineRule="auto"/>
     </w:pPr>
     <w:rPr>
+      <w:rFonts w:eastAsia="黑体"/>
       <w:color w:themeColor="text1" w:val="000000"/>
     </w:rPr>
     <w:tblPr>
@@ -14024,6 +14650,7 @@
     </w:tcPr>
     <w:tblStylePr w:type="firstRow">
       <w:rPr>
+        <w:rFonts w:eastAsia="黑体"/>
         <w:b/>
         <w:bCs/>
         <w:color w:themeColor="background1" w:val="FFFFFF"/>
@@ -14038,6 +14665,7 @@
     </w:tblStylePr>
     <w:tblStylePr w:type="lastRow">
       <w:rPr>
+        <w:rFonts w:eastAsia="黑体"/>
         <w:b/>
         <w:bCs/>
         <w:color w:themeColor="accent5" w:themeShade="CC" w:val="348DA5"/>
@@ -14052,12 +14680,14 @@
     </w:tblStylePr>
     <w:tblStylePr w:type="firstCol">
       <w:rPr>
+        <w:rFonts w:eastAsia="黑体"/>
         <w:b/>
         <w:bCs/>
       </w:rPr>
     </w:tblStylePr>
     <w:tblStylePr w:type="lastCol">
       <w:rPr>
+        <w:rFonts w:eastAsia="黑体"/>
         <w:b/>
         <w:bCs/>
       </w:rPr>
@@ -14092,6 +14722,7 @@
       <w:spacing w:after="0" w:line="240" w:lineRule="auto"/>
     </w:pPr>
     <w:rPr>
+      <w:rFonts w:eastAsia="黑体"/>
       <w:color w:themeColor="text1" w:val="000000"/>
     </w:rPr>
     <w:tblPr>
@@ -14113,6 +14744,7 @@
     </w:tcPr>
     <w:tblStylePr w:type="firstRow">
       <w:rPr>
+        <w:rFonts w:eastAsia="黑体"/>
         <w:b/>
         <w:bCs/>
       </w:rPr>
@@ -14123,6 +14755,7 @@
     </w:tblStylePr>
     <w:tblStylePr w:type="lastRow">
       <w:rPr>
+        <w:rFonts w:eastAsia="黑体"/>
         <w:b/>
         <w:bCs/>
         <w:color w:themeColor="text1" w:val="000000"/>
@@ -14134,6 +14767,7 @@
     </w:tblStylePr>
     <w:tblStylePr w:type="firstCol">
       <w:rPr>
+        <w:rFonts w:eastAsia="黑体"/>
         <w:color w:themeColor="background1" w:val="FFFFFF"/>
       </w:rPr>
       <w:tblPr/>
@@ -14143,6 +14777,7 @@
     </w:tblStylePr>
     <w:tblStylePr w:type="lastCol">
       <w:rPr>
+        <w:rFonts w:eastAsia="黑体"/>
         <w:color w:themeColor="background1" w:val="FFFFFF"/>
       </w:rPr>
       <w:tblPr/>
@@ -14172,6 +14807,7 @@
       <w:spacing w:after="0" w:line="240" w:lineRule="auto"/>
     </w:pPr>
     <w:rPr>
+      <w:rFonts w:eastAsia="黑体"/>
       <w:color w:themeColor="text1" w:val="000000"/>
     </w:rPr>
     <w:tblPr>
@@ -14193,6 +14829,7 @@
     </w:tcPr>
     <w:tblStylePr w:type="firstRow">
       <w:rPr>
+        <w:rFonts w:eastAsia="黑体"/>
         <w:b/>
         <w:bCs/>
       </w:rPr>
@@ -14203,6 +14840,7 @@
     </w:tblStylePr>
     <w:tblStylePr w:type="lastRow">
       <w:rPr>
+        <w:rFonts w:eastAsia="黑体"/>
         <w:b/>
         <w:bCs/>
         <w:color w:themeColor="text1" w:val="000000"/>
@@ -14214,6 +14852,7 @@
     </w:tblStylePr>
     <w:tblStylePr w:type="firstCol">
       <w:rPr>
+        <w:rFonts w:eastAsia="黑体"/>
         <w:color w:themeColor="background1" w:val="FFFFFF"/>
       </w:rPr>
       <w:tblPr/>
@@ -14223,6 +14862,7 @@
     </w:tblStylePr>
     <w:tblStylePr w:type="lastCol">
       <w:rPr>
+        <w:rFonts w:eastAsia="黑体"/>
         <w:color w:themeColor="background1" w:val="FFFFFF"/>
       </w:rPr>
       <w:tblPr/>
@@ -14252,6 +14892,7 @@
       <w:spacing w:after="0" w:line="240" w:lineRule="auto"/>
     </w:pPr>
     <w:rPr>
+      <w:rFonts w:eastAsia="黑体"/>
       <w:color w:themeColor="text1" w:val="000000"/>
     </w:rPr>
     <w:tblPr>
@@ -14273,6 +14914,7 @@
     </w:tcPr>
     <w:tblStylePr w:type="firstRow">
       <w:rPr>
+        <w:rFonts w:eastAsia="黑体"/>
         <w:b/>
         <w:bCs/>
       </w:rPr>
@@ -14283,6 +14925,7 @@
     </w:tblStylePr>
     <w:tblStylePr w:type="lastRow">
       <w:rPr>
+        <w:rFonts w:eastAsia="黑体"/>
         <w:b/>
         <w:bCs/>
         <w:color w:themeColor="text1" w:val="000000"/>
@@ -14294,6 +14937,7 @@
     </w:tblStylePr>
     <w:tblStylePr w:type="firstCol">
       <w:rPr>
+        <w:rFonts w:eastAsia="黑体"/>
         <w:color w:themeColor="background1" w:val="FFFFFF"/>
       </w:rPr>
       <w:tblPr/>
@@ -14303,6 +14947,7 @@
     </w:tblStylePr>
     <w:tblStylePr w:type="lastCol">
       <w:rPr>
+        <w:rFonts w:eastAsia="黑体"/>
         <w:color w:themeColor="background1" w:val="FFFFFF"/>
       </w:rPr>
       <w:tblPr/>
@@ -14332,6 +14977,7 @@
       <w:spacing w:after="0" w:line="240" w:lineRule="auto"/>
     </w:pPr>
     <w:rPr>
+      <w:rFonts w:eastAsia="黑体"/>
       <w:color w:themeColor="text1" w:val="000000"/>
     </w:rPr>
     <w:tblPr>
@@ -14353,6 +14999,7 @@
     </w:tcPr>
     <w:tblStylePr w:type="firstRow">
       <w:rPr>
+        <w:rFonts w:eastAsia="黑体"/>
         <w:b/>
         <w:bCs/>
       </w:rPr>
@@ -14363,6 +15010,7 @@
     </w:tblStylePr>
     <w:tblStylePr w:type="lastRow">
       <w:rPr>
+        <w:rFonts w:eastAsia="黑体"/>
         <w:b/>
         <w:bCs/>
         <w:color w:themeColor="text1" w:val="000000"/>
@@ -14374,6 +15022,7 @@
     </w:tblStylePr>
     <w:tblStylePr w:type="firstCol">
       <w:rPr>
+        <w:rFonts w:eastAsia="黑体"/>
         <w:color w:themeColor="background1" w:val="FFFFFF"/>
       </w:rPr>
       <w:tblPr/>
@@ -14383,6 +15032,7 @@
     </w:tblStylePr>
     <w:tblStylePr w:type="lastCol">
       <w:rPr>
+        <w:rFonts w:eastAsia="黑体"/>
         <w:color w:themeColor="background1" w:val="FFFFFF"/>
       </w:rPr>
       <w:tblPr/>
@@ -14412,6 +15062,7 @@
       <w:spacing w:after="0" w:line="240" w:lineRule="auto"/>
     </w:pPr>
     <w:rPr>
+      <w:rFonts w:eastAsia="黑体"/>
       <w:color w:themeColor="text1" w:val="000000"/>
     </w:rPr>
     <w:tblPr>
@@ -14433,6 +15084,7 @@
     </w:tcPr>
     <w:tblStylePr w:type="firstRow">
       <w:rPr>
+        <w:rFonts w:eastAsia="黑体"/>
         <w:b/>
         <w:bCs/>
       </w:rPr>
@@ -14443,6 +15095,7 @@
     </w:tblStylePr>
     <w:tblStylePr w:type="lastRow">
       <w:rPr>
+        <w:rFonts w:eastAsia="黑体"/>
         <w:b/>
         <w:bCs/>
         <w:color w:themeColor="text1" w:val="000000"/>
@@ -14454,6 +15107,7 @@
     </w:tblStylePr>
     <w:tblStylePr w:type="firstCol">
       <w:rPr>
+        <w:rFonts w:eastAsia="黑体"/>
         <w:color w:themeColor="background1" w:val="FFFFFF"/>
       </w:rPr>
       <w:tblPr/>
@@ -14463,6 +15117,7 @@
     </w:tblStylePr>
     <w:tblStylePr w:type="lastCol">
       <w:rPr>
+        <w:rFonts w:eastAsia="黑体"/>
         <w:color w:themeColor="background1" w:val="FFFFFF"/>
       </w:rPr>
       <w:tblPr/>
@@ -14492,6 +15147,7 @@
       <w:spacing w:after="0" w:line="240" w:lineRule="auto"/>
     </w:pPr>
     <w:rPr>
+      <w:rFonts w:eastAsia="黑体"/>
       <w:color w:themeColor="text1" w:val="000000"/>
     </w:rPr>
     <w:tblPr>
@@ -14513,6 +15169,7 @@
     </w:tcPr>
     <w:tblStylePr w:type="firstRow">
       <w:rPr>
+        <w:rFonts w:eastAsia="黑体"/>
         <w:b/>
         <w:bCs/>
       </w:rPr>
@@ -14523,6 +15180,7 @@
     </w:tblStylePr>
     <w:tblStylePr w:type="lastRow">
       <w:rPr>
+        <w:rFonts w:eastAsia="黑体"/>
         <w:b/>
         <w:bCs/>
         <w:color w:themeColor="text1" w:val="000000"/>
@@ -14534,6 +15192,7 @@
     </w:tblStylePr>
     <w:tblStylePr w:type="firstCol">
       <w:rPr>
+        <w:rFonts w:eastAsia="黑体"/>
         <w:color w:themeColor="background1" w:val="FFFFFF"/>
       </w:rPr>
       <w:tblPr/>
@@ -14543,6 +15202,7 @@
     </w:tblStylePr>
     <w:tblStylePr w:type="lastCol">
       <w:rPr>
+        <w:rFonts w:eastAsia="黑体"/>
         <w:color w:themeColor="background1" w:val="FFFFFF"/>
       </w:rPr>
       <w:tblPr/>
@@ -14572,6 +15232,7 @@
       <w:spacing w:after="0" w:line="240" w:lineRule="auto"/>
     </w:pPr>
     <w:rPr>
+      <w:rFonts w:eastAsia="黑体"/>
       <w:color w:themeColor="text1" w:val="000000"/>
     </w:rPr>
     <w:tblPr>
@@ -14593,6 +15254,7 @@
     </w:tcPr>
     <w:tblStylePr w:type="firstRow">
       <w:rPr>
+        <w:rFonts w:eastAsia="黑体"/>
         <w:b/>
         <w:bCs/>
       </w:rPr>
@@ -14603,6 +15265,7 @@
     </w:tblStylePr>
     <w:tblStylePr w:type="lastRow">
       <w:rPr>
+        <w:rFonts w:eastAsia="黑体"/>
         <w:b/>
         <w:bCs/>
         <w:color w:themeColor="text1" w:val="000000"/>
@@ -14614,6 +15277,7 @@
     </w:tblStylePr>
     <w:tblStylePr w:type="firstCol">
       <w:rPr>
+        <w:rFonts w:eastAsia="黑体"/>
         <w:color w:themeColor="background1" w:val="FFFFFF"/>
       </w:rPr>
       <w:tblPr/>
@@ -14623,6 +15287,7 @@
     </w:tblStylePr>
     <w:tblStylePr w:type="lastCol">
       <w:rPr>
+        <w:rFonts w:eastAsia="黑体"/>
         <w:color w:themeColor="background1" w:val="FFFFFF"/>
       </w:rPr>
       <w:tblPr/>
@@ -14655,6 +15320,7 @@
     <w:name w:val="KeywordTok"/>
     <w:basedOn w:val="VerbatimChar"/>
     <w:rPr>
+      <w:rFonts w:eastAsia="黑体"/>
       <w:b/>
       <w:color w:val="007020"/>
     </w:rPr>
@@ -14663,6 +15329,7 @@
     <w:name w:val="DataTypeTok"/>
     <w:basedOn w:val="VerbatimChar"/>
     <w:rPr>
+      <w:rFonts w:eastAsia="黑体"/>
       <w:color w:val="902000"/>
     </w:rPr>
   </w:style>
@@ -14670,6 +15337,7 @@
     <w:name w:val="DecValTok"/>
     <w:basedOn w:val="VerbatimChar"/>
     <w:rPr>
+      <w:rFonts w:eastAsia="黑体"/>
       <w:color w:val="40a070"/>
     </w:rPr>
   </w:style>
@@ -14677,6 +15345,7 @@
     <w:name w:val="BaseNTok"/>
     <w:basedOn w:val="VerbatimChar"/>
     <w:rPr>
+      <w:rFonts w:eastAsia="黑体"/>
       <w:color w:val="40a070"/>
     </w:rPr>
   </w:style>
@@ -14684,6 +15353,7 @@
     <w:name w:val="FloatTok"/>
     <w:basedOn w:val="VerbatimChar"/>
     <w:rPr>
+      <w:rFonts w:eastAsia="黑体"/>
       <w:color w:val="40a070"/>
     </w:rPr>
   </w:style>
@@ -14691,6 +15361,7 @@
     <w:name w:val="ConstantTok"/>
     <w:basedOn w:val="VerbatimChar"/>
     <w:rPr>
+      <w:rFonts w:eastAsia="黑体"/>
       <w:color w:val="880000"/>
     </w:rPr>
   </w:style>
@@ -14698,6 +15369,7 @@
     <w:name w:val="CharTok"/>
     <w:basedOn w:val="VerbatimChar"/>
     <w:rPr>
+      <w:rFonts w:eastAsia="黑体"/>
       <w:color w:val="4070a0"/>
     </w:rPr>
   </w:style>
@@ -14705,6 +15377,7 @@
     <w:name w:val="SpecialCharTok"/>
     <w:basedOn w:val="VerbatimChar"/>
     <w:rPr>
+      <w:rFonts w:eastAsia="黑体"/>
       <w:color w:val="4070a0"/>
     </w:rPr>
   </w:style>
@@ -14712,6 +15385,7 @@
     <w:name w:val="StringTok"/>
     <w:basedOn w:val="VerbatimChar"/>
     <w:rPr>
+      <w:rFonts w:eastAsia="黑体"/>
       <w:color w:val="4070a0"/>
     </w:rPr>
   </w:style>
@@ -14719,6 +15393,7 @@
     <w:name w:val="VerbatimStringTok"/>
     <w:basedOn w:val="VerbatimChar"/>
     <w:rPr>
+      <w:rFonts w:eastAsia="黑体"/>
       <w:color w:val="4070a0"/>
     </w:rPr>
   </w:style>
@@ -14726,6 +15401,7 @@
     <w:name w:val="SpecialStringTok"/>
     <w:basedOn w:val="VerbatimChar"/>
     <w:rPr>
+      <w:rFonts w:eastAsia="黑体"/>
       <w:color w:val="bb6688"/>
     </w:rPr>
   </w:style>
@@ -14733,6 +15409,7 @@
     <w:name w:val="ImportTok"/>
     <w:basedOn w:val="VerbatimChar"/>
     <w:rPr>
+      <w:rFonts w:eastAsia="黑体"/>
       <w:b/>
       <w:color w:val="008000"/>
     </w:rPr>
@@ -14741,6 +15418,7 @@
     <w:name w:val="CommentTok"/>
     <w:basedOn w:val="VerbatimChar"/>
     <w:rPr>
+      <w:rFonts w:eastAsia="黑体"/>
       <w:i/>
       <w:color w:val="60a0b0"/>
     </w:rPr>
@@ -14749,6 +15427,7 @@
     <w:name w:val="DocumentationTok"/>
     <w:basedOn w:val="VerbatimChar"/>
     <w:rPr>
+      <w:rFonts w:eastAsia="黑体"/>
       <w:i/>
       <w:color w:val="ba2121"/>
     </w:rPr>
@@ -14757,6 +15436,7 @@
     <w:name w:val="AnnotationTok"/>
     <w:basedOn w:val="VerbatimChar"/>
     <w:rPr>
+      <w:rFonts w:eastAsia="黑体"/>
       <w:b/>
       <w:i/>
       <w:color w:val="60a0b0"/>
@@ -14766,6 +15446,7 @@
     <w:name w:val="CommentVarTok"/>
     <w:basedOn w:val="VerbatimChar"/>
     <w:rPr>
+      <w:rFonts w:eastAsia="黑体"/>
       <w:b/>
       <w:i/>
       <w:color w:val="60a0b0"/>
@@ -14775,6 +15456,7 @@
     <w:name w:val="OtherTok"/>
     <w:basedOn w:val="VerbatimChar"/>
     <w:rPr>
+      <w:rFonts w:eastAsia="黑体"/>
       <w:color w:val="007020"/>
     </w:rPr>
   </w:style>
@@ -14782,6 +15464,7 @@
     <w:name w:val="FunctionTok"/>
     <w:basedOn w:val="VerbatimChar"/>
     <w:rPr>
+      <w:rFonts w:eastAsia="黑体"/>
       <w:color w:val="06287e"/>
     </w:rPr>
   </w:style>
@@ -14789,6 +15472,7 @@
     <w:name w:val="VariableTok"/>
     <w:basedOn w:val="VerbatimChar"/>
     <w:rPr>
+      <w:rFonts w:eastAsia="黑体"/>
       <w:color w:val="19177c"/>
     </w:rPr>
   </w:style>
@@ -14796,6 +15480,7 @@
     <w:name w:val="ControlFlowTok"/>
     <w:basedOn w:val="VerbatimChar"/>
     <w:rPr>
+      <w:rFonts w:eastAsia="黑体"/>
       <w:b/>
       <w:color w:val="007020"/>
     </w:rPr>
@@ -14804,6 +15489,7 @@
     <w:name w:val="OperatorTok"/>
     <w:basedOn w:val="VerbatimChar"/>
     <w:rPr>
+      <w:rFonts w:eastAsia="黑体"/>
       <w:color w:val="666666"/>
     </w:rPr>
   </w:style>
@@ -14811,18 +15497,22 @@
     <w:name w:val="BuiltInTok"/>
     <w:basedOn w:val="VerbatimChar"/>
     <w:rPr>
+      <w:rFonts w:eastAsia="黑体"/>
       <w:color w:val="008000"/>
     </w:rPr>
   </w:style>
   <w:style w:type="character" w:customStyle="1" w:styleId="ExtensionTok">
     <w:name w:val="ExtensionTok"/>
     <w:basedOn w:val="VerbatimChar"/>
-    <w:rPr/>
+    <w:rPr>
+      <w:rFonts w:eastAsia="黑体"/>
+    </w:rPr>
   </w:style>
   <w:style w:type="character" w:customStyle="1" w:styleId="PreprocessorTok">
     <w:name w:val="PreprocessorTok"/>
     <w:basedOn w:val="VerbatimChar"/>
     <w:rPr>
+      <w:rFonts w:eastAsia="黑体"/>
       <w:color w:val="bc7a00"/>
     </w:rPr>
   </w:style>
@@ -14830,18 +15520,22 @@
     <w:name w:val="AttributeTok"/>
     <w:basedOn w:val="VerbatimChar"/>
     <w:rPr>
+      <w:rFonts w:eastAsia="黑体"/>
       <w:color w:val="7d9029"/>
     </w:rPr>
   </w:style>
   <w:style w:type="character" w:customStyle="1" w:styleId="RegionMarkerTok">
     <w:name w:val="RegionMarkerTok"/>
     <w:basedOn w:val="VerbatimChar"/>
-    <w:rPr/>
+    <w:rPr>
+      <w:rFonts w:eastAsia="黑体"/>
+    </w:rPr>
   </w:style>
   <w:style w:type="character" w:customStyle="1" w:styleId="InformationTok">
     <w:name w:val="InformationTok"/>
     <w:basedOn w:val="VerbatimChar"/>
     <w:rPr>
+      <w:rFonts w:eastAsia="黑体"/>
       <w:b/>
       <w:i/>
       <w:color w:val="60a0b0"/>
@@ -14851,6 +15545,7 @@
     <w:name w:val="WarningTok"/>
     <w:basedOn w:val="VerbatimChar"/>
     <w:rPr>
+      <w:rFonts w:eastAsia="黑体"/>
       <w:b/>
       <w:i/>
       <w:color w:val="60a0b0"/>
@@ -14860,6 +15555,7 @@
     <w:name w:val="AlertTok"/>
     <w:basedOn w:val="VerbatimChar"/>
     <w:rPr>
+      <w:rFonts w:eastAsia="黑体"/>
       <w:b/>
       <w:color w:val="ff0000"/>
     </w:rPr>
@@ -14868,6 +15564,7 @@
     <w:name w:val="ErrorTok"/>
     <w:basedOn w:val="VerbatimChar"/>
     <w:rPr>
+      <w:rFonts w:eastAsia="黑体"/>
       <w:b/>
       <w:color w:val="ff0000"/>
     </w:rPr>
@@ -14875,7 +15572,9 @@
   <w:style w:type="character" w:customStyle="1" w:styleId="NormalTok">
     <w:name w:val="NormalTok"/>
     <w:basedOn w:val="VerbatimChar"/>
-    <w:rPr/>
+    <w:rPr>
+      <w:rFonts w:eastAsia="黑体"/>
+    </w:rPr>
   </w:style>
 </w:styles>
 </file>
@@ -14924,12 +15623,12 @@
     <a:fontScheme name="Office">
       <a:majorFont>
         <a:latin typeface="Calibri"/>
-        <a:ea typeface=""/>
+        <a:ea typeface="黑体"/>
         <a:cs typeface=""/>
         <a:font script="Jpan" typeface="ＭＳ ゴシック"/>
         <a:font script="Hang" typeface="맑은 고딕"/>
-        <a:font script="Hans" typeface="宋体"/>
-        <a:font script="Hant" typeface="新細明體"/>
+        <a:font script="Hans" typeface="黑体"/>
+        <a:font script="Hant" typeface="黑体"/>
         <a:font script="Arab" typeface="Times New Roman"/>
         <a:font script="Hebr" typeface="Times New Roman"/>
         <a:font script="Thai" typeface="Angsana New"/>
@@ -14959,12 +15658,12 @@
       </a:majorFont>
       <a:minorFont>
         <a:latin typeface="Cambria"/>
-        <a:ea typeface=""/>
+        <a:ea typeface="黑体"/>
         <a:cs typeface=""/>
         <a:font script="Jpan" typeface="ＭＳ 明朝"/>
         <a:font script="Hang" typeface="맑은 고딕"/>
-        <a:font script="Hans" typeface="宋体"/>
-        <a:font script="Hant" typeface="新細明體"/>
+        <a:font script="Hans" typeface="黑体"/>
+        <a:font script="Hant" typeface="黑体"/>
         <a:font script="Arab" typeface="Arial"/>
         <a:font script="Hebr" typeface="Arial"/>
         <a:font script="Thai" typeface="Cordia New"/>

--- a/01-电源电路/04-电池充放电管理/锂电池充电电路/锂电池充电电路.docx
+++ b/01-电源电路/04-电池充放电管理/锂电池充电电路/锂电池充电电路.docx
@@ -2552,7 +2552,7 @@
           <w:color w:val="555555"/>
           <w:sz w:val="21"/>
         </w:rPr>
-        <w:t>材料收集者：杜文杰，WX手机：19519196569，QQ:3478827729</w:t>
+        <w:t>材料收集者：杜文杰，微信/手机：19519196569，QQ:3478827729</w:t>
       </w:r>
     </w:p>
     <w:sectPr>
